--- a/lab-1/ЛР1.docx
+++ b/lab-1/ЛР1.docx
@@ -1,6 +1,6 @@
 
 <file path=word/document.xml><?xml version="1.0" encoding="utf-8"?>
-<w:document xmlns:wpc="http://schemas.microsoft.com/office/word/2010/wordprocessingCanvas" xmlns:cx="http://schemas.microsoft.com/office/drawing/2014/chartex" xmlns:cx1="http://schemas.microsoft.com/office/drawing/2015/9/8/chartex" xmlns:cx2="http://schemas.microsoft.com/office/drawing/2015/10/21/chartex" xmlns:cx3="http://schemas.microsoft.com/office/drawing/2016/5/9/chartex" xmlns:cx4="http://schemas.microsoft.com/office/drawing/2016/5/10/chartex" xmlns:cx5="http://schemas.microsoft.com/office/drawing/2016/5/11/chartex" xmlns:cx6="http://schemas.microsoft.com/office/drawing/2016/5/12/chartex" xmlns:cx7="http://schemas.microsoft.com/office/drawing/2016/5/13/chartex" xmlns:cx8="http://schemas.microsoft.com/office/drawing/2016/5/14/chartex" xmlns:mc="http://schemas.openxmlformats.org/markup-compatibility/2006" xmlns:aink="http://schemas.microsoft.com/office/drawing/2016/ink" xmlns:am3d="http://schemas.microsoft.com/office/drawing/2017/model3d" xmlns:o="urn:schemas-microsoft-com:office:office" xmlns:oel="http://schemas.microsoft.com/office/2019/extlst" xmlns:r="http://schemas.openxmlformats.org/officeDocument/2006/relationships" xmlns:m="http://schemas.openxmlformats.org/officeDocument/2006/math" xmlns:v="urn:schemas-microsoft-com:vml" xmlns:wp14="http://schemas.microsoft.com/office/word/2010/wordprocessingDrawing" xmlns:wp="http://schemas.openxmlformats.org/drawingml/2006/wordprocessingDrawing" xmlns:w10="urn:schemas-microsoft-com:office:word" xmlns:w="http://schemas.openxmlformats.org/wordprocessingml/2006/main" xmlns:w14="http://schemas.microsoft.com/office/word/2010/wordml" xmlns:w15="http://schemas.microsoft.com/office/word/2012/wordml" xmlns:w16cex="http://schemas.microsoft.com/office/word/2018/wordml/cex" xmlns:w16cid="http://schemas.microsoft.com/office/word/2016/wordml/cid" xmlns:w16="http://schemas.microsoft.com/office/word/2018/wordml" xmlns:w16du="http://schemas.microsoft.com/office/word/2023/wordml/word16du" xmlns:w16sdtdh="http://schemas.microsoft.com/office/word/2020/wordml/sdtdatahash" xmlns:w16se="http://schemas.microsoft.com/office/word/2015/wordml/symex" xmlns:wpg="http://schemas.microsoft.com/office/word/2010/wordprocessingGroup" xmlns:wpi="http://schemas.microsoft.com/office/word/2010/wordprocessingInk" xmlns:wne="http://schemas.microsoft.com/office/word/2006/wordml" xmlns:wps="http://schemas.microsoft.com/office/word/2010/wordprocessingShape" mc:Ignorable="w14 w15 w16se w16cid w16 w16cex w16sdtdh w16du wp14">
+<w:document xmlns:wpc="http://schemas.microsoft.com/office/word/2010/wordprocessingCanvas" xmlns:cx="http://schemas.microsoft.com/office/drawing/2014/chartex" xmlns:cx1="http://schemas.microsoft.com/office/drawing/2015/9/8/chartex" xmlns:cx2="http://schemas.microsoft.com/office/drawing/2015/10/21/chartex" xmlns:cx3="http://schemas.microsoft.com/office/drawing/2016/5/9/chartex" xmlns:cx4="http://schemas.microsoft.com/office/drawing/2016/5/10/chartex" xmlns:cx5="http://schemas.microsoft.com/office/drawing/2016/5/11/chartex" xmlns:cx6="http://schemas.microsoft.com/office/drawing/2016/5/12/chartex" xmlns:cx7="http://schemas.microsoft.com/office/drawing/2016/5/13/chartex" xmlns:cx8="http://schemas.microsoft.com/office/drawing/2016/5/14/chartex" xmlns:mc="http://schemas.openxmlformats.org/markup-compatibility/2006" xmlns:aink="http://schemas.microsoft.com/office/drawing/2016/ink" xmlns:am3d="http://schemas.microsoft.com/office/drawing/2017/model3d" xmlns:o="urn:schemas-microsoft-com:office:office" xmlns:oel="http://schemas.microsoft.com/office/2019/extlst" xmlns:r="http://schemas.openxmlformats.org/officeDocument/2006/relationships" xmlns:m="http://schemas.openxmlformats.org/officeDocument/2006/math" xmlns:v="urn:schemas-microsoft-com:vml" xmlns:wp14="http://schemas.microsoft.com/office/word/2010/wordprocessingDrawing" xmlns:wp="http://schemas.openxmlformats.org/drawingml/2006/wordprocessingDrawing" xmlns:w10="urn:schemas-microsoft-com:office:word" xmlns:w="http://schemas.openxmlformats.org/wordprocessingml/2006/main" xmlns:w14="http://schemas.microsoft.com/office/word/2010/wordml" xmlns:w15="http://schemas.microsoft.com/office/word/2012/wordml" xmlns:w16cex="http://schemas.microsoft.com/office/word/2018/wordml/cex" xmlns:w16cid="http://schemas.microsoft.com/office/word/2016/wordml/cid" xmlns:w16="http://schemas.microsoft.com/office/word/2018/wordml" xmlns:w16du="http://schemas.microsoft.com/office/word/2023/wordml/word16du" xmlns:w16sdtdh="http://schemas.microsoft.com/office/word/2020/wordml/sdtdatahash" xmlns:w16sdtfl="http://schemas.microsoft.com/office/word/2024/wordml/sdtformatlock" xmlns:w16se="http://schemas.microsoft.com/office/word/2015/wordml/symex" xmlns:wpg="http://schemas.microsoft.com/office/word/2010/wordprocessingGroup" xmlns:wpi="http://schemas.microsoft.com/office/word/2010/wordprocessingInk" xmlns:wne="http://schemas.microsoft.com/office/word/2006/wordml" xmlns:wps="http://schemas.microsoft.com/office/word/2010/wordprocessingShape" mc:Ignorable="w14 w15 w16se w16cid w16 w16cex w16sdtdh w16sdtfl w16du wp14">
   <w:body>
     <w:tbl>
       <w:tblPr>
@@ -31,7 +31,7 @@
                 <w:szCs w:val="24"/>
               </w:rPr>
               <w:drawing>
-                <wp:anchor distT="0" distB="0" distL="114300" distR="114300" simplePos="0" relativeHeight="251658240" behindDoc="1" locked="0" layoutInCell="1" allowOverlap="1">
+                <wp:anchor distT="0" distB="0" distL="114300" distR="114300" simplePos="0" relativeHeight="251658240" behindDoc="1" locked="0" layoutInCell="1" allowOverlap="1" wp14:anchorId="3CE95EB5" wp14:editId="5FE326C9">
                   <wp:simplePos x="0" y="0"/>
                   <wp:positionH relativeFrom="column">
                     <wp:posOffset>-13970</wp:posOffset>
@@ -369,32 +369,32 @@
           <w:sz w:val="24"/>
           <w:szCs w:val="24"/>
         </w:rPr>
-        <w:t xml:space="preserve">09.04.01/12 Интеллектуальный анализ больших  </w:t>
-      </w:r>
-    </w:p>
-    <w:p>
-      <w:pPr>
+        <w:t>09.04.01/</w:t>
+      </w:r>
+      <w:r>
         <w:rPr>
           <w:b/>
           <w:sz w:val="24"/>
           <w:szCs w:val="24"/>
         </w:rPr>
-      </w:pPr>
+        <w:t>07 Интеллектуальные системы анализа,</w:t>
+      </w:r>
       <w:r>
         <w:rPr>
           <w:b/>
           <w:sz w:val="24"/>
           <w:szCs w:val="24"/>
         </w:rPr>
-        <w:t xml:space="preserve">                                                                 данных в системах поддержки принятия решений.                 </w:t>
-      </w:r>
-    </w:p>
-    <w:p>
-      <w:pPr>
-        <w:rPr>
-          <w:sz w:val="32"/>
-        </w:rPr>
-      </w:pPr>
+        <w:t xml:space="preserve"> </w:t>
+      </w:r>
+      <w:r>
+        <w:rPr>
+          <w:b/>
+          <w:sz w:val="24"/>
+          <w:szCs w:val="24"/>
+        </w:rPr>
+        <w:t>обработки и интерпретации больших данных</w:t>
+      </w:r>
     </w:p>
     <w:p>
       <w:pPr>
@@ -445,6 +445,7 @@
           <w:caps/>
           <w:spacing w:val="100"/>
           <w:sz w:val="32"/>
+          <w:lang w:val="en-US"/>
         </w:rPr>
       </w:pPr>
       <w:r>
@@ -453,6 +454,14 @@
           <w:sz w:val="28"/>
         </w:rPr>
         <w:t xml:space="preserve">по лабораторной работе № </w:t>
+      </w:r>
+      <w:r>
+        <w:rPr>
+          <w:b/>
+          <w:sz w:val="28"/>
+          <w:lang w:val="en-US"/>
+        </w:rPr>
+        <w:t>1</w:t>
       </w:r>
     </w:p>
     <w:p>
@@ -486,14 +495,7 @@
           <w:bCs/>
           <w:sz w:val="28"/>
         </w:rPr>
-        <w:t>л</w:t>
-      </w:r>
-      <w:r>
-        <w:rPr>
-          <w:bCs/>
-          <w:sz w:val="28"/>
-        </w:rPr>
-        <w:t>окальный вариант распределенной системы</w:t>
+        <w:t>локальный вариант распределенной системы</w:t>
       </w:r>
       <w:r>
         <w:rPr>
@@ -542,14 +544,7 @@
           <w:bCs/>
           <w:sz w:val="28"/>
         </w:rPr>
-        <w:t>и</w:t>
-      </w:r>
-      <w:r>
-        <w:rPr>
-          <w:bCs/>
-          <w:sz w:val="28"/>
-        </w:rPr>
-        <w:t>нформационная безопасность в системах поддержки принятия решений</w:t>
+        <w:t>информационная безопасность в системах поддержки принятия решений</w:t>
       </w:r>
     </w:p>
     <w:p>
@@ -677,8 +672,16 @@
               <w:rPr>
                 <w:sz w:val="28"/>
                 <w:szCs w:val="28"/>
-              </w:rPr>
-              <w:t>3М</w:t>
+                <w:lang w:val="en-US"/>
+              </w:rPr>
+              <w:t>2</w:t>
+            </w:r>
+            <w:r>
+              <w:rPr>
+                <w:sz w:val="28"/>
+                <w:szCs w:val="28"/>
+              </w:rPr>
+              <w:t>М</w:t>
             </w:r>
           </w:p>
         </w:tc>
@@ -723,16 +726,16 @@
                 <w:bottom w:val="single" w:sz="6" w:space="1" w:color="auto"/>
               </w:pBdr>
               <w:rPr>
-                <w:sz w:val="28"/>
-                <w:szCs w:val="28"/>
-              </w:rPr>
-            </w:pPr>
-            <w:r>
-              <w:rPr>
-                <w:sz w:val="28"/>
-                <w:szCs w:val="28"/>
-              </w:rPr>
-              <w:t>С.П. Пантелеев</w:t>
+                <w:sz w:val="24"/>
+                <w:szCs w:val="24"/>
+              </w:rPr>
+            </w:pPr>
+            <w:r>
+              <w:rPr>
+                <w:sz w:val="24"/>
+                <w:szCs w:val="24"/>
+              </w:rPr>
+              <w:t>Д.А. Залимханов</w:t>
             </w:r>
           </w:p>
         </w:tc>
@@ -945,17 +948,8 @@
                 <w:sz w:val="28"/>
                 <w:szCs w:val="28"/>
               </w:rPr>
-              <w:t xml:space="preserve">  М.А. </w:t>
-            </w:r>
-            <w:proofErr w:type="spellStart"/>
-            <w:r>
-              <w:rPr>
-                <w:sz w:val="28"/>
-                <w:szCs w:val="28"/>
-              </w:rPr>
-              <w:t>Миков</w:t>
-            </w:r>
-            <w:proofErr w:type="spellEnd"/>
+              <w:t xml:space="preserve">  М.А. Миков</w:t>
+            </w:r>
           </w:p>
         </w:tc>
       </w:tr>
@@ -1051,6 +1045,22 @@
       <w:pPr>
         <w:rPr>
           <w:sz w:val="24"/>
+          <w:lang w:val="en-US"/>
+        </w:rPr>
+      </w:pPr>
+    </w:p>
+    <w:p>
+      <w:pPr>
+        <w:rPr>
+          <w:sz w:val="24"/>
+          <w:lang w:val="en-US"/>
+        </w:rPr>
+      </w:pPr>
+    </w:p>
+    <w:p>
+      <w:pPr>
+        <w:rPr>
+          <w:sz w:val="24"/>
         </w:rPr>
       </w:pPr>
     </w:p>
@@ -1077,7 +1087,7 @@
         <w:rPr>
           <w:sz w:val="24"/>
         </w:rPr>
-        <w:t>4</w:t>
+        <w:t>5</w:t>
       </w:r>
     </w:p>
     <w:p>
@@ -1104,7 +1114,31 @@
           <w:sz w:val="28"/>
           <w:szCs w:val="22"/>
         </w:rPr>
-        <w:t>Цель работы</w:t>
+        <w:t>Цель работы:</w:t>
+      </w:r>
+      <w:r>
+        <w:rPr>
+          <w:sz w:val="28"/>
+          <w:szCs w:val="22"/>
+        </w:rPr>
+        <w:t xml:space="preserve"> построение локальной распределенной системы</w:t>
+      </w:r>
+    </w:p>
+    <w:p>
+      <w:pPr>
+        <w:spacing w:line="360" w:lineRule="auto"/>
+        <w:jc w:val="both"/>
+        <w:rPr>
+          <w:sz w:val="28"/>
+          <w:szCs w:val="22"/>
+        </w:rPr>
+      </w:pPr>
+      <w:r>
+        <w:rPr>
+          <w:sz w:val="28"/>
+          <w:szCs w:val="22"/>
+        </w:rPr>
+        <w:tab/>
       </w:r>
       <w:r>
         <w:rPr>
@@ -1113,28 +1147,28 @@
           <w:sz w:val="28"/>
           <w:szCs w:val="22"/>
         </w:rPr>
-        <w:t>:</w:t>
-      </w:r>
-      <w:r>
-        <w:rPr>
-          <w:sz w:val="28"/>
-          <w:szCs w:val="22"/>
-        </w:rPr>
-        <w:t xml:space="preserve"> построение </w:t>
-      </w:r>
-      <w:r>
-        <w:rPr>
-          <w:sz w:val="28"/>
-          <w:szCs w:val="22"/>
-        </w:rPr>
-        <w:t xml:space="preserve">локальной </w:t>
-      </w:r>
-      <w:r>
-        <w:rPr>
-          <w:sz w:val="28"/>
-          <w:szCs w:val="22"/>
-        </w:rPr>
-        <w:t>распределенной системы</w:t>
+        <w:t>Введение</w:t>
+      </w:r>
+      <w:r>
+        <w:rPr>
+          <w:sz w:val="28"/>
+          <w:szCs w:val="22"/>
+        </w:rPr>
+        <w:t>: в лабораторной работе необходимо спроектировать локальную распределенную систему, в которой можно наблюдать количество материала на складах, которые</w:t>
+      </w:r>
+      <w:r>
+        <w:rPr>
+          <w:sz w:val="28"/>
+          <w:szCs w:val="22"/>
+        </w:rPr>
+        <w:t xml:space="preserve"> </w:t>
+      </w:r>
+      <w:r>
+        <w:rPr>
+          <w:sz w:val="28"/>
+          <w:szCs w:val="22"/>
+        </w:rPr>
+        <w:t xml:space="preserve">оснащают производство.  </w:t>
       </w:r>
     </w:p>
     <w:p>
@@ -1150,77 +1184,6 @@
         <w:rPr>
           <w:sz w:val="28"/>
           <w:szCs w:val="22"/>
-          <w:lang w:val="en-US"/>
-        </w:rPr>
-        <w:tab/>
-      </w:r>
-      <w:r>
-        <w:rPr>
-          <w:sz w:val="28"/>
-          <w:szCs w:val="22"/>
-        </w:rPr>
-        <w:t xml:space="preserve">Введение: в лабораторной работе необходимо изучить среду разработки </w:t>
-      </w:r>
-      <w:r>
-        <w:rPr>
-          <w:sz w:val="28"/>
-          <w:szCs w:val="22"/>
-          <w:lang w:val="en-US"/>
-        </w:rPr>
-        <w:t>RAD</w:t>
-      </w:r>
-      <w:r>
-        <w:rPr>
-          <w:sz w:val="28"/>
-          <w:szCs w:val="22"/>
-        </w:rPr>
-        <w:t xml:space="preserve"> и базу данных </w:t>
-      </w:r>
-      <w:proofErr w:type="spellStart"/>
-      <w:r>
-        <w:rPr>
-          <w:sz w:val="28"/>
-          <w:szCs w:val="22"/>
-          <w:lang w:val="en-US"/>
-        </w:rPr>
-        <w:t>InnerBase</w:t>
-      </w:r>
-      <w:proofErr w:type="spellEnd"/>
-      <w:r>
-        <w:rPr>
-          <w:sz w:val="28"/>
-          <w:szCs w:val="22"/>
-        </w:rPr>
-        <w:t>, на основе которых спроектировать локальную распределенную систему, в которой можно наблюдать количество материала на складах, которые</w:t>
-      </w:r>
-      <w:r>
-        <w:rPr>
-          <w:sz w:val="28"/>
-          <w:szCs w:val="22"/>
-        </w:rPr>
-        <w:t xml:space="preserve"> </w:t>
-      </w:r>
-      <w:r>
-        <w:rPr>
-          <w:sz w:val="28"/>
-          <w:szCs w:val="22"/>
-        </w:rPr>
-        <w:t xml:space="preserve">оснащают производство.  </w:t>
-      </w:r>
-    </w:p>
-    <w:p>
-      <w:pPr>
-        <w:spacing w:line="360" w:lineRule="auto"/>
-        <w:jc w:val="both"/>
-        <w:rPr>
-          <w:sz w:val="28"/>
-          <w:szCs w:val="22"/>
-        </w:rPr>
-      </w:pPr>
-      <w:r>
-        <w:rPr>
-          <w:sz w:val="28"/>
-          <w:szCs w:val="22"/>
         </w:rPr>
         <w:tab/>
         <w:t>Математическое описание задачи</w:t>
@@ -1250,7 +1213,7 @@
     </w:p>
     <w:p>
       <w:pPr>
-        <w:pStyle w:val="af0"/>
+        <w:pStyle w:val="af1"/>
         <w:numPr>
           <w:ilvl w:val="0"/>
           <w:numId w:val="3"/>
@@ -1312,19 +1275,12 @@
           <w:sz w:val="28"/>
           <w:szCs w:val="22"/>
         </w:rPr>
-        <w:t>–</w:t>
-      </w:r>
-      <w:r>
-        <w:rPr>
-          <w:sz w:val="28"/>
-          <w:szCs w:val="22"/>
-        </w:rPr>
-        <w:t xml:space="preserve"> количество материалов на складе.</w:t>
-      </w:r>
-    </w:p>
-    <w:p>
-      <w:pPr>
-        <w:pStyle w:val="af0"/>
+        <w:t>– количество материалов на складе.</w:t>
+      </w:r>
+    </w:p>
+    <w:p>
+      <w:pPr>
+        <w:pStyle w:val="af1"/>
         <w:numPr>
           <w:ilvl w:val="0"/>
           <w:numId w:val="3"/>
@@ -1380,19 +1336,12 @@
           <w:sz w:val="28"/>
           <w:szCs w:val="22"/>
         </w:rPr>
-        <w:t>–</w:t>
-      </w:r>
-      <w:r>
-        <w:rPr>
-          <w:sz w:val="28"/>
-          <w:szCs w:val="22"/>
-        </w:rPr>
-        <w:t xml:space="preserve"> количество произведенных изделий.</w:t>
-      </w:r>
-    </w:p>
-    <w:p>
-      <w:pPr>
-        <w:pStyle w:val="af0"/>
+        <w:t>– количество произведенных изделий.</w:t>
+      </w:r>
+    </w:p>
+    <w:p>
+      <w:pPr>
+        <w:pStyle w:val="af1"/>
         <w:numPr>
           <w:ilvl w:val="0"/>
           <w:numId w:val="3"/>
@@ -1471,26 +1420,12 @@
           <w:sz w:val="28"/>
           <w:szCs w:val="22"/>
         </w:rPr>
-        <w:t xml:space="preserve"> </w:t>
-      </w:r>
-      <w:r>
-        <w:rPr>
-          <w:sz w:val="28"/>
-          <w:szCs w:val="22"/>
-        </w:rPr>
-        <w:t>–</w:t>
-      </w:r>
-      <w:r>
-        <w:rPr>
-          <w:sz w:val="28"/>
-          <w:szCs w:val="22"/>
-        </w:rPr>
-        <w:t xml:space="preserve"> количество деталей в изделиях.</w:t>
-      </w:r>
-    </w:p>
-    <w:p>
-      <w:pPr>
-        <w:pStyle w:val="af0"/>
+        <w:t xml:space="preserve"> – количество деталей в изделиях.</w:t>
+      </w:r>
+    </w:p>
+    <w:p>
+      <w:pPr>
+        <w:pStyle w:val="af1"/>
         <w:numPr>
           <w:ilvl w:val="0"/>
           <w:numId w:val="3"/>
@@ -1534,19 +1469,12 @@
           <w:sz w:val="28"/>
           <w:szCs w:val="22"/>
         </w:rPr>
-        <w:t>–</w:t>
-      </w:r>
-      <w:r>
-        <w:rPr>
-          <w:sz w:val="28"/>
-          <w:szCs w:val="22"/>
-        </w:rPr>
-        <w:t xml:space="preserve"> нормы расходов материалов на каждую деталь.</w:t>
-      </w:r>
-    </w:p>
-    <w:p>
-      <w:pPr>
-        <w:pStyle w:val="af0"/>
+        <w:t>– нормы расходов материалов на каждую деталь.</w:t>
+      </w:r>
+    </w:p>
+    <w:p>
+      <w:pPr>
+        <w:pStyle w:val="af1"/>
         <w:numPr>
           <w:ilvl w:val="0"/>
           <w:numId w:val="3"/>
@@ -1586,26 +1514,12 @@
           <w:sz w:val="28"/>
           <w:szCs w:val="22"/>
         </w:rPr>
-        <w:t xml:space="preserve"> </w:t>
-      </w:r>
-      <w:r>
-        <w:rPr>
-          <w:sz w:val="28"/>
-          <w:szCs w:val="22"/>
-        </w:rPr>
-        <w:t>–</w:t>
-      </w:r>
-      <w:r>
-        <w:rPr>
-          <w:sz w:val="28"/>
-          <w:szCs w:val="22"/>
-        </w:rPr>
-        <w:t xml:space="preserve"> длительность технологического цикла изделия.</w:t>
-      </w:r>
-    </w:p>
-    <w:p>
-      <w:pPr>
-        <w:pStyle w:val="af0"/>
+        <w:t xml:space="preserve"> – длительность технологического цикла изделия.</w:t>
+      </w:r>
+    </w:p>
+    <w:p>
+      <w:pPr>
+        <w:pStyle w:val="af1"/>
         <w:numPr>
           <w:ilvl w:val="0"/>
           <w:numId w:val="3"/>
@@ -1622,26 +1536,12 @@
           <w:sz w:val="28"/>
           <w:szCs w:val="22"/>
         </w:rPr>
-        <w:t xml:space="preserve">τ </w:t>
-      </w:r>
-      <w:r>
-        <w:rPr>
-          <w:sz w:val="28"/>
-          <w:szCs w:val="22"/>
-        </w:rPr>
-        <w:t>–</w:t>
-      </w:r>
-      <w:r>
-        <w:rPr>
-          <w:sz w:val="28"/>
-          <w:szCs w:val="22"/>
-        </w:rPr>
-        <w:t xml:space="preserve"> время выполнения заказа по каждому материалу.</w:t>
-      </w:r>
-    </w:p>
-    <w:p>
-      <w:pPr>
-        <w:pStyle w:val="af0"/>
+        <w:t>τ – время выполнения заказа по каждому материалу.</w:t>
+      </w:r>
+    </w:p>
+    <w:p>
+      <w:pPr>
+        <w:pStyle w:val="af1"/>
         <w:numPr>
           <w:ilvl w:val="0"/>
           <w:numId w:val="3"/>
@@ -1682,21 +1582,7 @@
           <w:sz w:val="28"/>
           <w:szCs w:val="22"/>
         </w:rPr>
-        <w:t xml:space="preserve"> </w:t>
-      </w:r>
-      <w:r>
-        <w:rPr>
-          <w:sz w:val="28"/>
-          <w:szCs w:val="22"/>
-        </w:rPr>
-        <w:t>–</w:t>
-      </w:r>
-      <w:r>
-        <w:rPr>
-          <w:sz w:val="28"/>
-          <w:szCs w:val="22"/>
-        </w:rPr>
-        <w:t xml:space="preserve"> длительность страхового запаса материалов на складе.</w:t>
+        <w:t xml:space="preserve"> – длительность страхового запаса материалов на складе.</w:t>
       </w:r>
     </w:p>
     <w:p>
@@ -1707,7 +1593,6 @@
         <w:rPr>
           <w:sz w:val="28"/>
           <w:szCs w:val="22"/>
-          <w:lang w:val="en-US"/>
         </w:rPr>
       </w:pPr>
       <w:r>
@@ -1750,7 +1635,6 @@
                 <w:rFonts w:ascii="Cambria Math" w:hAnsi="Cambria Math"/>
                 <w:sz w:val="28"/>
                 <w:szCs w:val="22"/>
-                <w:lang w:val="en-US"/>
               </w:rPr>
               <m:t>=1</m:t>
             </m:r>
@@ -1850,14 +1734,7 @@
           <w:sz w:val="28"/>
           <w:szCs w:val="22"/>
         </w:rPr>
-        <w:t xml:space="preserve">На количество материалов на складе: </w:t>
-      </w:r>
-      <w:r>
-        <w:rPr>
-          <w:sz w:val="28"/>
-          <w:szCs w:val="22"/>
-        </w:rPr>
-        <w:t>М</w:t>
+        <w:t>На количество материалов на складе: М</w:t>
       </w:r>
       <w:r>
         <w:rPr>
@@ -1872,21 +1749,7 @@
           <w:sz w:val="28"/>
           <w:szCs w:val="22"/>
         </w:rPr>
-        <w:t>+</w:t>
-      </w:r>
-      <w:r>
-        <w:rPr>
-          <w:sz w:val="28"/>
-          <w:szCs w:val="22"/>
-        </w:rPr>
-        <w:t xml:space="preserve"> </w:t>
-      </w:r>
-      <w:r>
-        <w:rPr>
-          <w:sz w:val="28"/>
-          <w:szCs w:val="22"/>
-        </w:rPr>
-        <w:t>поставки</w:t>
+        <w:t>+ поставки</w:t>
       </w:r>
       <w:proofErr w:type="spellStart"/>
       <w:r>
@@ -1905,28 +1768,7 @@
           <w:sz w:val="28"/>
           <w:szCs w:val="22"/>
         </w:rPr>
-        <w:t xml:space="preserve"> </w:t>
-      </w:r>
-      <w:r>
-        <w:rPr>
-          <w:sz w:val="28"/>
-          <w:szCs w:val="22"/>
-        </w:rPr>
-        <w:t>−</w:t>
-      </w:r>
-      <w:r>
-        <w:rPr>
-          <w:sz w:val="28"/>
-          <w:szCs w:val="22"/>
-        </w:rPr>
-        <w:t xml:space="preserve"> </w:t>
-      </w:r>
-      <w:r>
-        <w:rPr>
-          <w:sz w:val="28"/>
-          <w:szCs w:val="22"/>
-        </w:rPr>
-        <w:t>расход</w:t>
+        <w:t xml:space="preserve"> − расход</w:t>
       </w:r>
       <w:proofErr w:type="spellStart"/>
       <w:r>
@@ -1945,28 +1787,7 @@
           <w:sz w:val="28"/>
           <w:szCs w:val="22"/>
         </w:rPr>
-        <w:t xml:space="preserve"> </w:t>
-      </w:r>
-      <w:r>
-        <w:rPr>
-          <w:sz w:val="28"/>
-          <w:szCs w:val="22"/>
-        </w:rPr>
-        <w:t>≥</w:t>
-      </w:r>
-      <w:r>
-        <w:rPr>
-          <w:sz w:val="28"/>
-          <w:szCs w:val="22"/>
-        </w:rPr>
-        <w:t xml:space="preserve"> </w:t>
-      </w:r>
-      <w:r>
-        <w:rPr>
-          <w:sz w:val="28"/>
-          <w:szCs w:val="22"/>
-        </w:rPr>
-        <w:t xml:space="preserve">0, где </w:t>
+        <w:t xml:space="preserve"> ≥ 0, где </w:t>
       </w:r>
       <w:proofErr w:type="spellStart"/>
       <w:r>
@@ -2090,15 +1911,7 @@
                 <w:sz w:val="28"/>
                 <w:szCs w:val="22"/>
               </w:rPr>
-              <m:t>j=</m:t>
-            </m:r>
-            <m:r>
-              <w:rPr>
-                <w:rFonts w:ascii="Cambria Math" w:hAnsi="Cambria Math"/>
-                <w:sz w:val="28"/>
-                <w:szCs w:val="22"/>
-              </w:rPr>
-              <m:t>1</m:t>
+              <m:t>j=1</m:t>
             </m:r>
           </m:sub>
           <m:sup>
@@ -2661,7 +2474,7 @@
         </w:rPr>
         <w:lastRenderedPageBreak/>
         <w:drawing>
-          <wp:inline distT="0" distB="0" distL="0" distR="0" wp14:anchorId="5F04E075" wp14:editId="4F90AF06">
+          <wp:inline distT="0" distB="0" distL="0" distR="0" wp14:anchorId="2853CF7A" wp14:editId="324B48B9">
             <wp:extent cx="6299835" cy="2322195"/>
             <wp:effectExtent l="0" t="0" r="5715" b="1905"/>
             <wp:docPr id="503407214" name="Рисунок 1"/>
@@ -2733,7 +2546,6 @@
         <w:rPr>
           <w:sz w:val="28"/>
           <w:szCs w:val="22"/>
-          <w:lang w:val="en-US"/>
         </w:rPr>
         <w:t xml:space="preserve"> </w:t>
       </w:r>
@@ -2747,7 +2559,7 @@
     </w:p>
     <w:p>
       <w:pPr>
-        <w:pStyle w:val="af0"/>
+        <w:pStyle w:val="af1"/>
         <w:numPr>
           <w:ilvl w:val="0"/>
           <w:numId w:val="1"/>
@@ -2767,146 +2579,217 @@
         <w:t>Формирование таблицы деталей</w:t>
       </w:r>
     </w:p>
-    <w:p>
-      <w:pPr>
-        <w:spacing w:line="360" w:lineRule="auto"/>
-        <w:jc w:val="both"/>
-        <w:rPr>
-          <w:rFonts w:ascii="Courier New" w:hAnsi="Courier New" w:cs="Courier New"/>
-          <w:sz w:val="24"/>
-          <w:lang w:val="en-US"/>
-        </w:rPr>
-      </w:pPr>
-      <w:r>
-        <w:rPr>
-          <w:rFonts w:ascii="Courier New" w:hAnsi="Courier New" w:cs="Courier New"/>
-          <w:sz w:val="24"/>
-          <w:lang w:val="en-US"/>
-        </w:rPr>
-        <w:t xml:space="preserve">CREATE TABLE DETALI </w:t>
-      </w:r>
-    </w:p>
-    <w:p>
-      <w:pPr>
-        <w:spacing w:line="360" w:lineRule="auto"/>
-        <w:jc w:val="both"/>
-        <w:rPr>
-          <w:rFonts w:ascii="Courier New" w:hAnsi="Courier New" w:cs="Courier New"/>
-          <w:sz w:val="24"/>
-          <w:lang w:val="en-US"/>
-        </w:rPr>
-      </w:pPr>
-      <w:r>
-        <w:rPr>
-          <w:rFonts w:ascii="Courier New" w:hAnsi="Courier New" w:cs="Courier New"/>
-          <w:sz w:val="24"/>
-          <w:lang w:val="en-US"/>
-        </w:rPr>
-        <w:t>(</w:t>
-      </w:r>
-    </w:p>
-    <w:p>
-      <w:pPr>
-        <w:spacing w:line="360" w:lineRule="auto"/>
-        <w:jc w:val="both"/>
-        <w:rPr>
-          <w:rFonts w:ascii="Courier New" w:hAnsi="Courier New" w:cs="Courier New"/>
-          <w:sz w:val="24"/>
-          <w:lang w:val="en-US"/>
-        </w:rPr>
-      </w:pPr>
-      <w:r>
-        <w:rPr>
-          <w:rFonts w:ascii="Courier New" w:hAnsi="Courier New" w:cs="Courier New"/>
-          <w:sz w:val="24"/>
-          <w:lang w:val="en-US"/>
-        </w:rPr>
-        <w:t xml:space="preserve">        SHIFR_DET  CHAR(2) CHARACTER SET WIN1251 NOT NULL,</w:t>
-      </w:r>
-    </w:p>
-    <w:p>
-      <w:pPr>
-        <w:spacing w:line="360" w:lineRule="auto"/>
-        <w:jc w:val="both"/>
-        <w:rPr>
-          <w:rFonts w:ascii="Courier New" w:hAnsi="Courier New" w:cs="Courier New"/>
-          <w:sz w:val="24"/>
-          <w:lang w:val="en-US"/>
-        </w:rPr>
-      </w:pPr>
-      <w:r>
-        <w:rPr>
-          <w:rFonts w:ascii="Courier New" w:hAnsi="Courier New" w:cs="Courier New"/>
-          <w:sz w:val="24"/>
-          <w:lang w:val="en-US"/>
-        </w:rPr>
-        <w:t xml:space="preserve">        NAZV_DET  CHAR(20) CHARACTER SET WIN1251,</w:t>
-      </w:r>
-    </w:p>
-    <w:p>
-      <w:pPr>
-        <w:spacing w:line="360" w:lineRule="auto"/>
-        <w:jc w:val="both"/>
-        <w:rPr>
-          <w:rFonts w:ascii="Courier New" w:hAnsi="Courier New" w:cs="Courier New"/>
-          <w:sz w:val="24"/>
-          <w:lang w:val="en-US"/>
-        </w:rPr>
-      </w:pPr>
-      <w:r>
-        <w:rPr>
-          <w:rFonts w:ascii="Courier New" w:hAnsi="Courier New" w:cs="Courier New"/>
-          <w:sz w:val="24"/>
-          <w:lang w:val="en-US"/>
-        </w:rPr>
-        <w:t xml:space="preserve">        ED_IZM  CHAR(2) CHARACTER SET WIN1251,</w:t>
-      </w:r>
-    </w:p>
-    <w:p>
-      <w:pPr>
-        <w:spacing w:line="360" w:lineRule="auto"/>
-        <w:jc w:val="both"/>
-        <w:rPr>
-          <w:rFonts w:ascii="Courier New" w:hAnsi="Courier New" w:cs="Courier New"/>
-          <w:sz w:val="24"/>
-        </w:rPr>
-      </w:pPr>
-      <w:r>
-        <w:rPr>
-          <w:rFonts w:ascii="Courier New" w:hAnsi="Courier New" w:cs="Courier New"/>
-          <w:sz w:val="24"/>
-          <w:lang w:val="en-US"/>
-        </w:rPr>
-        <w:t xml:space="preserve"> </w:t>
-      </w:r>
-      <w:r>
-        <w:rPr>
-          <w:rFonts w:ascii="Courier New" w:hAnsi="Courier New" w:cs="Courier New"/>
-          <w:sz w:val="24"/>
-        </w:rPr>
-        <w:t>PRIMARY KEY (SHIFR_DET)</w:t>
-      </w:r>
-    </w:p>
-    <w:p>
-      <w:pPr>
-        <w:spacing w:line="360" w:lineRule="auto"/>
-        <w:jc w:val="both"/>
-        <w:rPr>
-          <w:rFonts w:ascii="Courier New" w:hAnsi="Courier New" w:cs="Courier New"/>
-          <w:sz w:val="24"/>
-        </w:rPr>
-      </w:pPr>
-      <w:r>
-        <w:rPr>
-          <w:rFonts w:ascii="Courier New" w:hAnsi="Courier New" w:cs="Courier New"/>
-          <w:sz w:val="24"/>
-        </w:rPr>
-        <w:t>);</w:t>
-      </w:r>
-    </w:p>
-    <w:p>
-      <w:pPr>
-        <w:pStyle w:val="af0"/>
+    <w:tbl>
+      <w:tblPr>
+        <w:tblStyle w:val="a9"/>
+        <w:tblW w:w="0" w:type="auto"/>
+        <w:tblLook w:val="04A0" w:firstRow="1" w:lastRow="0" w:firstColumn="1" w:lastColumn="0" w:noHBand="0" w:noVBand="1"/>
+      </w:tblPr>
+      <w:tblGrid>
+        <w:gridCol w:w="10137"/>
+      </w:tblGrid>
+      <w:tr>
+        <w:tc>
+          <w:tcPr>
+            <w:tcW w:w="10137" w:type="dxa"/>
+          </w:tcPr>
+          <w:p>
+            <w:pPr>
+              <w:spacing w:line="360" w:lineRule="auto"/>
+              <w:jc w:val="both"/>
+              <w:rPr>
+                <w:rFonts w:ascii="Courier New" w:hAnsi="Courier New" w:cs="Courier New"/>
+                <w:sz w:val="24"/>
+                <w:lang w:val="en-US"/>
+              </w:rPr>
+            </w:pPr>
+            <w:r>
+              <w:rPr>
+                <w:rFonts w:ascii="Courier New" w:hAnsi="Courier New" w:cs="Courier New"/>
+                <w:sz w:val="24"/>
+                <w:lang w:val="en-US"/>
+              </w:rPr>
+              <w:t xml:space="preserve">CREATE TABLE DETALI </w:t>
+            </w:r>
+          </w:p>
+          <w:p>
+            <w:pPr>
+              <w:spacing w:line="360" w:lineRule="auto"/>
+              <w:jc w:val="both"/>
+              <w:rPr>
+                <w:rFonts w:ascii="Courier New" w:hAnsi="Courier New" w:cs="Courier New"/>
+                <w:sz w:val="24"/>
+                <w:lang w:val="en-US"/>
+              </w:rPr>
+            </w:pPr>
+            <w:r>
+              <w:rPr>
+                <w:rFonts w:ascii="Courier New" w:hAnsi="Courier New" w:cs="Courier New"/>
+                <w:sz w:val="24"/>
+                <w:lang w:val="en-US"/>
+              </w:rPr>
+              <w:t>(</w:t>
+            </w:r>
+          </w:p>
+          <w:p>
+            <w:pPr>
+              <w:spacing w:line="360" w:lineRule="auto"/>
+              <w:jc w:val="both"/>
+              <w:rPr>
+                <w:rFonts w:ascii="Courier New" w:hAnsi="Courier New" w:cs="Courier New"/>
+                <w:sz w:val="24"/>
+                <w:lang w:val="en-US"/>
+              </w:rPr>
+            </w:pPr>
+            <w:r>
+              <w:rPr>
+                <w:rFonts w:ascii="Courier New" w:hAnsi="Courier New" w:cs="Courier New"/>
+                <w:sz w:val="24"/>
+                <w:lang w:val="en-US"/>
+              </w:rPr>
+              <w:t xml:space="preserve">        SHIFR_</w:t>
+            </w:r>
+            <w:proofErr w:type="gramStart"/>
+            <w:r>
+              <w:rPr>
+                <w:rFonts w:ascii="Courier New" w:hAnsi="Courier New" w:cs="Courier New"/>
+                <w:sz w:val="24"/>
+                <w:lang w:val="en-US"/>
+              </w:rPr>
+              <w:t>DET  CHAR</w:t>
+            </w:r>
+            <w:proofErr w:type="gramEnd"/>
+            <w:r>
+              <w:rPr>
+                <w:rFonts w:ascii="Courier New" w:hAnsi="Courier New" w:cs="Courier New"/>
+                <w:sz w:val="24"/>
+                <w:lang w:val="en-US"/>
+              </w:rPr>
+              <w:t>(2) CHARACTER SET WIN1251 NOT NULL,</w:t>
+            </w:r>
+          </w:p>
+          <w:p>
+            <w:pPr>
+              <w:spacing w:line="360" w:lineRule="auto"/>
+              <w:jc w:val="both"/>
+              <w:rPr>
+                <w:rFonts w:ascii="Courier New" w:hAnsi="Courier New" w:cs="Courier New"/>
+                <w:sz w:val="24"/>
+                <w:lang w:val="en-US"/>
+              </w:rPr>
+            </w:pPr>
+            <w:r>
+              <w:rPr>
+                <w:rFonts w:ascii="Courier New" w:hAnsi="Courier New" w:cs="Courier New"/>
+                <w:sz w:val="24"/>
+                <w:lang w:val="en-US"/>
+              </w:rPr>
+              <w:t xml:space="preserve">        NAZV_</w:t>
+            </w:r>
+            <w:proofErr w:type="gramStart"/>
+            <w:r>
+              <w:rPr>
+                <w:rFonts w:ascii="Courier New" w:hAnsi="Courier New" w:cs="Courier New"/>
+                <w:sz w:val="24"/>
+                <w:lang w:val="en-US"/>
+              </w:rPr>
+              <w:t>DET  CHAR</w:t>
+            </w:r>
+            <w:proofErr w:type="gramEnd"/>
+            <w:r>
+              <w:rPr>
+                <w:rFonts w:ascii="Courier New" w:hAnsi="Courier New" w:cs="Courier New"/>
+                <w:sz w:val="24"/>
+                <w:lang w:val="en-US"/>
+              </w:rPr>
+              <w:t>(20) CHARACTER SET WIN1251,</w:t>
+            </w:r>
+          </w:p>
+          <w:p>
+            <w:pPr>
+              <w:spacing w:line="360" w:lineRule="auto"/>
+              <w:jc w:val="both"/>
+              <w:rPr>
+                <w:rFonts w:ascii="Courier New" w:hAnsi="Courier New" w:cs="Courier New"/>
+                <w:sz w:val="24"/>
+                <w:lang w:val="en-US"/>
+              </w:rPr>
+            </w:pPr>
+            <w:r>
+              <w:rPr>
+                <w:rFonts w:ascii="Courier New" w:hAnsi="Courier New" w:cs="Courier New"/>
+                <w:sz w:val="24"/>
+                <w:lang w:val="en-US"/>
+              </w:rPr>
+              <w:t xml:space="preserve">        ED_</w:t>
+            </w:r>
+            <w:proofErr w:type="gramStart"/>
+            <w:r>
+              <w:rPr>
+                <w:rFonts w:ascii="Courier New" w:hAnsi="Courier New" w:cs="Courier New"/>
+                <w:sz w:val="24"/>
+                <w:lang w:val="en-US"/>
+              </w:rPr>
+              <w:t>IZM  CHAR</w:t>
+            </w:r>
+            <w:proofErr w:type="gramEnd"/>
+            <w:r>
+              <w:rPr>
+                <w:rFonts w:ascii="Courier New" w:hAnsi="Courier New" w:cs="Courier New"/>
+                <w:sz w:val="24"/>
+                <w:lang w:val="en-US"/>
+              </w:rPr>
+              <w:t>(2) CHARACTER SET WIN1251,</w:t>
+            </w:r>
+          </w:p>
+          <w:p>
+            <w:pPr>
+              <w:spacing w:line="360" w:lineRule="auto"/>
+              <w:jc w:val="both"/>
+              <w:rPr>
+                <w:rFonts w:ascii="Courier New" w:hAnsi="Courier New" w:cs="Courier New"/>
+                <w:sz w:val="24"/>
+              </w:rPr>
+            </w:pPr>
+            <w:r>
+              <w:rPr>
+                <w:rFonts w:ascii="Courier New" w:hAnsi="Courier New" w:cs="Courier New"/>
+                <w:sz w:val="24"/>
+                <w:lang w:val="en-US"/>
+              </w:rPr>
+              <w:t xml:space="preserve"> </w:t>
+            </w:r>
+            <w:r>
+              <w:rPr>
+                <w:rFonts w:ascii="Courier New" w:hAnsi="Courier New" w:cs="Courier New"/>
+                <w:sz w:val="24"/>
+              </w:rPr>
+              <w:t>PRIMARY KEY (SHIFR_DET)</w:t>
+            </w:r>
+          </w:p>
+          <w:p>
+            <w:pPr>
+              <w:spacing w:line="360" w:lineRule="auto"/>
+              <w:jc w:val="both"/>
+              <w:rPr>
+                <w:rFonts w:ascii="Courier New" w:hAnsi="Courier New" w:cs="Courier New"/>
+                <w:sz w:val="24"/>
+              </w:rPr>
+            </w:pPr>
+            <w:r>
+              <w:rPr>
+                <w:rFonts w:ascii="Courier New" w:hAnsi="Courier New" w:cs="Courier New"/>
+                <w:sz w:val="24"/>
+              </w:rPr>
+              <w:t>);</w:t>
+            </w:r>
+          </w:p>
+        </w:tc>
+      </w:tr>
+    </w:tbl>
+    <w:p>
+      <w:pPr>
+        <w:pStyle w:val="af1"/>
         <w:numPr>
           <w:ilvl w:val="0"/>
           <w:numId w:val="1"/>
@@ -2941,146 +2824,217 @@
         <w:t>изделия</w:t>
       </w:r>
     </w:p>
-    <w:p>
-      <w:pPr>
-        <w:spacing w:line="360" w:lineRule="auto"/>
-        <w:jc w:val="both"/>
-        <w:rPr>
-          <w:rFonts w:ascii="Courier New" w:hAnsi="Courier New" w:cs="Courier New"/>
-          <w:sz w:val="24"/>
-          <w:lang w:val="en-US"/>
-        </w:rPr>
-      </w:pPr>
-      <w:r>
-        <w:rPr>
-          <w:rFonts w:ascii="Courier New" w:hAnsi="Courier New" w:cs="Courier New"/>
-          <w:sz w:val="24"/>
-          <w:lang w:val="en-US"/>
-        </w:rPr>
-        <w:t xml:space="preserve">CREATE TABLE IZDEL </w:t>
-      </w:r>
-    </w:p>
-    <w:p>
-      <w:pPr>
-        <w:spacing w:line="360" w:lineRule="auto"/>
-        <w:jc w:val="both"/>
-        <w:rPr>
-          <w:rFonts w:ascii="Courier New" w:hAnsi="Courier New" w:cs="Courier New"/>
-          <w:sz w:val="24"/>
-          <w:lang w:val="en-US"/>
-        </w:rPr>
-      </w:pPr>
-      <w:r>
-        <w:rPr>
-          <w:rFonts w:ascii="Courier New" w:hAnsi="Courier New" w:cs="Courier New"/>
-          <w:sz w:val="24"/>
-          <w:lang w:val="en-US"/>
-        </w:rPr>
-        <w:t>(</w:t>
-      </w:r>
-    </w:p>
-    <w:p>
-      <w:pPr>
-        <w:spacing w:line="360" w:lineRule="auto"/>
-        <w:jc w:val="both"/>
-        <w:rPr>
-          <w:rFonts w:ascii="Courier New" w:hAnsi="Courier New" w:cs="Courier New"/>
-          <w:sz w:val="24"/>
-          <w:lang w:val="en-US"/>
-        </w:rPr>
-      </w:pPr>
-      <w:r>
-        <w:rPr>
-          <w:rFonts w:ascii="Courier New" w:hAnsi="Courier New" w:cs="Courier New"/>
-          <w:sz w:val="24"/>
-          <w:lang w:val="en-US"/>
-        </w:rPr>
-        <w:t xml:space="preserve">        SHIFR_IZD  CHAR(2) CHARACTER SET WIN1251 NOT NULL,</w:t>
-      </w:r>
-    </w:p>
-    <w:p>
-      <w:pPr>
-        <w:spacing w:line="360" w:lineRule="auto"/>
-        <w:jc w:val="both"/>
-        <w:rPr>
-          <w:rFonts w:ascii="Courier New" w:hAnsi="Courier New" w:cs="Courier New"/>
-          <w:sz w:val="24"/>
-          <w:lang w:val="en-US"/>
-        </w:rPr>
-      </w:pPr>
-      <w:r>
-        <w:rPr>
-          <w:rFonts w:ascii="Courier New" w:hAnsi="Courier New" w:cs="Courier New"/>
-          <w:sz w:val="24"/>
-          <w:lang w:val="en-US"/>
-        </w:rPr>
-        <w:t xml:space="preserve">        NAZV  CHAR(20) CHARACTER SET WIN1251,</w:t>
-      </w:r>
-    </w:p>
-    <w:p>
-      <w:pPr>
-        <w:spacing w:line="360" w:lineRule="auto"/>
-        <w:jc w:val="both"/>
-        <w:rPr>
-          <w:rFonts w:ascii="Courier New" w:hAnsi="Courier New" w:cs="Courier New"/>
-          <w:sz w:val="24"/>
-          <w:lang w:val="en-US"/>
-        </w:rPr>
-      </w:pPr>
-      <w:r>
-        <w:rPr>
-          <w:rFonts w:ascii="Courier New" w:hAnsi="Courier New" w:cs="Courier New"/>
-          <w:sz w:val="24"/>
-          <w:lang w:val="en-US"/>
-        </w:rPr>
-        <w:t xml:space="preserve">        ED_IZM  CHAR(3) CHARACTER SET WIN1251,</w:t>
-      </w:r>
-    </w:p>
-    <w:p>
-      <w:pPr>
-        <w:spacing w:line="360" w:lineRule="auto"/>
-        <w:jc w:val="both"/>
-        <w:rPr>
-          <w:rFonts w:ascii="Courier New" w:hAnsi="Courier New" w:cs="Courier New"/>
-          <w:sz w:val="24"/>
-        </w:rPr>
-      </w:pPr>
-      <w:r>
-        <w:rPr>
-          <w:rFonts w:ascii="Courier New" w:hAnsi="Courier New" w:cs="Courier New"/>
-          <w:sz w:val="24"/>
-          <w:lang w:val="en-US"/>
-        </w:rPr>
-        <w:t xml:space="preserve"> </w:t>
-      </w:r>
-      <w:r>
-        <w:rPr>
-          <w:rFonts w:ascii="Courier New" w:hAnsi="Courier New" w:cs="Courier New"/>
-          <w:sz w:val="24"/>
-        </w:rPr>
-        <w:t>PRIMARY KEY (SHIFR_IZD)</w:t>
-      </w:r>
-    </w:p>
-    <w:p>
-      <w:pPr>
-        <w:spacing w:line="360" w:lineRule="auto"/>
-        <w:jc w:val="both"/>
-        <w:rPr>
-          <w:rFonts w:ascii="Courier New" w:hAnsi="Courier New" w:cs="Courier New"/>
-          <w:sz w:val="24"/>
-        </w:rPr>
-      </w:pPr>
-      <w:r>
-        <w:rPr>
-          <w:rFonts w:ascii="Courier New" w:hAnsi="Courier New" w:cs="Courier New"/>
-          <w:sz w:val="24"/>
-        </w:rPr>
-        <w:t>);</w:t>
-      </w:r>
-    </w:p>
-    <w:p>
-      <w:pPr>
-        <w:pStyle w:val="af0"/>
+    <w:tbl>
+      <w:tblPr>
+        <w:tblStyle w:val="a9"/>
+        <w:tblW w:w="0" w:type="auto"/>
+        <w:tblLook w:val="04A0" w:firstRow="1" w:lastRow="0" w:firstColumn="1" w:lastColumn="0" w:noHBand="0" w:noVBand="1"/>
+      </w:tblPr>
+      <w:tblGrid>
+        <w:gridCol w:w="10137"/>
+      </w:tblGrid>
+      <w:tr>
+        <w:tc>
+          <w:tcPr>
+            <w:tcW w:w="10137" w:type="dxa"/>
+          </w:tcPr>
+          <w:p>
+            <w:pPr>
+              <w:spacing w:line="360" w:lineRule="auto"/>
+              <w:jc w:val="both"/>
+              <w:rPr>
+                <w:rFonts w:ascii="Courier New" w:hAnsi="Courier New" w:cs="Courier New"/>
+                <w:sz w:val="24"/>
+                <w:lang w:val="en-US"/>
+              </w:rPr>
+            </w:pPr>
+            <w:r>
+              <w:rPr>
+                <w:rFonts w:ascii="Courier New" w:hAnsi="Courier New" w:cs="Courier New"/>
+                <w:sz w:val="24"/>
+                <w:lang w:val="en-US"/>
+              </w:rPr>
+              <w:t xml:space="preserve">CREATE TABLE IZDEL </w:t>
+            </w:r>
+          </w:p>
+          <w:p>
+            <w:pPr>
+              <w:spacing w:line="360" w:lineRule="auto"/>
+              <w:jc w:val="both"/>
+              <w:rPr>
+                <w:rFonts w:ascii="Courier New" w:hAnsi="Courier New" w:cs="Courier New"/>
+                <w:sz w:val="24"/>
+                <w:lang w:val="en-US"/>
+              </w:rPr>
+            </w:pPr>
+            <w:r>
+              <w:rPr>
+                <w:rFonts w:ascii="Courier New" w:hAnsi="Courier New" w:cs="Courier New"/>
+                <w:sz w:val="24"/>
+                <w:lang w:val="en-US"/>
+              </w:rPr>
+              <w:t>(</w:t>
+            </w:r>
+          </w:p>
+          <w:p>
+            <w:pPr>
+              <w:spacing w:line="360" w:lineRule="auto"/>
+              <w:jc w:val="both"/>
+              <w:rPr>
+                <w:rFonts w:ascii="Courier New" w:hAnsi="Courier New" w:cs="Courier New"/>
+                <w:sz w:val="24"/>
+                <w:lang w:val="en-US"/>
+              </w:rPr>
+            </w:pPr>
+            <w:r>
+              <w:rPr>
+                <w:rFonts w:ascii="Courier New" w:hAnsi="Courier New" w:cs="Courier New"/>
+                <w:sz w:val="24"/>
+                <w:lang w:val="en-US"/>
+              </w:rPr>
+              <w:t xml:space="preserve">        SHIFR_</w:t>
+            </w:r>
+            <w:proofErr w:type="gramStart"/>
+            <w:r>
+              <w:rPr>
+                <w:rFonts w:ascii="Courier New" w:hAnsi="Courier New" w:cs="Courier New"/>
+                <w:sz w:val="24"/>
+                <w:lang w:val="en-US"/>
+              </w:rPr>
+              <w:t>IZD  CHAR</w:t>
+            </w:r>
+            <w:proofErr w:type="gramEnd"/>
+            <w:r>
+              <w:rPr>
+                <w:rFonts w:ascii="Courier New" w:hAnsi="Courier New" w:cs="Courier New"/>
+                <w:sz w:val="24"/>
+                <w:lang w:val="en-US"/>
+              </w:rPr>
+              <w:t>(2) CHARACTER SET WIN1251 NOT NULL,</w:t>
+            </w:r>
+          </w:p>
+          <w:p>
+            <w:pPr>
+              <w:spacing w:line="360" w:lineRule="auto"/>
+              <w:jc w:val="both"/>
+              <w:rPr>
+                <w:rFonts w:ascii="Courier New" w:hAnsi="Courier New" w:cs="Courier New"/>
+                <w:sz w:val="24"/>
+                <w:lang w:val="en-US"/>
+              </w:rPr>
+            </w:pPr>
+            <w:r>
+              <w:rPr>
+                <w:rFonts w:ascii="Courier New" w:hAnsi="Courier New" w:cs="Courier New"/>
+                <w:sz w:val="24"/>
+                <w:lang w:val="en-US"/>
+              </w:rPr>
+              <w:t xml:space="preserve">        </w:t>
+            </w:r>
+            <w:proofErr w:type="gramStart"/>
+            <w:r>
+              <w:rPr>
+                <w:rFonts w:ascii="Courier New" w:hAnsi="Courier New" w:cs="Courier New"/>
+                <w:sz w:val="24"/>
+                <w:lang w:val="en-US"/>
+              </w:rPr>
+              <w:t>NAZV  CHAR</w:t>
+            </w:r>
+            <w:proofErr w:type="gramEnd"/>
+            <w:r>
+              <w:rPr>
+                <w:rFonts w:ascii="Courier New" w:hAnsi="Courier New" w:cs="Courier New"/>
+                <w:sz w:val="24"/>
+                <w:lang w:val="en-US"/>
+              </w:rPr>
+              <w:t>(20) CHARACTER SET WIN1251,</w:t>
+            </w:r>
+          </w:p>
+          <w:p>
+            <w:pPr>
+              <w:spacing w:line="360" w:lineRule="auto"/>
+              <w:jc w:val="both"/>
+              <w:rPr>
+                <w:rFonts w:ascii="Courier New" w:hAnsi="Courier New" w:cs="Courier New"/>
+                <w:sz w:val="24"/>
+                <w:lang w:val="en-US"/>
+              </w:rPr>
+            </w:pPr>
+            <w:r>
+              <w:rPr>
+                <w:rFonts w:ascii="Courier New" w:hAnsi="Courier New" w:cs="Courier New"/>
+                <w:sz w:val="24"/>
+                <w:lang w:val="en-US"/>
+              </w:rPr>
+              <w:t xml:space="preserve">        ED_</w:t>
+            </w:r>
+            <w:proofErr w:type="gramStart"/>
+            <w:r>
+              <w:rPr>
+                <w:rFonts w:ascii="Courier New" w:hAnsi="Courier New" w:cs="Courier New"/>
+                <w:sz w:val="24"/>
+                <w:lang w:val="en-US"/>
+              </w:rPr>
+              <w:t>IZM  CHAR</w:t>
+            </w:r>
+            <w:proofErr w:type="gramEnd"/>
+            <w:r>
+              <w:rPr>
+                <w:rFonts w:ascii="Courier New" w:hAnsi="Courier New" w:cs="Courier New"/>
+                <w:sz w:val="24"/>
+                <w:lang w:val="en-US"/>
+              </w:rPr>
+              <w:t>(3) CHARACTER SET WIN1251,</w:t>
+            </w:r>
+          </w:p>
+          <w:p>
+            <w:pPr>
+              <w:spacing w:line="360" w:lineRule="auto"/>
+              <w:jc w:val="both"/>
+              <w:rPr>
+                <w:rFonts w:ascii="Courier New" w:hAnsi="Courier New" w:cs="Courier New"/>
+                <w:sz w:val="24"/>
+              </w:rPr>
+            </w:pPr>
+            <w:r>
+              <w:rPr>
+                <w:rFonts w:ascii="Courier New" w:hAnsi="Courier New" w:cs="Courier New"/>
+                <w:sz w:val="24"/>
+                <w:lang w:val="en-US"/>
+              </w:rPr>
+              <w:t xml:space="preserve"> </w:t>
+            </w:r>
+            <w:r>
+              <w:rPr>
+                <w:rFonts w:ascii="Courier New" w:hAnsi="Courier New" w:cs="Courier New"/>
+                <w:sz w:val="24"/>
+              </w:rPr>
+              <w:t>PRIMARY KEY (SHIFR_IZD)</w:t>
+            </w:r>
+          </w:p>
+          <w:p>
+            <w:pPr>
+              <w:spacing w:line="360" w:lineRule="auto"/>
+              <w:jc w:val="both"/>
+              <w:rPr>
+                <w:rFonts w:ascii="Courier New" w:hAnsi="Courier New" w:cs="Courier New"/>
+                <w:sz w:val="24"/>
+              </w:rPr>
+            </w:pPr>
+            <w:r>
+              <w:rPr>
+                <w:rFonts w:ascii="Courier New" w:hAnsi="Courier New" w:cs="Courier New"/>
+                <w:sz w:val="24"/>
+              </w:rPr>
+              <w:t>);</w:t>
+            </w:r>
+          </w:p>
+        </w:tc>
+      </w:tr>
+    </w:tbl>
+    <w:p>
+      <w:pPr>
+        <w:pStyle w:val="af1"/>
         <w:numPr>
           <w:ilvl w:val="0"/>
           <w:numId w:val="1"/>
@@ -3100,271 +3054,311 @@
         <w:t>Создание триггера</w:t>
       </w:r>
     </w:p>
-    <w:p>
-      <w:pPr>
-        <w:spacing w:line="360" w:lineRule="auto"/>
-        <w:jc w:val="both"/>
-        <w:rPr>
-          <w:rFonts w:ascii="Courier New" w:hAnsi="Courier New" w:cs="Courier New"/>
-          <w:sz w:val="24"/>
-          <w:lang w:val="en-US"/>
-        </w:rPr>
-      </w:pPr>
-      <w:r>
-        <w:rPr>
-          <w:rFonts w:ascii="Courier New" w:hAnsi="Courier New" w:cs="Courier New"/>
-          <w:sz w:val="24"/>
-          <w:lang w:val="en-US"/>
-        </w:rPr>
-        <w:t xml:space="preserve">CREATE TRIGGER IZM_SHIFR_IZD_PLAN FOR IZDEL </w:t>
-      </w:r>
-    </w:p>
-    <w:p>
-      <w:pPr>
-        <w:spacing w:line="360" w:lineRule="auto"/>
-        <w:jc w:val="both"/>
-        <w:rPr>
-          <w:rFonts w:ascii="Courier New" w:hAnsi="Courier New" w:cs="Courier New"/>
-          <w:sz w:val="24"/>
-          <w:lang w:val="en-US"/>
-        </w:rPr>
-      </w:pPr>
-      <w:r>
-        <w:rPr>
-          <w:rFonts w:ascii="Courier New" w:hAnsi="Courier New" w:cs="Courier New"/>
-          <w:sz w:val="24"/>
-          <w:lang w:val="en-US"/>
-        </w:rPr>
-        <w:t>ACTIVE BEFORE UPDATE POSITION 0</w:t>
-      </w:r>
-    </w:p>
-    <w:p>
-      <w:pPr>
-        <w:spacing w:line="360" w:lineRule="auto"/>
-        <w:jc w:val="both"/>
-        <w:rPr>
-          <w:rFonts w:ascii="Courier New" w:hAnsi="Courier New" w:cs="Courier New"/>
-          <w:sz w:val="24"/>
-          <w:lang w:val="en-US"/>
-        </w:rPr>
-      </w:pPr>
-      <w:r>
-        <w:rPr>
-          <w:rFonts w:ascii="Courier New" w:hAnsi="Courier New" w:cs="Courier New"/>
-          <w:sz w:val="24"/>
-          <w:lang w:val="en-US"/>
-        </w:rPr>
-        <w:t>as</w:t>
-      </w:r>
-    </w:p>
-    <w:p>
-      <w:pPr>
-        <w:spacing w:line="360" w:lineRule="auto"/>
-        <w:jc w:val="both"/>
-        <w:rPr>
-          <w:rFonts w:ascii="Courier New" w:hAnsi="Courier New" w:cs="Courier New"/>
-          <w:sz w:val="24"/>
-          <w:lang w:val="en-US"/>
-        </w:rPr>
-      </w:pPr>
-      <w:r>
-        <w:rPr>
-          <w:rFonts w:ascii="Courier New" w:hAnsi="Courier New" w:cs="Courier New"/>
-          <w:sz w:val="24"/>
-          <w:lang w:val="en-US"/>
-        </w:rPr>
-        <w:t>begin</w:t>
-      </w:r>
-    </w:p>
-    <w:p>
-      <w:pPr>
-        <w:spacing w:line="360" w:lineRule="auto"/>
-        <w:jc w:val="both"/>
-        <w:rPr>
-          <w:rFonts w:ascii="Courier New" w:hAnsi="Courier New" w:cs="Courier New"/>
-          <w:sz w:val="24"/>
-          <w:lang w:val="en-US"/>
-        </w:rPr>
-      </w:pPr>
-      <w:r>
-        <w:rPr>
-          <w:rFonts w:ascii="Courier New" w:hAnsi="Courier New" w:cs="Courier New"/>
-          <w:sz w:val="24"/>
-          <w:lang w:val="en-US"/>
-        </w:rPr>
-        <w:t>if(</w:t>
-      </w:r>
-      <w:proofErr w:type="spellStart"/>
-      <w:r>
-        <w:rPr>
-          <w:rFonts w:ascii="Courier New" w:hAnsi="Courier New" w:cs="Courier New"/>
-          <w:sz w:val="24"/>
-          <w:lang w:val="en-US"/>
-        </w:rPr>
-        <w:t>old.SHIFR_IZD</w:t>
-      </w:r>
-      <w:proofErr w:type="spellEnd"/>
-      <w:r>
-        <w:rPr>
-          <w:rFonts w:ascii="Courier New" w:hAnsi="Courier New" w:cs="Courier New"/>
-          <w:sz w:val="24"/>
-          <w:lang w:val="en-US"/>
-        </w:rPr>
-        <w:t>&lt;&gt;</w:t>
-      </w:r>
-      <w:proofErr w:type="spellStart"/>
-      <w:r>
-        <w:rPr>
-          <w:rFonts w:ascii="Courier New" w:hAnsi="Courier New" w:cs="Courier New"/>
-          <w:sz w:val="24"/>
-          <w:lang w:val="en-US"/>
-        </w:rPr>
-        <w:t>new.SHIFR_IZD</w:t>
-      </w:r>
-      <w:proofErr w:type="spellEnd"/>
-      <w:r>
-        <w:rPr>
-          <w:rFonts w:ascii="Courier New" w:hAnsi="Courier New" w:cs="Courier New"/>
-          <w:sz w:val="24"/>
-          <w:lang w:val="en-US"/>
-        </w:rPr>
-        <w:t>) then</w:t>
-      </w:r>
-    </w:p>
-    <w:p>
-      <w:pPr>
-        <w:spacing w:line="360" w:lineRule="auto"/>
-        <w:jc w:val="both"/>
-        <w:rPr>
-          <w:rFonts w:ascii="Courier New" w:hAnsi="Courier New" w:cs="Courier New"/>
-          <w:sz w:val="24"/>
-          <w:lang w:val="en-US"/>
-        </w:rPr>
-      </w:pPr>
-      <w:r>
-        <w:rPr>
-          <w:rFonts w:ascii="Courier New" w:hAnsi="Courier New" w:cs="Courier New"/>
-          <w:sz w:val="24"/>
-          <w:lang w:val="en-US"/>
-        </w:rPr>
-        <w:t>update PLAN_VIPUSK1</w:t>
-      </w:r>
-    </w:p>
-    <w:p>
-      <w:pPr>
-        <w:spacing w:line="360" w:lineRule="auto"/>
-        <w:jc w:val="both"/>
-        <w:rPr>
-          <w:rFonts w:ascii="Courier New" w:hAnsi="Courier New" w:cs="Courier New"/>
-          <w:sz w:val="24"/>
-          <w:lang w:val="en-US"/>
-        </w:rPr>
-      </w:pPr>
-      <w:r>
-        <w:rPr>
-          <w:rFonts w:ascii="Courier New" w:hAnsi="Courier New" w:cs="Courier New"/>
-          <w:sz w:val="24"/>
-          <w:lang w:val="en-US"/>
-        </w:rPr>
-        <w:t>set SHIFR_IZD=</w:t>
-      </w:r>
-      <w:proofErr w:type="spellStart"/>
-      <w:r>
-        <w:rPr>
-          <w:rFonts w:ascii="Courier New" w:hAnsi="Courier New" w:cs="Courier New"/>
-          <w:sz w:val="24"/>
-          <w:lang w:val="en-US"/>
-        </w:rPr>
-        <w:t>new.SHIFR_IZD</w:t>
-      </w:r>
-      <w:proofErr w:type="spellEnd"/>
-    </w:p>
-    <w:p>
-      <w:pPr>
-        <w:spacing w:line="360" w:lineRule="auto"/>
-        <w:jc w:val="both"/>
-        <w:rPr>
-          <w:rFonts w:ascii="Courier New" w:hAnsi="Courier New" w:cs="Courier New"/>
-          <w:sz w:val="24"/>
-          <w:lang w:val="en-US"/>
-        </w:rPr>
-      </w:pPr>
-      <w:r>
-        <w:rPr>
-          <w:rFonts w:ascii="Courier New" w:hAnsi="Courier New" w:cs="Courier New"/>
-          <w:sz w:val="24"/>
-          <w:lang w:val="en-US"/>
-        </w:rPr>
-        <w:t>where</w:t>
-      </w:r>
-    </w:p>
-    <w:p>
-      <w:pPr>
-        <w:spacing w:line="360" w:lineRule="auto"/>
-        <w:jc w:val="both"/>
-        <w:rPr>
-          <w:rFonts w:ascii="Courier New" w:hAnsi="Courier New" w:cs="Courier New"/>
-          <w:sz w:val="24"/>
-          <w:lang w:val="en-US"/>
-        </w:rPr>
-      </w:pPr>
-      <w:r>
-        <w:rPr>
-          <w:rFonts w:ascii="Courier New" w:hAnsi="Courier New" w:cs="Courier New"/>
-          <w:sz w:val="24"/>
-          <w:lang w:val="en-US"/>
-        </w:rPr>
-        <w:lastRenderedPageBreak/>
-        <w:t>SHIFR_IZD=</w:t>
-      </w:r>
-      <w:proofErr w:type="spellStart"/>
-      <w:r>
-        <w:rPr>
-          <w:rFonts w:ascii="Courier New" w:hAnsi="Courier New" w:cs="Courier New"/>
-          <w:sz w:val="24"/>
-          <w:lang w:val="en-US"/>
-        </w:rPr>
-        <w:t>old.SHIFR_IZD;end</w:t>
-      </w:r>
-      <w:proofErr w:type="spellEnd"/>
-    </w:p>
-    <w:p>
-      <w:pPr>
-        <w:spacing w:line="360" w:lineRule="auto"/>
-        <w:jc w:val="both"/>
-        <w:rPr>
-          <w:rFonts w:ascii="Courier New" w:hAnsi="Courier New" w:cs="Courier New"/>
-          <w:sz w:val="24"/>
-          <w:lang w:val="en-US"/>
-        </w:rPr>
-      </w:pPr>
-      <w:r>
-        <w:rPr>
-          <w:rFonts w:ascii="Courier New" w:hAnsi="Courier New" w:cs="Courier New"/>
-          <w:sz w:val="24"/>
-          <w:lang w:val="en-US"/>
-        </w:rPr>
-        <w:t xml:space="preserve"> </w:t>
-      </w:r>
-      <w:r>
-        <w:rPr>
-          <w:rFonts w:ascii="Courier New" w:hAnsi="Courier New" w:cs="Courier New"/>
-          <w:sz w:val="24"/>
-        </w:rPr>
-        <w:t>;</w:t>
-      </w:r>
-      <w:r>
-        <w:rPr>
-          <w:rFonts w:ascii="Courier New" w:hAnsi="Courier New" w:cs="Courier New"/>
-          <w:sz w:val="24"/>
-          <w:lang w:val="en-US"/>
-        </w:rPr>
-        <w:t>end</w:t>
-      </w:r>
-    </w:p>
-    <w:p>
-      <w:pPr>
-        <w:pStyle w:val="af0"/>
+    <w:tbl>
+      <w:tblPr>
+        <w:tblStyle w:val="a9"/>
+        <w:tblW w:w="0" w:type="auto"/>
+        <w:tblLook w:val="04A0" w:firstRow="1" w:lastRow="0" w:firstColumn="1" w:lastColumn="0" w:noHBand="0" w:noVBand="1"/>
+      </w:tblPr>
+      <w:tblGrid>
+        <w:gridCol w:w="10137"/>
+      </w:tblGrid>
+      <w:tr>
+        <w:tc>
+          <w:tcPr>
+            <w:tcW w:w="10137" w:type="dxa"/>
+          </w:tcPr>
+          <w:p>
+            <w:pPr>
+              <w:spacing w:line="360" w:lineRule="auto"/>
+              <w:jc w:val="both"/>
+              <w:rPr>
+                <w:rFonts w:ascii="Courier New" w:hAnsi="Courier New" w:cs="Courier New"/>
+                <w:sz w:val="24"/>
+                <w:lang w:val="en-US"/>
+              </w:rPr>
+            </w:pPr>
+            <w:r>
+              <w:rPr>
+                <w:rFonts w:ascii="Courier New" w:hAnsi="Courier New" w:cs="Courier New"/>
+                <w:sz w:val="24"/>
+                <w:lang w:val="en-US"/>
+              </w:rPr>
+              <w:t xml:space="preserve">CREATE TRIGGER IZM_SHIFR_IZD_PLAN FOR IZDEL </w:t>
+            </w:r>
+          </w:p>
+          <w:p>
+            <w:pPr>
+              <w:spacing w:line="360" w:lineRule="auto"/>
+              <w:jc w:val="both"/>
+              <w:rPr>
+                <w:rFonts w:ascii="Courier New" w:hAnsi="Courier New" w:cs="Courier New"/>
+                <w:sz w:val="24"/>
+                <w:lang w:val="en-US"/>
+              </w:rPr>
+            </w:pPr>
+            <w:r>
+              <w:rPr>
+                <w:rFonts w:ascii="Courier New" w:hAnsi="Courier New" w:cs="Courier New"/>
+                <w:sz w:val="24"/>
+                <w:lang w:val="en-US"/>
+              </w:rPr>
+              <w:t>ACTIVE BEFORE UPDATE POSITION 0</w:t>
+            </w:r>
+          </w:p>
+          <w:p>
+            <w:pPr>
+              <w:spacing w:line="360" w:lineRule="auto"/>
+              <w:jc w:val="both"/>
+              <w:rPr>
+                <w:rFonts w:ascii="Courier New" w:hAnsi="Courier New" w:cs="Courier New"/>
+                <w:sz w:val="24"/>
+                <w:lang w:val="en-US"/>
+              </w:rPr>
+            </w:pPr>
+            <w:r>
+              <w:rPr>
+                <w:rFonts w:ascii="Courier New" w:hAnsi="Courier New" w:cs="Courier New"/>
+                <w:sz w:val="24"/>
+                <w:lang w:val="en-US"/>
+              </w:rPr>
+              <w:t>as</w:t>
+            </w:r>
+          </w:p>
+          <w:p>
+            <w:pPr>
+              <w:spacing w:line="360" w:lineRule="auto"/>
+              <w:jc w:val="both"/>
+              <w:rPr>
+                <w:rFonts w:ascii="Courier New" w:hAnsi="Courier New" w:cs="Courier New"/>
+                <w:sz w:val="24"/>
+                <w:lang w:val="en-US"/>
+              </w:rPr>
+            </w:pPr>
+            <w:r>
+              <w:rPr>
+                <w:rFonts w:ascii="Courier New" w:hAnsi="Courier New" w:cs="Courier New"/>
+                <w:sz w:val="24"/>
+                <w:lang w:val="en-US"/>
+              </w:rPr>
+              <w:t>begin</w:t>
+            </w:r>
+          </w:p>
+          <w:p>
+            <w:pPr>
+              <w:spacing w:line="360" w:lineRule="auto"/>
+              <w:jc w:val="both"/>
+              <w:rPr>
+                <w:rFonts w:ascii="Courier New" w:hAnsi="Courier New" w:cs="Courier New"/>
+                <w:sz w:val="24"/>
+                <w:lang w:val="en-US"/>
+              </w:rPr>
+            </w:pPr>
+            <w:r>
+              <w:rPr>
+                <w:rFonts w:ascii="Courier New" w:hAnsi="Courier New" w:cs="Courier New"/>
+                <w:sz w:val="24"/>
+                <w:lang w:val="en-US"/>
+              </w:rPr>
+              <w:t>if(</w:t>
+            </w:r>
+            <w:proofErr w:type="spellStart"/>
+            <w:proofErr w:type="gramStart"/>
+            <w:r>
+              <w:rPr>
+                <w:rFonts w:ascii="Courier New" w:hAnsi="Courier New" w:cs="Courier New"/>
+                <w:sz w:val="24"/>
+                <w:lang w:val="en-US"/>
+              </w:rPr>
+              <w:t>old.SHIFR</w:t>
+            </w:r>
+            <w:proofErr w:type="gramEnd"/>
+            <w:r>
+              <w:rPr>
+                <w:rFonts w:ascii="Courier New" w:hAnsi="Courier New" w:cs="Courier New"/>
+                <w:sz w:val="24"/>
+                <w:lang w:val="en-US"/>
+              </w:rPr>
+              <w:t>_IZD</w:t>
+            </w:r>
+            <w:proofErr w:type="spellEnd"/>
+            <w:r>
+              <w:rPr>
+                <w:rFonts w:ascii="Courier New" w:hAnsi="Courier New" w:cs="Courier New"/>
+                <w:sz w:val="24"/>
+                <w:lang w:val="en-US"/>
+              </w:rPr>
+              <w:t>&lt;&gt;</w:t>
+            </w:r>
+            <w:proofErr w:type="spellStart"/>
+            <w:r>
+              <w:rPr>
+                <w:rFonts w:ascii="Courier New" w:hAnsi="Courier New" w:cs="Courier New"/>
+                <w:sz w:val="24"/>
+                <w:lang w:val="en-US"/>
+              </w:rPr>
+              <w:t>new.SHIFR_IZD</w:t>
+            </w:r>
+            <w:proofErr w:type="spellEnd"/>
+            <w:r>
+              <w:rPr>
+                <w:rFonts w:ascii="Courier New" w:hAnsi="Courier New" w:cs="Courier New"/>
+                <w:sz w:val="24"/>
+                <w:lang w:val="en-US"/>
+              </w:rPr>
+              <w:t>) then</w:t>
+            </w:r>
+          </w:p>
+          <w:p>
+            <w:pPr>
+              <w:spacing w:line="360" w:lineRule="auto"/>
+              <w:jc w:val="both"/>
+              <w:rPr>
+                <w:rFonts w:ascii="Courier New" w:hAnsi="Courier New" w:cs="Courier New"/>
+                <w:sz w:val="24"/>
+                <w:lang w:val="en-US"/>
+              </w:rPr>
+            </w:pPr>
+            <w:r>
+              <w:rPr>
+                <w:rFonts w:ascii="Courier New" w:hAnsi="Courier New" w:cs="Courier New"/>
+                <w:sz w:val="24"/>
+                <w:lang w:val="en-US"/>
+              </w:rPr>
+              <w:t>update PLAN_VIPUSK1</w:t>
+            </w:r>
+          </w:p>
+          <w:p>
+            <w:pPr>
+              <w:spacing w:line="360" w:lineRule="auto"/>
+              <w:jc w:val="both"/>
+              <w:rPr>
+                <w:rFonts w:ascii="Courier New" w:hAnsi="Courier New" w:cs="Courier New"/>
+                <w:sz w:val="24"/>
+                <w:lang w:val="en-US"/>
+              </w:rPr>
+            </w:pPr>
+            <w:r>
+              <w:rPr>
+                <w:rFonts w:ascii="Courier New" w:hAnsi="Courier New" w:cs="Courier New"/>
+                <w:sz w:val="24"/>
+                <w:lang w:val="en-US"/>
+              </w:rPr>
+              <w:lastRenderedPageBreak/>
+              <w:t>set SHIFR_IZD=</w:t>
+            </w:r>
+            <w:proofErr w:type="spellStart"/>
+            <w:r>
+              <w:rPr>
+                <w:rFonts w:ascii="Courier New" w:hAnsi="Courier New" w:cs="Courier New"/>
+                <w:sz w:val="24"/>
+                <w:lang w:val="en-US"/>
+              </w:rPr>
+              <w:t>new.SHIFR_IZD</w:t>
+            </w:r>
+            <w:proofErr w:type="spellEnd"/>
+          </w:p>
+          <w:p>
+            <w:pPr>
+              <w:spacing w:line="360" w:lineRule="auto"/>
+              <w:jc w:val="both"/>
+              <w:rPr>
+                <w:rFonts w:ascii="Courier New" w:hAnsi="Courier New" w:cs="Courier New"/>
+                <w:sz w:val="24"/>
+                <w:lang w:val="en-US"/>
+              </w:rPr>
+            </w:pPr>
+            <w:proofErr w:type="gramStart"/>
+            <w:r>
+              <w:rPr>
+                <w:rFonts w:ascii="Courier New" w:hAnsi="Courier New" w:cs="Courier New"/>
+                <w:sz w:val="24"/>
+                <w:lang w:val="en-US"/>
+              </w:rPr>
+              <w:t>where</w:t>
+            </w:r>
+            <w:proofErr w:type="gramEnd"/>
+          </w:p>
+          <w:p>
+            <w:pPr>
+              <w:spacing w:line="360" w:lineRule="auto"/>
+              <w:jc w:val="both"/>
+              <w:rPr>
+                <w:rFonts w:ascii="Courier New" w:hAnsi="Courier New" w:cs="Courier New"/>
+                <w:sz w:val="24"/>
+                <w:lang w:val="en-US"/>
+              </w:rPr>
+            </w:pPr>
+            <w:r>
+              <w:rPr>
+                <w:rFonts w:ascii="Courier New" w:hAnsi="Courier New" w:cs="Courier New"/>
+                <w:sz w:val="24"/>
+                <w:lang w:val="en-US"/>
+              </w:rPr>
+              <w:t>SHIFR_IZD=</w:t>
+            </w:r>
+            <w:proofErr w:type="spellStart"/>
+            <w:r>
+              <w:rPr>
+                <w:rFonts w:ascii="Courier New" w:hAnsi="Courier New" w:cs="Courier New"/>
+                <w:sz w:val="24"/>
+                <w:lang w:val="en-US"/>
+              </w:rPr>
+              <w:t>old.SHIFR_</w:t>
+            </w:r>
+            <w:proofErr w:type="gramStart"/>
+            <w:r>
+              <w:rPr>
+                <w:rFonts w:ascii="Courier New" w:hAnsi="Courier New" w:cs="Courier New"/>
+                <w:sz w:val="24"/>
+                <w:lang w:val="en-US"/>
+              </w:rPr>
+              <w:t>IZD;end</w:t>
+            </w:r>
+            <w:proofErr w:type="spellEnd"/>
+            <w:proofErr w:type="gramEnd"/>
+          </w:p>
+          <w:p>
+            <w:pPr>
+              <w:spacing w:line="360" w:lineRule="auto"/>
+              <w:jc w:val="both"/>
+              <w:rPr>
+                <w:rFonts w:ascii="Courier New" w:hAnsi="Courier New" w:cs="Courier New"/>
+                <w:sz w:val="24"/>
+              </w:rPr>
+            </w:pPr>
+            <w:r>
+              <w:rPr>
+                <w:rFonts w:ascii="Courier New" w:hAnsi="Courier New" w:cs="Courier New"/>
+                <w:sz w:val="24"/>
+                <w:lang w:val="en-US"/>
+              </w:rPr>
+              <w:t xml:space="preserve"> </w:t>
+            </w:r>
+            <w:proofErr w:type="gramStart"/>
+            <w:r>
+              <w:rPr>
+                <w:rFonts w:ascii="Courier New" w:hAnsi="Courier New" w:cs="Courier New"/>
+                <w:sz w:val="24"/>
+              </w:rPr>
+              <w:t>;</w:t>
+            </w:r>
+            <w:r>
+              <w:rPr>
+                <w:rFonts w:ascii="Courier New" w:hAnsi="Courier New" w:cs="Courier New"/>
+                <w:sz w:val="24"/>
+                <w:lang w:val="en-US"/>
+              </w:rPr>
+              <w:t>end</w:t>
+            </w:r>
+            <w:proofErr w:type="gramEnd"/>
+          </w:p>
+        </w:tc>
+      </w:tr>
+    </w:tbl>
+    <w:p>
+      <w:pPr>
+        <w:pStyle w:val="af1"/>
         <w:numPr>
           <w:ilvl w:val="0"/>
           <w:numId w:val="1"/>
@@ -3381,6 +3375,7 @@
           <w:sz w:val="28"/>
           <w:szCs w:val="22"/>
         </w:rPr>
+        <w:lastRenderedPageBreak/>
         <w:t xml:space="preserve">Создание </w:t>
       </w:r>
       <w:proofErr w:type="spellStart"/>
@@ -3393,236 +3388,274 @@
       </w:r>
       <w:proofErr w:type="spellEnd"/>
     </w:p>
-    <w:p>
-      <w:pPr>
-        <w:spacing w:line="360" w:lineRule="auto"/>
-        <w:jc w:val="both"/>
-        <w:rPr>
-          <w:rFonts w:ascii="Courier New" w:hAnsi="Courier New" w:cs="Courier New"/>
-          <w:sz w:val="24"/>
-          <w:lang w:val="en-US"/>
-        </w:rPr>
-      </w:pPr>
-      <w:r>
-        <w:rPr>
-          <w:rFonts w:ascii="Courier New" w:hAnsi="Courier New" w:cs="Courier New"/>
-          <w:sz w:val="24"/>
-          <w:lang w:val="en-US"/>
-        </w:rPr>
-        <w:t xml:space="preserve">CREATE TRIGGER IZM_SHIFR_IZD_VHOD FOR IZDEL </w:t>
-      </w:r>
-    </w:p>
-    <w:p>
-      <w:pPr>
-        <w:spacing w:line="360" w:lineRule="auto"/>
-        <w:jc w:val="both"/>
-        <w:rPr>
-          <w:rFonts w:ascii="Courier New" w:hAnsi="Courier New" w:cs="Courier New"/>
-          <w:sz w:val="24"/>
-          <w:lang w:val="en-US"/>
-        </w:rPr>
-      </w:pPr>
-      <w:r>
-        <w:rPr>
-          <w:rFonts w:ascii="Courier New" w:hAnsi="Courier New" w:cs="Courier New"/>
-          <w:sz w:val="24"/>
-          <w:lang w:val="en-US"/>
-        </w:rPr>
-        <w:t>ACTIVE BEFORE UPDATE POSITION 0</w:t>
-      </w:r>
-    </w:p>
-    <w:p>
-      <w:pPr>
-        <w:spacing w:line="360" w:lineRule="auto"/>
-        <w:jc w:val="both"/>
-        <w:rPr>
-          <w:rFonts w:ascii="Courier New" w:hAnsi="Courier New" w:cs="Courier New"/>
-          <w:sz w:val="24"/>
-          <w:lang w:val="en-US"/>
-        </w:rPr>
-      </w:pPr>
-      <w:r>
-        <w:rPr>
-          <w:rFonts w:ascii="Courier New" w:hAnsi="Courier New" w:cs="Courier New"/>
-          <w:sz w:val="24"/>
-          <w:lang w:val="en-US"/>
-        </w:rPr>
-        <w:t>as</w:t>
-      </w:r>
-    </w:p>
-    <w:p>
-      <w:pPr>
-        <w:spacing w:line="360" w:lineRule="auto"/>
-        <w:jc w:val="both"/>
-        <w:rPr>
-          <w:rFonts w:ascii="Courier New" w:hAnsi="Courier New" w:cs="Courier New"/>
-          <w:sz w:val="24"/>
-          <w:lang w:val="en-US"/>
-        </w:rPr>
-      </w:pPr>
-      <w:r>
-        <w:rPr>
-          <w:rFonts w:ascii="Courier New" w:hAnsi="Courier New" w:cs="Courier New"/>
-          <w:sz w:val="24"/>
-          <w:lang w:val="en-US"/>
-        </w:rPr>
-        <w:t>begin</w:t>
-      </w:r>
-    </w:p>
-    <w:p>
-      <w:pPr>
-        <w:spacing w:line="360" w:lineRule="auto"/>
-        <w:jc w:val="both"/>
-        <w:rPr>
-          <w:rFonts w:ascii="Courier New" w:hAnsi="Courier New" w:cs="Courier New"/>
-          <w:sz w:val="24"/>
-          <w:lang w:val="en-US"/>
-        </w:rPr>
-      </w:pPr>
-      <w:r>
-        <w:rPr>
-          <w:rFonts w:ascii="Courier New" w:hAnsi="Courier New" w:cs="Courier New"/>
-          <w:sz w:val="24"/>
-          <w:lang w:val="en-US"/>
-        </w:rPr>
-        <w:t>if(</w:t>
-      </w:r>
-      <w:proofErr w:type="spellStart"/>
-      <w:r>
-        <w:rPr>
-          <w:rFonts w:ascii="Courier New" w:hAnsi="Courier New" w:cs="Courier New"/>
-          <w:sz w:val="24"/>
-          <w:lang w:val="en-US"/>
-        </w:rPr>
-        <w:t>old.SHIFR_IZD</w:t>
-      </w:r>
-      <w:proofErr w:type="spellEnd"/>
-      <w:r>
-        <w:rPr>
-          <w:rFonts w:ascii="Courier New" w:hAnsi="Courier New" w:cs="Courier New"/>
-          <w:sz w:val="24"/>
-          <w:lang w:val="en-US"/>
-        </w:rPr>
-        <w:t>&lt;&gt;</w:t>
-      </w:r>
-      <w:proofErr w:type="spellStart"/>
-      <w:r>
-        <w:rPr>
-          <w:rFonts w:ascii="Courier New" w:hAnsi="Courier New" w:cs="Courier New"/>
-          <w:sz w:val="24"/>
-          <w:lang w:val="en-US"/>
-        </w:rPr>
-        <w:t>new.SHIFR_IZD</w:t>
-      </w:r>
-      <w:proofErr w:type="spellEnd"/>
-      <w:r>
-        <w:rPr>
-          <w:rFonts w:ascii="Courier New" w:hAnsi="Courier New" w:cs="Courier New"/>
-          <w:sz w:val="24"/>
-          <w:lang w:val="en-US"/>
-        </w:rPr>
-        <w:t>) then</w:t>
-      </w:r>
-    </w:p>
-    <w:p>
-      <w:pPr>
-        <w:spacing w:line="360" w:lineRule="auto"/>
-        <w:jc w:val="both"/>
-        <w:rPr>
-          <w:rFonts w:ascii="Courier New" w:hAnsi="Courier New" w:cs="Courier New"/>
-          <w:sz w:val="24"/>
-          <w:lang w:val="en-US"/>
-        </w:rPr>
-      </w:pPr>
-      <w:r>
-        <w:rPr>
-          <w:rFonts w:ascii="Courier New" w:hAnsi="Courier New" w:cs="Courier New"/>
-          <w:sz w:val="24"/>
-          <w:lang w:val="en-US"/>
-        </w:rPr>
-        <w:t>update VHOD</w:t>
-      </w:r>
-    </w:p>
-    <w:p>
-      <w:pPr>
-        <w:spacing w:line="360" w:lineRule="auto"/>
-        <w:jc w:val="both"/>
-        <w:rPr>
-          <w:rFonts w:ascii="Courier New" w:hAnsi="Courier New" w:cs="Courier New"/>
-          <w:sz w:val="24"/>
-          <w:lang w:val="en-US"/>
-        </w:rPr>
-      </w:pPr>
-      <w:r>
-        <w:rPr>
-          <w:rFonts w:ascii="Courier New" w:hAnsi="Courier New" w:cs="Courier New"/>
-          <w:sz w:val="24"/>
-          <w:lang w:val="en-US"/>
-        </w:rPr>
-        <w:t>set SHIFR_IZD=</w:t>
-      </w:r>
-      <w:proofErr w:type="spellStart"/>
-      <w:r>
-        <w:rPr>
-          <w:rFonts w:ascii="Courier New" w:hAnsi="Courier New" w:cs="Courier New"/>
-          <w:sz w:val="24"/>
-          <w:lang w:val="en-US"/>
-        </w:rPr>
-        <w:t>new.SHIFR_IZD</w:t>
-      </w:r>
-      <w:proofErr w:type="spellEnd"/>
-    </w:p>
-    <w:p>
-      <w:pPr>
-        <w:spacing w:line="360" w:lineRule="auto"/>
-        <w:jc w:val="both"/>
-        <w:rPr>
-          <w:rFonts w:ascii="Courier New" w:hAnsi="Courier New" w:cs="Courier New"/>
-          <w:sz w:val="24"/>
-          <w:lang w:val="en-US"/>
-        </w:rPr>
-      </w:pPr>
-      <w:r>
-        <w:rPr>
-          <w:rFonts w:ascii="Courier New" w:hAnsi="Courier New" w:cs="Courier New"/>
-          <w:sz w:val="24"/>
-          <w:lang w:val="en-US"/>
-        </w:rPr>
-        <w:t>where</w:t>
-      </w:r>
-    </w:p>
-    <w:p>
-      <w:pPr>
-        <w:spacing w:line="360" w:lineRule="auto"/>
-        <w:jc w:val="both"/>
-        <w:rPr>
-          <w:rFonts w:ascii="Courier New" w:hAnsi="Courier New" w:cs="Courier New"/>
-          <w:sz w:val="24"/>
-          <w:lang w:val="en-US"/>
-        </w:rPr>
-      </w:pPr>
-      <w:r>
-        <w:rPr>
-          <w:rFonts w:ascii="Courier New" w:hAnsi="Courier New" w:cs="Courier New"/>
-          <w:sz w:val="24"/>
-          <w:lang w:val="en-US"/>
-        </w:rPr>
-        <w:t>SHIFR_IZD=</w:t>
-      </w:r>
-      <w:proofErr w:type="spellStart"/>
-      <w:r>
-        <w:rPr>
-          <w:rFonts w:ascii="Courier New" w:hAnsi="Courier New" w:cs="Courier New"/>
-          <w:sz w:val="24"/>
-          <w:lang w:val="en-US"/>
-        </w:rPr>
-        <w:t>old.SHIFR_IZD;end</w:t>
-      </w:r>
-      <w:proofErr w:type="spellEnd"/>
-    </w:p>
-    <w:p>
-      <w:pPr>
-        <w:pStyle w:val="af0"/>
+    <w:tbl>
+      <w:tblPr>
+        <w:tblStyle w:val="a9"/>
+        <w:tblW w:w="0" w:type="auto"/>
+        <w:tblLook w:val="04A0" w:firstRow="1" w:lastRow="0" w:firstColumn="1" w:lastColumn="0" w:noHBand="0" w:noVBand="1"/>
+      </w:tblPr>
+      <w:tblGrid>
+        <w:gridCol w:w="10137"/>
+      </w:tblGrid>
+      <w:tr>
+        <w:tc>
+          <w:tcPr>
+            <w:tcW w:w="10137" w:type="dxa"/>
+          </w:tcPr>
+          <w:p>
+            <w:pPr>
+              <w:spacing w:line="360" w:lineRule="auto"/>
+              <w:jc w:val="both"/>
+              <w:rPr>
+                <w:rFonts w:ascii="Courier New" w:hAnsi="Courier New" w:cs="Courier New"/>
+                <w:sz w:val="24"/>
+                <w:lang w:val="en-US"/>
+              </w:rPr>
+            </w:pPr>
+            <w:r>
+              <w:rPr>
+                <w:rFonts w:ascii="Courier New" w:hAnsi="Courier New" w:cs="Courier New"/>
+                <w:sz w:val="24"/>
+                <w:lang w:val="en-US"/>
+              </w:rPr>
+              <w:t xml:space="preserve">CREATE TRIGGER IZM_SHIFR_IZD_VHOD FOR IZDEL </w:t>
+            </w:r>
+          </w:p>
+          <w:p>
+            <w:pPr>
+              <w:spacing w:line="360" w:lineRule="auto"/>
+              <w:jc w:val="both"/>
+              <w:rPr>
+                <w:rFonts w:ascii="Courier New" w:hAnsi="Courier New" w:cs="Courier New"/>
+                <w:sz w:val="24"/>
+                <w:lang w:val="en-US"/>
+              </w:rPr>
+            </w:pPr>
+            <w:r>
+              <w:rPr>
+                <w:rFonts w:ascii="Courier New" w:hAnsi="Courier New" w:cs="Courier New"/>
+                <w:sz w:val="24"/>
+                <w:lang w:val="en-US"/>
+              </w:rPr>
+              <w:t>ACTIVE BEFORE UPDATE POSITION 0</w:t>
+            </w:r>
+          </w:p>
+          <w:p>
+            <w:pPr>
+              <w:spacing w:line="360" w:lineRule="auto"/>
+              <w:jc w:val="both"/>
+              <w:rPr>
+                <w:rFonts w:ascii="Courier New" w:hAnsi="Courier New" w:cs="Courier New"/>
+                <w:sz w:val="24"/>
+                <w:lang w:val="en-US"/>
+              </w:rPr>
+            </w:pPr>
+            <w:r>
+              <w:rPr>
+                <w:rFonts w:ascii="Courier New" w:hAnsi="Courier New" w:cs="Courier New"/>
+                <w:sz w:val="24"/>
+                <w:lang w:val="en-US"/>
+              </w:rPr>
+              <w:t>as</w:t>
+            </w:r>
+          </w:p>
+          <w:p>
+            <w:pPr>
+              <w:spacing w:line="360" w:lineRule="auto"/>
+              <w:jc w:val="both"/>
+              <w:rPr>
+                <w:rFonts w:ascii="Courier New" w:hAnsi="Courier New" w:cs="Courier New"/>
+                <w:sz w:val="24"/>
+                <w:lang w:val="en-US"/>
+              </w:rPr>
+            </w:pPr>
+            <w:r>
+              <w:rPr>
+                <w:rFonts w:ascii="Courier New" w:hAnsi="Courier New" w:cs="Courier New"/>
+                <w:sz w:val="24"/>
+                <w:lang w:val="en-US"/>
+              </w:rPr>
+              <w:t>begin</w:t>
+            </w:r>
+          </w:p>
+          <w:p>
+            <w:pPr>
+              <w:spacing w:line="360" w:lineRule="auto"/>
+              <w:jc w:val="both"/>
+              <w:rPr>
+                <w:rFonts w:ascii="Courier New" w:hAnsi="Courier New" w:cs="Courier New"/>
+                <w:sz w:val="24"/>
+                <w:lang w:val="en-US"/>
+              </w:rPr>
+            </w:pPr>
+            <w:r>
+              <w:rPr>
+                <w:rFonts w:ascii="Courier New" w:hAnsi="Courier New" w:cs="Courier New"/>
+                <w:sz w:val="24"/>
+                <w:lang w:val="en-US"/>
+              </w:rPr>
+              <w:t>if(</w:t>
+            </w:r>
+            <w:proofErr w:type="spellStart"/>
+            <w:proofErr w:type="gramStart"/>
+            <w:r>
+              <w:rPr>
+                <w:rFonts w:ascii="Courier New" w:hAnsi="Courier New" w:cs="Courier New"/>
+                <w:sz w:val="24"/>
+                <w:lang w:val="en-US"/>
+              </w:rPr>
+              <w:t>old.SHIFR</w:t>
+            </w:r>
+            <w:proofErr w:type="gramEnd"/>
+            <w:r>
+              <w:rPr>
+                <w:rFonts w:ascii="Courier New" w:hAnsi="Courier New" w:cs="Courier New"/>
+                <w:sz w:val="24"/>
+                <w:lang w:val="en-US"/>
+              </w:rPr>
+              <w:t>_IZD</w:t>
+            </w:r>
+            <w:proofErr w:type="spellEnd"/>
+            <w:r>
+              <w:rPr>
+                <w:rFonts w:ascii="Courier New" w:hAnsi="Courier New" w:cs="Courier New"/>
+                <w:sz w:val="24"/>
+                <w:lang w:val="en-US"/>
+              </w:rPr>
+              <w:t>&lt;&gt;</w:t>
+            </w:r>
+            <w:proofErr w:type="spellStart"/>
+            <w:r>
+              <w:rPr>
+                <w:rFonts w:ascii="Courier New" w:hAnsi="Courier New" w:cs="Courier New"/>
+                <w:sz w:val="24"/>
+                <w:lang w:val="en-US"/>
+              </w:rPr>
+              <w:t>new.SHIFR_IZD</w:t>
+            </w:r>
+            <w:proofErr w:type="spellEnd"/>
+            <w:r>
+              <w:rPr>
+                <w:rFonts w:ascii="Courier New" w:hAnsi="Courier New" w:cs="Courier New"/>
+                <w:sz w:val="24"/>
+                <w:lang w:val="en-US"/>
+              </w:rPr>
+              <w:t>) then</w:t>
+            </w:r>
+          </w:p>
+          <w:p>
+            <w:pPr>
+              <w:spacing w:line="360" w:lineRule="auto"/>
+              <w:jc w:val="both"/>
+              <w:rPr>
+                <w:rFonts w:ascii="Courier New" w:hAnsi="Courier New" w:cs="Courier New"/>
+                <w:sz w:val="24"/>
+                <w:lang w:val="en-US"/>
+              </w:rPr>
+            </w:pPr>
+            <w:r>
+              <w:rPr>
+                <w:rFonts w:ascii="Courier New" w:hAnsi="Courier New" w:cs="Courier New"/>
+                <w:sz w:val="24"/>
+                <w:lang w:val="en-US"/>
+              </w:rPr>
+              <w:t>update VHOD</w:t>
+            </w:r>
+          </w:p>
+          <w:p>
+            <w:pPr>
+              <w:spacing w:line="360" w:lineRule="auto"/>
+              <w:jc w:val="both"/>
+              <w:rPr>
+                <w:rFonts w:ascii="Courier New" w:hAnsi="Courier New" w:cs="Courier New"/>
+                <w:sz w:val="24"/>
+                <w:lang w:val="en-US"/>
+              </w:rPr>
+            </w:pPr>
+            <w:r>
+              <w:rPr>
+                <w:rFonts w:ascii="Courier New" w:hAnsi="Courier New" w:cs="Courier New"/>
+                <w:sz w:val="24"/>
+                <w:lang w:val="en-US"/>
+              </w:rPr>
+              <w:t>set SHIFR_IZD=</w:t>
+            </w:r>
+            <w:proofErr w:type="spellStart"/>
+            <w:r>
+              <w:rPr>
+                <w:rFonts w:ascii="Courier New" w:hAnsi="Courier New" w:cs="Courier New"/>
+                <w:sz w:val="24"/>
+                <w:lang w:val="en-US"/>
+              </w:rPr>
+              <w:t>new.SHIFR_IZD</w:t>
+            </w:r>
+            <w:proofErr w:type="spellEnd"/>
+          </w:p>
+          <w:p>
+            <w:pPr>
+              <w:spacing w:line="360" w:lineRule="auto"/>
+              <w:jc w:val="both"/>
+              <w:rPr>
+                <w:rFonts w:ascii="Courier New" w:hAnsi="Courier New" w:cs="Courier New"/>
+                <w:sz w:val="24"/>
+                <w:lang w:val="en-US"/>
+              </w:rPr>
+            </w:pPr>
+            <w:proofErr w:type="gramStart"/>
+            <w:r>
+              <w:rPr>
+                <w:rFonts w:ascii="Courier New" w:hAnsi="Courier New" w:cs="Courier New"/>
+                <w:sz w:val="24"/>
+                <w:lang w:val="en-US"/>
+              </w:rPr>
+              <w:t>where</w:t>
+            </w:r>
+            <w:proofErr w:type="gramEnd"/>
+          </w:p>
+          <w:p>
+            <w:pPr>
+              <w:spacing w:line="360" w:lineRule="auto"/>
+              <w:jc w:val="both"/>
+              <w:rPr>
+                <w:rFonts w:ascii="Courier New" w:hAnsi="Courier New" w:cs="Courier New"/>
+                <w:sz w:val="24"/>
+              </w:rPr>
+            </w:pPr>
+            <w:r>
+              <w:rPr>
+                <w:rFonts w:ascii="Courier New" w:hAnsi="Courier New" w:cs="Courier New"/>
+                <w:sz w:val="24"/>
+                <w:lang w:val="en-US"/>
+              </w:rPr>
+              <w:t>SHIFR_IZD=</w:t>
+            </w:r>
+            <w:proofErr w:type="spellStart"/>
+            <w:r>
+              <w:rPr>
+                <w:rFonts w:ascii="Courier New" w:hAnsi="Courier New" w:cs="Courier New"/>
+                <w:sz w:val="24"/>
+                <w:lang w:val="en-US"/>
+              </w:rPr>
+              <w:t>old.SHIFR_</w:t>
+            </w:r>
+            <w:proofErr w:type="gramStart"/>
+            <w:r>
+              <w:rPr>
+                <w:rFonts w:ascii="Courier New" w:hAnsi="Courier New" w:cs="Courier New"/>
+                <w:sz w:val="24"/>
+                <w:lang w:val="en-US"/>
+              </w:rPr>
+              <w:t>IZD;end</w:t>
+            </w:r>
+            <w:proofErr w:type="spellEnd"/>
+            <w:proofErr w:type="gramEnd"/>
+          </w:p>
+        </w:tc>
+      </w:tr>
+    </w:tbl>
+    <w:p>
+      <w:pPr>
+        <w:pStyle w:val="af1"/>
         <w:numPr>
           <w:ilvl w:val="0"/>
           <w:numId w:val="1"/>
@@ -3650,615 +3683,750 @@
         <w:t>запрос поставок</w:t>
       </w:r>
     </w:p>
-    <w:p>
-      <w:pPr>
-        <w:spacing w:line="360" w:lineRule="auto"/>
-        <w:jc w:val="both"/>
-        <w:rPr>
-          <w:rFonts w:ascii="Courier New" w:hAnsi="Courier New" w:cs="Courier New"/>
-          <w:sz w:val="24"/>
-        </w:rPr>
-      </w:pPr>
-      <w:r>
-        <w:rPr>
-          <w:rFonts w:ascii="Courier New" w:hAnsi="Courier New" w:cs="Courier New"/>
-          <w:sz w:val="24"/>
-        </w:rPr>
-        <w:t xml:space="preserve">CREATE PROCEDURE POST </w:t>
-      </w:r>
-    </w:p>
-    <w:p>
-      <w:pPr>
-        <w:spacing w:line="360" w:lineRule="auto"/>
-        <w:jc w:val="both"/>
-        <w:rPr>
-          <w:rFonts w:ascii="Courier New" w:hAnsi="Courier New" w:cs="Courier New"/>
-          <w:sz w:val="24"/>
-        </w:rPr>
-      </w:pPr>
-      <w:r>
-        <w:rPr>
-          <w:rFonts w:ascii="Courier New" w:hAnsi="Courier New" w:cs="Courier New"/>
-          <w:sz w:val="24"/>
-        </w:rPr>
-        <w:t>RETURNS</w:t>
-      </w:r>
-    </w:p>
-    <w:p>
-      <w:pPr>
-        <w:spacing w:line="360" w:lineRule="auto"/>
-        <w:jc w:val="both"/>
-        <w:rPr>
-          <w:rFonts w:ascii="Courier New" w:hAnsi="Courier New" w:cs="Courier New"/>
-          <w:sz w:val="24"/>
-        </w:rPr>
-      </w:pPr>
-      <w:r>
-        <w:rPr>
-          <w:rFonts w:ascii="Courier New" w:hAnsi="Courier New" w:cs="Courier New"/>
-          <w:sz w:val="24"/>
-        </w:rPr>
-        <w:t>(</w:t>
-      </w:r>
-    </w:p>
-    <w:p>
-      <w:pPr>
-        <w:spacing w:line="360" w:lineRule="auto"/>
-        <w:jc w:val="both"/>
-        <w:rPr>
-          <w:rFonts w:ascii="Courier New" w:hAnsi="Courier New" w:cs="Courier New"/>
-          <w:sz w:val="24"/>
-        </w:rPr>
-      </w:pPr>
-      <w:r>
-        <w:rPr>
-          <w:rFonts w:ascii="Courier New" w:hAnsi="Courier New" w:cs="Courier New"/>
-          <w:sz w:val="24"/>
-        </w:rPr>
-        <w:t xml:space="preserve">  OUT_DATA INTEGER,</w:t>
-      </w:r>
-    </w:p>
-    <w:p>
-      <w:pPr>
-        <w:spacing w:line="360" w:lineRule="auto"/>
-        <w:jc w:val="both"/>
-        <w:rPr>
-          <w:rFonts w:ascii="Courier New" w:hAnsi="Courier New" w:cs="Courier New"/>
-          <w:sz w:val="24"/>
-          <w:lang w:val="en-US"/>
-        </w:rPr>
-      </w:pPr>
-      <w:r>
-        <w:rPr>
-          <w:rFonts w:ascii="Courier New" w:hAnsi="Courier New" w:cs="Courier New"/>
-          <w:sz w:val="24"/>
-          <w:lang w:val="en-US"/>
-        </w:rPr>
-        <w:t xml:space="preserve">  OUT_SHIFR_MAT CHAR(2) CHARACTER SET WIN1251,</w:t>
-      </w:r>
-    </w:p>
-    <w:p>
-      <w:pPr>
-        <w:spacing w:line="360" w:lineRule="auto"/>
-        <w:jc w:val="both"/>
-        <w:rPr>
-          <w:rFonts w:ascii="Courier New" w:hAnsi="Courier New" w:cs="Courier New"/>
-          <w:sz w:val="24"/>
-        </w:rPr>
-      </w:pPr>
-      <w:r>
-        <w:rPr>
-          <w:rFonts w:ascii="Courier New" w:hAnsi="Courier New" w:cs="Courier New"/>
-          <w:sz w:val="24"/>
-          <w:lang w:val="en-US"/>
-        </w:rPr>
-        <w:t xml:space="preserve">  </w:t>
-      </w:r>
-      <w:r>
-        <w:rPr>
-          <w:rFonts w:ascii="Courier New" w:hAnsi="Courier New" w:cs="Courier New"/>
-          <w:sz w:val="24"/>
-        </w:rPr>
-        <w:t>OUT_POSTAV DOUBLE PRECISION</w:t>
-      </w:r>
-    </w:p>
-    <w:p>
-      <w:pPr>
-        <w:spacing w:line="360" w:lineRule="auto"/>
-        <w:jc w:val="both"/>
-        <w:rPr>
-          <w:rFonts w:ascii="Courier New" w:hAnsi="Courier New" w:cs="Courier New"/>
-          <w:sz w:val="24"/>
-          <w:lang w:val="en-US"/>
-        </w:rPr>
-      </w:pPr>
-      <w:r>
-        <w:rPr>
-          <w:rFonts w:ascii="Courier New" w:hAnsi="Courier New" w:cs="Courier New"/>
-          <w:sz w:val="24"/>
-          <w:lang w:val="en-US"/>
-        </w:rPr>
-        <w:t>)</w:t>
-      </w:r>
-    </w:p>
-    <w:p>
-      <w:pPr>
-        <w:spacing w:line="360" w:lineRule="auto"/>
-        <w:jc w:val="both"/>
-        <w:rPr>
-          <w:rFonts w:ascii="Courier New" w:hAnsi="Courier New" w:cs="Courier New"/>
-          <w:sz w:val="24"/>
-          <w:lang w:val="en-US"/>
-        </w:rPr>
-      </w:pPr>
-      <w:r>
-        <w:rPr>
-          <w:rFonts w:ascii="Courier New" w:hAnsi="Courier New" w:cs="Courier New"/>
-          <w:sz w:val="24"/>
-          <w:lang w:val="en-US"/>
-        </w:rPr>
-        <w:t>AS</w:t>
-      </w:r>
-    </w:p>
-    <w:p>
-      <w:pPr>
-        <w:spacing w:line="360" w:lineRule="auto"/>
-        <w:jc w:val="both"/>
-        <w:rPr>
-          <w:rFonts w:ascii="Courier New" w:hAnsi="Courier New" w:cs="Courier New"/>
-          <w:sz w:val="24"/>
-        </w:rPr>
-      </w:pPr>
-      <w:r>
-        <w:rPr>
-          <w:rFonts w:ascii="Courier New" w:hAnsi="Courier New" w:cs="Courier New"/>
-          <w:sz w:val="24"/>
-          <w:lang w:val="en-US"/>
-        </w:rPr>
-        <w:t>BEGIN EXIT; END ;</w:t>
-      </w:r>
-    </w:p>
-    <w:p>
-      <w:pPr>
-        <w:spacing w:line="360" w:lineRule="auto"/>
-        <w:jc w:val="both"/>
-        <w:rPr>
-          <w:rFonts w:ascii="Courier New" w:hAnsi="Courier New" w:cs="Courier New"/>
-          <w:sz w:val="24"/>
-          <w:lang w:val="en-US"/>
-        </w:rPr>
-      </w:pPr>
-      <w:r>
-        <w:rPr>
-          <w:rFonts w:ascii="Courier New" w:hAnsi="Courier New" w:cs="Courier New"/>
-          <w:sz w:val="24"/>
-          <w:lang w:val="en-US"/>
-        </w:rPr>
-        <w:t xml:space="preserve">ALTER PROCEDURE POST </w:t>
-      </w:r>
-    </w:p>
-    <w:p>
-      <w:pPr>
-        <w:spacing w:line="360" w:lineRule="auto"/>
-        <w:jc w:val="both"/>
-        <w:rPr>
-          <w:rFonts w:ascii="Courier New" w:hAnsi="Courier New" w:cs="Courier New"/>
-          <w:sz w:val="24"/>
-          <w:lang w:val="en-US"/>
-        </w:rPr>
-      </w:pPr>
-      <w:r>
-        <w:rPr>
-          <w:rFonts w:ascii="Courier New" w:hAnsi="Courier New" w:cs="Courier New"/>
-          <w:sz w:val="24"/>
-          <w:lang w:val="en-US"/>
-        </w:rPr>
-        <w:t>RETURNS</w:t>
-      </w:r>
-    </w:p>
-    <w:p>
-      <w:pPr>
-        <w:spacing w:line="360" w:lineRule="auto"/>
-        <w:jc w:val="both"/>
-        <w:rPr>
-          <w:rFonts w:ascii="Courier New" w:hAnsi="Courier New" w:cs="Courier New"/>
-          <w:sz w:val="24"/>
-          <w:lang w:val="en-US"/>
-        </w:rPr>
-      </w:pPr>
-      <w:r>
-        <w:rPr>
-          <w:rFonts w:ascii="Courier New" w:hAnsi="Courier New" w:cs="Courier New"/>
-          <w:sz w:val="24"/>
-          <w:lang w:val="en-US"/>
-        </w:rPr>
-        <w:t>(</w:t>
-      </w:r>
-    </w:p>
-    <w:p>
-      <w:pPr>
-        <w:spacing w:line="360" w:lineRule="auto"/>
-        <w:jc w:val="both"/>
-        <w:rPr>
-          <w:rFonts w:ascii="Courier New" w:hAnsi="Courier New" w:cs="Courier New"/>
-          <w:sz w:val="24"/>
-          <w:lang w:val="en-US"/>
-        </w:rPr>
-      </w:pPr>
-      <w:r>
-        <w:rPr>
-          <w:rFonts w:ascii="Courier New" w:hAnsi="Courier New" w:cs="Courier New"/>
-          <w:sz w:val="24"/>
-          <w:lang w:val="en-US"/>
-        </w:rPr>
-        <w:t xml:space="preserve">  OUT_DATA INTEGER,</w:t>
-      </w:r>
-    </w:p>
-    <w:p>
-      <w:pPr>
-        <w:spacing w:line="360" w:lineRule="auto"/>
-        <w:jc w:val="both"/>
-        <w:rPr>
-          <w:rFonts w:ascii="Courier New" w:hAnsi="Courier New" w:cs="Courier New"/>
-          <w:sz w:val="24"/>
-          <w:lang w:val="en-US"/>
-        </w:rPr>
-      </w:pPr>
-      <w:r>
-        <w:rPr>
-          <w:rFonts w:ascii="Courier New" w:hAnsi="Courier New" w:cs="Courier New"/>
-          <w:sz w:val="24"/>
-          <w:lang w:val="en-US"/>
-        </w:rPr>
-        <w:t xml:space="preserve">  OUT_SHIFR_MAT CHAR(2) CHARACTER SET WIN1251,</w:t>
-      </w:r>
-    </w:p>
-    <w:p>
-      <w:pPr>
-        <w:spacing w:line="360" w:lineRule="auto"/>
-        <w:jc w:val="both"/>
-        <w:rPr>
-          <w:rFonts w:ascii="Courier New" w:hAnsi="Courier New" w:cs="Courier New"/>
-          <w:sz w:val="24"/>
-          <w:lang w:val="en-US"/>
-        </w:rPr>
-      </w:pPr>
-      <w:r>
-        <w:rPr>
-          <w:rFonts w:ascii="Courier New" w:hAnsi="Courier New" w:cs="Courier New"/>
-          <w:sz w:val="24"/>
-          <w:lang w:val="en-US"/>
-        </w:rPr>
-        <w:t xml:space="preserve">  OUT_POSTAV DOUBLE PRECISION</w:t>
-      </w:r>
-    </w:p>
-    <w:p>
-      <w:pPr>
-        <w:spacing w:line="360" w:lineRule="auto"/>
-        <w:jc w:val="both"/>
-        <w:rPr>
-          <w:rFonts w:ascii="Courier New" w:hAnsi="Courier New" w:cs="Courier New"/>
-          <w:sz w:val="24"/>
-          <w:lang w:val="en-US"/>
-        </w:rPr>
-      </w:pPr>
-      <w:r>
-        <w:rPr>
-          <w:rFonts w:ascii="Courier New" w:hAnsi="Courier New" w:cs="Courier New"/>
-          <w:sz w:val="24"/>
-          <w:lang w:val="en-US"/>
-        </w:rPr>
-        <w:t>)</w:t>
-      </w:r>
-    </w:p>
-    <w:p>
-      <w:pPr>
-        <w:spacing w:line="360" w:lineRule="auto"/>
-        <w:jc w:val="both"/>
-        <w:rPr>
-          <w:rFonts w:ascii="Courier New" w:hAnsi="Courier New" w:cs="Courier New"/>
-          <w:sz w:val="24"/>
-          <w:lang w:val="en-US"/>
-        </w:rPr>
-      </w:pPr>
-      <w:r>
-        <w:rPr>
-          <w:rFonts w:ascii="Courier New" w:hAnsi="Courier New" w:cs="Courier New"/>
-          <w:sz w:val="24"/>
-          <w:lang w:val="en-US"/>
-        </w:rPr>
-        <w:t>AS</w:t>
-      </w:r>
-    </w:p>
-    <w:p>
-      <w:pPr>
-        <w:spacing w:line="360" w:lineRule="auto"/>
-        <w:jc w:val="both"/>
-        <w:rPr>
-          <w:rFonts w:ascii="Courier New" w:hAnsi="Courier New" w:cs="Courier New"/>
-          <w:sz w:val="24"/>
-          <w:lang w:val="en-US"/>
-        </w:rPr>
-      </w:pPr>
-      <w:r>
-        <w:rPr>
-          <w:rFonts w:ascii="Courier New" w:hAnsi="Courier New" w:cs="Courier New"/>
-          <w:sz w:val="24"/>
-          <w:lang w:val="en-US"/>
-        </w:rPr>
-        <w:t>BEGIN</w:t>
-      </w:r>
-    </w:p>
-    <w:p>
-      <w:pPr>
-        <w:spacing w:line="360" w:lineRule="auto"/>
-        <w:jc w:val="both"/>
-        <w:rPr>
-          <w:rFonts w:ascii="Courier New" w:hAnsi="Courier New" w:cs="Courier New"/>
-          <w:sz w:val="24"/>
-          <w:lang w:val="en-US"/>
-        </w:rPr>
-      </w:pPr>
-      <w:r>
-        <w:rPr>
-          <w:rFonts w:ascii="Courier New" w:hAnsi="Courier New" w:cs="Courier New"/>
-          <w:sz w:val="24"/>
-          <w:lang w:val="en-US"/>
-        </w:rPr>
-        <w:t xml:space="preserve">    FOR SELECT POTREBN3.OUT_DATA,</w:t>
-      </w:r>
-    </w:p>
-    <w:p>
-      <w:pPr>
-        <w:spacing w:line="360" w:lineRule="auto"/>
-        <w:jc w:val="both"/>
-        <w:rPr>
-          <w:rFonts w:ascii="Courier New" w:hAnsi="Courier New" w:cs="Courier New"/>
-          <w:sz w:val="24"/>
-          <w:lang w:val="en-US"/>
-        </w:rPr>
-      </w:pPr>
-      <w:r>
-        <w:rPr>
-          <w:rFonts w:ascii="Courier New" w:hAnsi="Courier New" w:cs="Courier New"/>
-          <w:sz w:val="24"/>
-          <w:lang w:val="en-US"/>
-        </w:rPr>
-        <w:t xml:space="preserve">               POTREBN3.OUT_SHIFR_MAT,</w:t>
-      </w:r>
-    </w:p>
-    <w:p>
-      <w:pPr>
-        <w:spacing w:line="360" w:lineRule="auto"/>
-        <w:jc w:val="both"/>
-        <w:rPr>
-          <w:rFonts w:ascii="Courier New" w:hAnsi="Courier New" w:cs="Courier New"/>
-          <w:sz w:val="24"/>
-          <w:lang w:val="en-US"/>
-        </w:rPr>
-      </w:pPr>
-      <w:r>
-        <w:rPr>
-          <w:rFonts w:ascii="Courier New" w:hAnsi="Courier New" w:cs="Courier New"/>
-          <w:sz w:val="24"/>
-          <w:lang w:val="en-US"/>
-        </w:rPr>
-        <w:t xml:space="preserve">               CASE</w:t>
-      </w:r>
-    </w:p>
-    <w:p>
-      <w:pPr>
-        <w:spacing w:line="360" w:lineRule="auto"/>
-        <w:jc w:val="both"/>
-        <w:rPr>
-          <w:rFonts w:ascii="Courier New" w:hAnsi="Courier New" w:cs="Courier New"/>
-          <w:sz w:val="24"/>
-          <w:lang w:val="en-US"/>
-        </w:rPr>
-      </w:pPr>
-      <w:r>
-        <w:rPr>
-          <w:rFonts w:ascii="Courier New" w:hAnsi="Courier New" w:cs="Courier New"/>
-          <w:sz w:val="24"/>
-          <w:lang w:val="en-US"/>
-        </w:rPr>
-        <w:t xml:space="preserve">                   WHEN POTREBN3.OUT_MODUL &lt;&gt; 0 THEN 0</w:t>
-      </w:r>
-    </w:p>
-    <w:p>
-      <w:pPr>
-        <w:spacing w:line="360" w:lineRule="auto"/>
-        <w:jc w:val="both"/>
-        <w:rPr>
-          <w:rFonts w:ascii="Courier New" w:hAnsi="Courier New" w:cs="Courier New"/>
-          <w:sz w:val="24"/>
-          <w:lang w:val="en-US"/>
-        </w:rPr>
-      </w:pPr>
-      <w:r>
-        <w:rPr>
-          <w:rFonts w:ascii="Courier New" w:hAnsi="Courier New" w:cs="Courier New"/>
-          <w:sz w:val="24"/>
-          <w:lang w:val="en-US"/>
-        </w:rPr>
-        <w:t xml:space="preserve">                   ELSE AVERADD.OUT_AVERAGE</w:t>
-      </w:r>
-    </w:p>
-    <w:p>
-      <w:pPr>
-        <w:spacing w:line="360" w:lineRule="auto"/>
-        <w:jc w:val="both"/>
-        <w:rPr>
-          <w:rFonts w:ascii="Courier New" w:hAnsi="Courier New" w:cs="Courier New"/>
-          <w:sz w:val="24"/>
-          <w:lang w:val="en-US"/>
-        </w:rPr>
-      </w:pPr>
-      <w:r>
-        <w:rPr>
-          <w:rFonts w:ascii="Courier New" w:hAnsi="Courier New" w:cs="Courier New"/>
-          <w:sz w:val="24"/>
-          <w:lang w:val="en-US"/>
-        </w:rPr>
-        <w:lastRenderedPageBreak/>
-        <w:t xml:space="preserve">               END</w:t>
-      </w:r>
-    </w:p>
-    <w:p>
-      <w:pPr>
-        <w:spacing w:line="360" w:lineRule="auto"/>
-        <w:jc w:val="both"/>
-        <w:rPr>
-          <w:rFonts w:ascii="Courier New" w:hAnsi="Courier New" w:cs="Courier New"/>
-          <w:sz w:val="24"/>
-          <w:lang w:val="en-US"/>
-        </w:rPr>
-      </w:pPr>
-      <w:r>
-        <w:rPr>
-          <w:rFonts w:ascii="Courier New" w:hAnsi="Courier New" w:cs="Courier New"/>
-          <w:sz w:val="24"/>
-          <w:lang w:val="en-US"/>
-        </w:rPr>
-        <w:t xml:space="preserve">    FROM POTREBN3, AVERADD</w:t>
-      </w:r>
-    </w:p>
-    <w:p>
-      <w:pPr>
-        <w:spacing w:line="360" w:lineRule="auto"/>
-        <w:jc w:val="both"/>
-        <w:rPr>
-          <w:rFonts w:ascii="Courier New" w:hAnsi="Courier New" w:cs="Courier New"/>
-          <w:sz w:val="24"/>
-          <w:lang w:val="en-US"/>
-        </w:rPr>
-      </w:pPr>
-      <w:r>
-        <w:rPr>
-          <w:rFonts w:ascii="Courier New" w:hAnsi="Courier New" w:cs="Courier New"/>
-          <w:sz w:val="24"/>
-          <w:lang w:val="en-US"/>
-        </w:rPr>
-        <w:t xml:space="preserve">    WHERE POTREBN3.OUT_SHIFR_MAT = AVERADD.OUT_SHIFR_MAT</w:t>
-      </w:r>
-    </w:p>
-    <w:p>
-      <w:pPr>
-        <w:spacing w:line="360" w:lineRule="auto"/>
-        <w:jc w:val="both"/>
-        <w:rPr>
-          <w:rFonts w:ascii="Courier New" w:hAnsi="Courier New" w:cs="Courier New"/>
-          <w:sz w:val="24"/>
-          <w:lang w:val="en-US"/>
-        </w:rPr>
-      </w:pPr>
-      <w:r>
-        <w:rPr>
-          <w:rFonts w:ascii="Courier New" w:hAnsi="Courier New" w:cs="Courier New"/>
-          <w:sz w:val="24"/>
-          <w:lang w:val="en-US"/>
-        </w:rPr>
-        <w:t xml:space="preserve">    ORDER BY POTREBN3.OUT_DATA, POTREBN3.OUT_SHIFR_MAT</w:t>
-      </w:r>
-    </w:p>
-    <w:p>
-      <w:pPr>
-        <w:spacing w:line="360" w:lineRule="auto"/>
-        <w:jc w:val="both"/>
-        <w:rPr>
-          <w:rFonts w:ascii="Courier New" w:hAnsi="Courier New" w:cs="Courier New"/>
-          <w:sz w:val="24"/>
-          <w:lang w:val="en-US"/>
-        </w:rPr>
-      </w:pPr>
-      <w:r>
-        <w:rPr>
-          <w:rFonts w:ascii="Courier New" w:hAnsi="Courier New" w:cs="Courier New"/>
-          <w:sz w:val="24"/>
-          <w:lang w:val="en-US"/>
-        </w:rPr>
-        <w:t xml:space="preserve">    INTO :OUT_DATA, :OUT_SHIFR_MAT, :OUT_POSTAV</w:t>
-      </w:r>
-    </w:p>
-    <w:p>
-      <w:pPr>
-        <w:spacing w:line="360" w:lineRule="auto"/>
-        <w:jc w:val="both"/>
-        <w:rPr>
-          <w:rFonts w:ascii="Courier New" w:hAnsi="Courier New" w:cs="Courier New"/>
-          <w:sz w:val="24"/>
-        </w:rPr>
-      </w:pPr>
-      <w:r>
-        <w:rPr>
-          <w:rFonts w:ascii="Courier New" w:hAnsi="Courier New" w:cs="Courier New"/>
-          <w:sz w:val="24"/>
-          <w:lang w:val="en-US"/>
-        </w:rPr>
-        <w:t xml:space="preserve">    </w:t>
-      </w:r>
-      <w:r>
-        <w:rPr>
-          <w:rFonts w:ascii="Courier New" w:hAnsi="Courier New" w:cs="Courier New"/>
-          <w:sz w:val="24"/>
-        </w:rPr>
-        <w:t>DO</w:t>
-      </w:r>
-    </w:p>
-    <w:p>
-      <w:pPr>
-        <w:spacing w:line="360" w:lineRule="auto"/>
-        <w:jc w:val="both"/>
-        <w:rPr>
-          <w:rFonts w:ascii="Courier New" w:hAnsi="Courier New" w:cs="Courier New"/>
-          <w:sz w:val="24"/>
-        </w:rPr>
-      </w:pPr>
-      <w:r>
-        <w:rPr>
-          <w:rFonts w:ascii="Courier New" w:hAnsi="Courier New" w:cs="Courier New"/>
-          <w:sz w:val="24"/>
-        </w:rPr>
-        <w:t xml:space="preserve">        SUSPEND;</w:t>
-      </w:r>
-    </w:p>
-    <w:p>
-      <w:pPr>
-        <w:spacing w:line="360" w:lineRule="auto"/>
-        <w:jc w:val="both"/>
-        <w:rPr>
-          <w:rFonts w:ascii="Courier New" w:hAnsi="Courier New" w:cs="Courier New"/>
-          <w:sz w:val="24"/>
-        </w:rPr>
-      </w:pPr>
-      <w:r>
-        <w:rPr>
-          <w:rFonts w:ascii="Courier New" w:hAnsi="Courier New" w:cs="Courier New"/>
-          <w:sz w:val="24"/>
-        </w:rPr>
-        <w:t>END;</w:t>
-      </w:r>
-    </w:p>
-    <w:p>
-      <w:pPr>
-        <w:spacing w:line="360" w:lineRule="auto"/>
-        <w:jc w:val="both"/>
-        <w:rPr>
-          <w:rFonts w:ascii="Courier New" w:hAnsi="Courier New" w:cs="Courier New"/>
-          <w:sz w:val="24"/>
-        </w:rPr>
-      </w:pPr>
-      <w:r>
-        <w:rPr>
-          <w:rFonts w:ascii="Courier New" w:hAnsi="Courier New" w:cs="Courier New"/>
-          <w:sz w:val="24"/>
-        </w:rPr>
-        <w:t>COMMIT WORK;</w:t>
-      </w:r>
-    </w:p>
-    <w:p>
-      <w:pPr>
-        <w:pStyle w:val="af0"/>
+    <w:tbl>
+      <w:tblPr>
+        <w:tblStyle w:val="a9"/>
+        <w:tblW w:w="0" w:type="auto"/>
+        <w:tblLook w:val="04A0" w:firstRow="1" w:lastRow="0" w:firstColumn="1" w:lastColumn="0" w:noHBand="0" w:noVBand="1"/>
+      </w:tblPr>
+      <w:tblGrid>
+        <w:gridCol w:w="10137"/>
+      </w:tblGrid>
+      <w:tr>
+        <w:tc>
+          <w:tcPr>
+            <w:tcW w:w="10137" w:type="dxa"/>
+          </w:tcPr>
+          <w:p>
+            <w:pPr>
+              <w:spacing w:line="360" w:lineRule="auto"/>
+              <w:jc w:val="both"/>
+              <w:rPr>
+                <w:rFonts w:ascii="Courier New" w:hAnsi="Courier New" w:cs="Courier New"/>
+                <w:sz w:val="24"/>
+                <w:lang w:val="en-US"/>
+              </w:rPr>
+            </w:pPr>
+            <w:r>
+              <w:rPr>
+                <w:rFonts w:ascii="Courier New" w:hAnsi="Courier New" w:cs="Courier New"/>
+                <w:sz w:val="24"/>
+                <w:lang w:val="en-US"/>
+              </w:rPr>
+              <w:t xml:space="preserve">CREATE PROCEDURE POST </w:t>
+            </w:r>
+          </w:p>
+          <w:p>
+            <w:pPr>
+              <w:spacing w:line="360" w:lineRule="auto"/>
+              <w:jc w:val="both"/>
+              <w:rPr>
+                <w:rFonts w:ascii="Courier New" w:hAnsi="Courier New" w:cs="Courier New"/>
+                <w:sz w:val="24"/>
+                <w:lang w:val="en-US"/>
+              </w:rPr>
+            </w:pPr>
+            <w:r>
+              <w:rPr>
+                <w:rFonts w:ascii="Courier New" w:hAnsi="Courier New" w:cs="Courier New"/>
+                <w:sz w:val="24"/>
+                <w:lang w:val="en-US"/>
+              </w:rPr>
+              <w:t>RETURNS</w:t>
+            </w:r>
+          </w:p>
+          <w:p>
+            <w:pPr>
+              <w:spacing w:line="360" w:lineRule="auto"/>
+              <w:jc w:val="both"/>
+              <w:rPr>
+                <w:rFonts w:ascii="Courier New" w:hAnsi="Courier New" w:cs="Courier New"/>
+                <w:sz w:val="24"/>
+                <w:lang w:val="en-US"/>
+              </w:rPr>
+            </w:pPr>
+            <w:r>
+              <w:rPr>
+                <w:rFonts w:ascii="Courier New" w:hAnsi="Courier New" w:cs="Courier New"/>
+                <w:sz w:val="24"/>
+                <w:lang w:val="en-US"/>
+              </w:rPr>
+              <w:t>(</w:t>
+            </w:r>
+          </w:p>
+          <w:p>
+            <w:pPr>
+              <w:spacing w:line="360" w:lineRule="auto"/>
+              <w:jc w:val="both"/>
+              <w:rPr>
+                <w:rFonts w:ascii="Courier New" w:hAnsi="Courier New" w:cs="Courier New"/>
+                <w:sz w:val="24"/>
+                <w:lang w:val="en-US"/>
+              </w:rPr>
+            </w:pPr>
+            <w:r>
+              <w:rPr>
+                <w:rFonts w:ascii="Courier New" w:hAnsi="Courier New" w:cs="Courier New"/>
+                <w:sz w:val="24"/>
+                <w:lang w:val="en-US"/>
+              </w:rPr>
+              <w:t xml:space="preserve">  OUT_DATA INTEGER,</w:t>
+            </w:r>
+          </w:p>
+          <w:p>
+            <w:pPr>
+              <w:spacing w:line="360" w:lineRule="auto"/>
+              <w:jc w:val="both"/>
+              <w:rPr>
+                <w:rFonts w:ascii="Courier New" w:hAnsi="Courier New" w:cs="Courier New"/>
+                <w:sz w:val="24"/>
+                <w:lang w:val="en-US"/>
+              </w:rPr>
+            </w:pPr>
+            <w:r>
+              <w:rPr>
+                <w:rFonts w:ascii="Courier New" w:hAnsi="Courier New" w:cs="Courier New"/>
+                <w:sz w:val="24"/>
+                <w:lang w:val="en-US"/>
+              </w:rPr>
+              <w:t xml:space="preserve">  OUT_SHIFR_MAT </w:t>
+            </w:r>
+            <w:proofErr w:type="gramStart"/>
+            <w:r>
+              <w:rPr>
+                <w:rFonts w:ascii="Courier New" w:hAnsi="Courier New" w:cs="Courier New"/>
+                <w:sz w:val="24"/>
+                <w:lang w:val="en-US"/>
+              </w:rPr>
+              <w:t>CHAR(</w:t>
+            </w:r>
+            <w:proofErr w:type="gramEnd"/>
+            <w:r>
+              <w:rPr>
+                <w:rFonts w:ascii="Courier New" w:hAnsi="Courier New" w:cs="Courier New"/>
+                <w:sz w:val="24"/>
+                <w:lang w:val="en-US"/>
+              </w:rPr>
+              <w:t>2) CHARACTER SET WIN1251,</w:t>
+            </w:r>
+          </w:p>
+          <w:p>
+            <w:pPr>
+              <w:spacing w:line="360" w:lineRule="auto"/>
+              <w:jc w:val="both"/>
+              <w:rPr>
+                <w:rFonts w:ascii="Courier New" w:hAnsi="Courier New" w:cs="Courier New"/>
+                <w:sz w:val="24"/>
+                <w:lang w:val="en-US"/>
+              </w:rPr>
+            </w:pPr>
+            <w:r>
+              <w:rPr>
+                <w:rFonts w:ascii="Courier New" w:hAnsi="Courier New" w:cs="Courier New"/>
+                <w:sz w:val="24"/>
+                <w:lang w:val="en-US"/>
+              </w:rPr>
+              <w:t xml:space="preserve">  </w:t>
+            </w:r>
+            <w:r>
+              <w:rPr>
+                <w:rFonts w:ascii="Courier New" w:hAnsi="Courier New" w:cs="Courier New"/>
+                <w:sz w:val="24"/>
+                <w:lang w:val="en-US"/>
+              </w:rPr>
+              <w:t>OUT_POSTAV DOUBLE PRECISION</w:t>
+            </w:r>
+          </w:p>
+          <w:p>
+            <w:pPr>
+              <w:spacing w:line="360" w:lineRule="auto"/>
+              <w:jc w:val="both"/>
+              <w:rPr>
+                <w:rFonts w:ascii="Courier New" w:hAnsi="Courier New" w:cs="Courier New"/>
+                <w:sz w:val="24"/>
+                <w:lang w:val="en-US"/>
+              </w:rPr>
+            </w:pPr>
+            <w:r>
+              <w:rPr>
+                <w:rFonts w:ascii="Courier New" w:hAnsi="Courier New" w:cs="Courier New"/>
+                <w:sz w:val="24"/>
+                <w:lang w:val="en-US"/>
+              </w:rPr>
+              <w:t>)</w:t>
+            </w:r>
+          </w:p>
+          <w:p>
+            <w:pPr>
+              <w:spacing w:line="360" w:lineRule="auto"/>
+              <w:jc w:val="both"/>
+              <w:rPr>
+                <w:rFonts w:ascii="Courier New" w:hAnsi="Courier New" w:cs="Courier New"/>
+                <w:sz w:val="24"/>
+                <w:lang w:val="en-US"/>
+              </w:rPr>
+            </w:pPr>
+            <w:r>
+              <w:rPr>
+                <w:rFonts w:ascii="Courier New" w:hAnsi="Courier New" w:cs="Courier New"/>
+                <w:sz w:val="24"/>
+                <w:lang w:val="en-US"/>
+              </w:rPr>
+              <w:t>AS</w:t>
+            </w:r>
+          </w:p>
+          <w:p>
+            <w:pPr>
+              <w:spacing w:line="360" w:lineRule="auto"/>
+              <w:jc w:val="both"/>
+              <w:rPr>
+                <w:rFonts w:ascii="Courier New" w:hAnsi="Courier New" w:cs="Courier New"/>
+                <w:sz w:val="24"/>
+                <w:lang w:val="en-US"/>
+              </w:rPr>
+            </w:pPr>
+            <w:r>
+              <w:rPr>
+                <w:rFonts w:ascii="Courier New" w:hAnsi="Courier New" w:cs="Courier New"/>
+                <w:sz w:val="24"/>
+                <w:lang w:val="en-US"/>
+              </w:rPr>
+              <w:t xml:space="preserve">BEGIN EXIT; </w:t>
+            </w:r>
+            <w:proofErr w:type="gramStart"/>
+            <w:r>
+              <w:rPr>
+                <w:rFonts w:ascii="Courier New" w:hAnsi="Courier New" w:cs="Courier New"/>
+                <w:sz w:val="24"/>
+                <w:lang w:val="en-US"/>
+              </w:rPr>
+              <w:t>END ;</w:t>
+            </w:r>
+            <w:proofErr w:type="gramEnd"/>
+          </w:p>
+          <w:p>
+            <w:pPr>
+              <w:spacing w:line="360" w:lineRule="auto"/>
+              <w:jc w:val="both"/>
+              <w:rPr>
+                <w:rFonts w:ascii="Courier New" w:hAnsi="Courier New" w:cs="Courier New"/>
+                <w:sz w:val="24"/>
+                <w:lang w:val="en-US"/>
+              </w:rPr>
+            </w:pPr>
+            <w:r>
+              <w:rPr>
+                <w:rFonts w:ascii="Courier New" w:hAnsi="Courier New" w:cs="Courier New"/>
+                <w:sz w:val="24"/>
+                <w:lang w:val="en-US"/>
+              </w:rPr>
+              <w:t xml:space="preserve">ALTER PROCEDURE POST </w:t>
+            </w:r>
+          </w:p>
+          <w:p>
+            <w:pPr>
+              <w:spacing w:line="360" w:lineRule="auto"/>
+              <w:jc w:val="both"/>
+              <w:rPr>
+                <w:rFonts w:ascii="Courier New" w:hAnsi="Courier New" w:cs="Courier New"/>
+                <w:sz w:val="24"/>
+                <w:lang w:val="en-US"/>
+              </w:rPr>
+            </w:pPr>
+            <w:r>
+              <w:rPr>
+                <w:rFonts w:ascii="Courier New" w:hAnsi="Courier New" w:cs="Courier New"/>
+                <w:sz w:val="24"/>
+                <w:lang w:val="en-US"/>
+              </w:rPr>
+              <w:t>RETURNS</w:t>
+            </w:r>
+          </w:p>
+          <w:p>
+            <w:pPr>
+              <w:spacing w:line="360" w:lineRule="auto"/>
+              <w:jc w:val="both"/>
+              <w:rPr>
+                <w:rFonts w:ascii="Courier New" w:hAnsi="Courier New" w:cs="Courier New"/>
+                <w:sz w:val="24"/>
+                <w:lang w:val="en-US"/>
+              </w:rPr>
+            </w:pPr>
+            <w:r>
+              <w:rPr>
+                <w:rFonts w:ascii="Courier New" w:hAnsi="Courier New" w:cs="Courier New"/>
+                <w:sz w:val="24"/>
+                <w:lang w:val="en-US"/>
+              </w:rPr>
+              <w:t>(</w:t>
+            </w:r>
+          </w:p>
+          <w:p>
+            <w:pPr>
+              <w:spacing w:line="360" w:lineRule="auto"/>
+              <w:jc w:val="both"/>
+              <w:rPr>
+                <w:rFonts w:ascii="Courier New" w:hAnsi="Courier New" w:cs="Courier New"/>
+                <w:sz w:val="24"/>
+                <w:lang w:val="en-US"/>
+              </w:rPr>
+            </w:pPr>
+            <w:r>
+              <w:rPr>
+                <w:rFonts w:ascii="Courier New" w:hAnsi="Courier New" w:cs="Courier New"/>
+                <w:sz w:val="24"/>
+                <w:lang w:val="en-US"/>
+              </w:rPr>
+              <w:t xml:space="preserve">  OUT_DATA INTEGER,</w:t>
+            </w:r>
+          </w:p>
+          <w:p>
+            <w:pPr>
+              <w:spacing w:line="360" w:lineRule="auto"/>
+              <w:jc w:val="both"/>
+              <w:rPr>
+                <w:rFonts w:ascii="Courier New" w:hAnsi="Courier New" w:cs="Courier New"/>
+                <w:sz w:val="24"/>
+                <w:lang w:val="en-US"/>
+              </w:rPr>
+            </w:pPr>
+            <w:r>
+              <w:rPr>
+                <w:rFonts w:ascii="Courier New" w:hAnsi="Courier New" w:cs="Courier New"/>
+                <w:sz w:val="24"/>
+                <w:lang w:val="en-US"/>
+              </w:rPr>
+              <w:t xml:space="preserve">  OUT_SHIFR_MAT </w:t>
+            </w:r>
+            <w:proofErr w:type="gramStart"/>
+            <w:r>
+              <w:rPr>
+                <w:rFonts w:ascii="Courier New" w:hAnsi="Courier New" w:cs="Courier New"/>
+                <w:sz w:val="24"/>
+                <w:lang w:val="en-US"/>
+              </w:rPr>
+              <w:t>CHAR(</w:t>
+            </w:r>
+            <w:proofErr w:type="gramEnd"/>
+            <w:r>
+              <w:rPr>
+                <w:rFonts w:ascii="Courier New" w:hAnsi="Courier New" w:cs="Courier New"/>
+                <w:sz w:val="24"/>
+                <w:lang w:val="en-US"/>
+              </w:rPr>
+              <w:t>2) CHARACTER SET WIN1251,</w:t>
+            </w:r>
+          </w:p>
+          <w:p>
+            <w:pPr>
+              <w:spacing w:line="360" w:lineRule="auto"/>
+              <w:jc w:val="both"/>
+              <w:rPr>
+                <w:rFonts w:ascii="Courier New" w:hAnsi="Courier New" w:cs="Courier New"/>
+                <w:sz w:val="24"/>
+                <w:lang w:val="en-US"/>
+              </w:rPr>
+            </w:pPr>
+            <w:r>
+              <w:rPr>
+                <w:rFonts w:ascii="Courier New" w:hAnsi="Courier New" w:cs="Courier New"/>
+                <w:sz w:val="24"/>
+                <w:lang w:val="en-US"/>
+              </w:rPr>
+              <w:t xml:space="preserve">  OUT_POSTAV DOUBLE PRECISION</w:t>
+            </w:r>
+          </w:p>
+          <w:p>
+            <w:pPr>
+              <w:spacing w:line="360" w:lineRule="auto"/>
+              <w:jc w:val="both"/>
+              <w:rPr>
+                <w:rFonts w:ascii="Courier New" w:hAnsi="Courier New" w:cs="Courier New"/>
+                <w:sz w:val="24"/>
+                <w:lang w:val="en-US"/>
+              </w:rPr>
+            </w:pPr>
+            <w:r>
+              <w:rPr>
+                <w:rFonts w:ascii="Courier New" w:hAnsi="Courier New" w:cs="Courier New"/>
+                <w:sz w:val="24"/>
+                <w:lang w:val="en-US"/>
+              </w:rPr>
+              <w:t>)</w:t>
+            </w:r>
+          </w:p>
+          <w:p>
+            <w:pPr>
+              <w:spacing w:line="360" w:lineRule="auto"/>
+              <w:jc w:val="both"/>
+              <w:rPr>
+                <w:rFonts w:ascii="Courier New" w:hAnsi="Courier New" w:cs="Courier New"/>
+                <w:sz w:val="24"/>
+                <w:lang w:val="en-US"/>
+              </w:rPr>
+            </w:pPr>
+            <w:r>
+              <w:rPr>
+                <w:rFonts w:ascii="Courier New" w:hAnsi="Courier New" w:cs="Courier New"/>
+                <w:sz w:val="24"/>
+                <w:lang w:val="en-US"/>
+              </w:rPr>
+              <w:t>AS</w:t>
+            </w:r>
+          </w:p>
+          <w:p>
+            <w:pPr>
+              <w:spacing w:line="360" w:lineRule="auto"/>
+              <w:jc w:val="both"/>
+              <w:rPr>
+                <w:rFonts w:ascii="Courier New" w:hAnsi="Courier New" w:cs="Courier New"/>
+                <w:sz w:val="24"/>
+                <w:lang w:val="en-US"/>
+              </w:rPr>
+            </w:pPr>
+            <w:r>
+              <w:rPr>
+                <w:rFonts w:ascii="Courier New" w:hAnsi="Courier New" w:cs="Courier New"/>
+                <w:sz w:val="24"/>
+                <w:lang w:val="en-US"/>
+              </w:rPr>
+              <w:t>BEGIN</w:t>
+            </w:r>
+          </w:p>
+          <w:p>
+            <w:pPr>
+              <w:spacing w:line="360" w:lineRule="auto"/>
+              <w:jc w:val="both"/>
+              <w:rPr>
+                <w:rFonts w:ascii="Courier New" w:hAnsi="Courier New" w:cs="Courier New"/>
+                <w:sz w:val="24"/>
+                <w:lang w:val="en-US"/>
+              </w:rPr>
+            </w:pPr>
+            <w:r>
+              <w:rPr>
+                <w:rFonts w:ascii="Courier New" w:hAnsi="Courier New" w:cs="Courier New"/>
+                <w:sz w:val="24"/>
+                <w:lang w:val="en-US"/>
+              </w:rPr>
+              <w:t xml:space="preserve">    FOR SELECT POTREBN3.OUT_DATA,</w:t>
+            </w:r>
+          </w:p>
+          <w:p>
+            <w:pPr>
+              <w:spacing w:line="360" w:lineRule="auto"/>
+              <w:jc w:val="both"/>
+              <w:rPr>
+                <w:rFonts w:ascii="Courier New" w:hAnsi="Courier New" w:cs="Courier New"/>
+                <w:sz w:val="24"/>
+                <w:lang w:val="en-US"/>
+              </w:rPr>
+            </w:pPr>
+            <w:r>
+              <w:rPr>
+                <w:rFonts w:ascii="Courier New" w:hAnsi="Courier New" w:cs="Courier New"/>
+                <w:sz w:val="24"/>
+                <w:lang w:val="en-US"/>
+              </w:rPr>
+              <w:t xml:space="preserve">               POTREBN3.OUT_SHIFR_MAT,</w:t>
+            </w:r>
+          </w:p>
+          <w:p>
+            <w:pPr>
+              <w:spacing w:line="360" w:lineRule="auto"/>
+              <w:jc w:val="both"/>
+              <w:rPr>
+                <w:rFonts w:ascii="Courier New" w:hAnsi="Courier New" w:cs="Courier New"/>
+                <w:sz w:val="24"/>
+                <w:lang w:val="en-US"/>
+              </w:rPr>
+            </w:pPr>
+            <w:r>
+              <w:rPr>
+                <w:rFonts w:ascii="Courier New" w:hAnsi="Courier New" w:cs="Courier New"/>
+                <w:sz w:val="24"/>
+                <w:lang w:val="en-US"/>
+              </w:rPr>
+              <w:lastRenderedPageBreak/>
+              <w:t xml:space="preserve">               CASE</w:t>
+            </w:r>
+          </w:p>
+          <w:p>
+            <w:pPr>
+              <w:spacing w:line="360" w:lineRule="auto"/>
+              <w:jc w:val="both"/>
+              <w:rPr>
+                <w:rFonts w:ascii="Courier New" w:hAnsi="Courier New" w:cs="Courier New"/>
+                <w:sz w:val="24"/>
+                <w:lang w:val="en-US"/>
+              </w:rPr>
+            </w:pPr>
+            <w:r>
+              <w:rPr>
+                <w:rFonts w:ascii="Courier New" w:hAnsi="Courier New" w:cs="Courier New"/>
+                <w:sz w:val="24"/>
+                <w:lang w:val="en-US"/>
+              </w:rPr>
+              <w:t xml:space="preserve">                   WHEN POTREBN3.OUT_MODUL &lt;&gt; 0 THEN 0</w:t>
+            </w:r>
+          </w:p>
+          <w:p>
+            <w:pPr>
+              <w:spacing w:line="360" w:lineRule="auto"/>
+              <w:jc w:val="both"/>
+              <w:rPr>
+                <w:rFonts w:ascii="Courier New" w:hAnsi="Courier New" w:cs="Courier New"/>
+                <w:sz w:val="24"/>
+                <w:lang w:val="en-US"/>
+              </w:rPr>
+            </w:pPr>
+            <w:r>
+              <w:rPr>
+                <w:rFonts w:ascii="Courier New" w:hAnsi="Courier New" w:cs="Courier New"/>
+                <w:sz w:val="24"/>
+                <w:lang w:val="en-US"/>
+              </w:rPr>
+              <w:t xml:space="preserve">                   ELSE AVERADD.OUT_AVERAGE</w:t>
+            </w:r>
+          </w:p>
+          <w:p>
+            <w:pPr>
+              <w:spacing w:line="360" w:lineRule="auto"/>
+              <w:jc w:val="both"/>
+              <w:rPr>
+                <w:rFonts w:ascii="Courier New" w:hAnsi="Courier New" w:cs="Courier New"/>
+                <w:sz w:val="24"/>
+                <w:lang w:val="en-US"/>
+              </w:rPr>
+            </w:pPr>
+            <w:r>
+              <w:rPr>
+                <w:rFonts w:ascii="Courier New" w:hAnsi="Courier New" w:cs="Courier New"/>
+                <w:sz w:val="24"/>
+                <w:lang w:val="en-US"/>
+              </w:rPr>
+              <w:t xml:space="preserve">               END</w:t>
+            </w:r>
+          </w:p>
+          <w:p>
+            <w:pPr>
+              <w:spacing w:line="360" w:lineRule="auto"/>
+              <w:jc w:val="both"/>
+              <w:rPr>
+                <w:rFonts w:ascii="Courier New" w:hAnsi="Courier New" w:cs="Courier New"/>
+                <w:sz w:val="24"/>
+                <w:lang w:val="en-US"/>
+              </w:rPr>
+            </w:pPr>
+            <w:r>
+              <w:rPr>
+                <w:rFonts w:ascii="Courier New" w:hAnsi="Courier New" w:cs="Courier New"/>
+                <w:sz w:val="24"/>
+                <w:lang w:val="en-US"/>
+              </w:rPr>
+              <w:t xml:space="preserve">    FROM POTREBN3, AVERADD</w:t>
+            </w:r>
+          </w:p>
+          <w:p>
+            <w:pPr>
+              <w:spacing w:line="360" w:lineRule="auto"/>
+              <w:jc w:val="both"/>
+              <w:rPr>
+                <w:rFonts w:ascii="Courier New" w:hAnsi="Courier New" w:cs="Courier New"/>
+                <w:sz w:val="24"/>
+                <w:lang w:val="en-US"/>
+              </w:rPr>
+            </w:pPr>
+            <w:r>
+              <w:rPr>
+                <w:rFonts w:ascii="Courier New" w:hAnsi="Courier New" w:cs="Courier New"/>
+                <w:sz w:val="24"/>
+                <w:lang w:val="en-US"/>
+              </w:rPr>
+              <w:t xml:space="preserve">    WHERE POTREBN3.OUT_SHIFR_MAT = AVERADD.OUT_SHIFR_MAT</w:t>
+            </w:r>
+          </w:p>
+          <w:p>
+            <w:pPr>
+              <w:spacing w:line="360" w:lineRule="auto"/>
+              <w:jc w:val="both"/>
+              <w:rPr>
+                <w:rFonts w:ascii="Courier New" w:hAnsi="Courier New" w:cs="Courier New"/>
+                <w:sz w:val="24"/>
+                <w:lang w:val="en-US"/>
+              </w:rPr>
+            </w:pPr>
+            <w:r>
+              <w:rPr>
+                <w:rFonts w:ascii="Courier New" w:hAnsi="Courier New" w:cs="Courier New"/>
+                <w:sz w:val="24"/>
+                <w:lang w:val="en-US"/>
+              </w:rPr>
+              <w:t xml:space="preserve">    ORDER BY POTREBN3.OUT_DATA, POTREBN3.OUT_SHIFR_MAT</w:t>
+            </w:r>
+          </w:p>
+          <w:p>
+            <w:pPr>
+              <w:spacing w:line="360" w:lineRule="auto"/>
+              <w:jc w:val="both"/>
+              <w:rPr>
+                <w:rFonts w:ascii="Courier New" w:hAnsi="Courier New" w:cs="Courier New"/>
+                <w:sz w:val="24"/>
+                <w:lang w:val="en-US"/>
+              </w:rPr>
+            </w:pPr>
+            <w:r>
+              <w:rPr>
+                <w:rFonts w:ascii="Courier New" w:hAnsi="Courier New" w:cs="Courier New"/>
+                <w:sz w:val="24"/>
+                <w:lang w:val="en-US"/>
+              </w:rPr>
+              <w:t xml:space="preserve">    </w:t>
+            </w:r>
+            <w:proofErr w:type="gramStart"/>
+            <w:r>
+              <w:rPr>
+                <w:rFonts w:ascii="Courier New" w:hAnsi="Courier New" w:cs="Courier New"/>
+                <w:sz w:val="24"/>
+                <w:lang w:val="en-US"/>
+              </w:rPr>
+              <w:t>INTO :OUT</w:t>
+            </w:r>
+            <w:proofErr w:type="gramEnd"/>
+            <w:r>
+              <w:rPr>
+                <w:rFonts w:ascii="Courier New" w:hAnsi="Courier New" w:cs="Courier New"/>
+                <w:sz w:val="24"/>
+                <w:lang w:val="en-US"/>
+              </w:rPr>
+              <w:t>_DATA</w:t>
+            </w:r>
+            <w:proofErr w:type="gramStart"/>
+            <w:r>
+              <w:rPr>
+                <w:rFonts w:ascii="Courier New" w:hAnsi="Courier New" w:cs="Courier New"/>
+                <w:sz w:val="24"/>
+                <w:lang w:val="en-US"/>
+              </w:rPr>
+              <w:t>, :OUT</w:t>
+            </w:r>
+            <w:proofErr w:type="gramEnd"/>
+            <w:r>
+              <w:rPr>
+                <w:rFonts w:ascii="Courier New" w:hAnsi="Courier New" w:cs="Courier New"/>
+                <w:sz w:val="24"/>
+                <w:lang w:val="en-US"/>
+              </w:rPr>
+              <w:t>_SHIFR_MAT</w:t>
+            </w:r>
+            <w:proofErr w:type="gramStart"/>
+            <w:r>
+              <w:rPr>
+                <w:rFonts w:ascii="Courier New" w:hAnsi="Courier New" w:cs="Courier New"/>
+                <w:sz w:val="24"/>
+                <w:lang w:val="en-US"/>
+              </w:rPr>
+              <w:t>, :OUT</w:t>
+            </w:r>
+            <w:proofErr w:type="gramEnd"/>
+            <w:r>
+              <w:rPr>
+                <w:rFonts w:ascii="Courier New" w:hAnsi="Courier New" w:cs="Courier New"/>
+                <w:sz w:val="24"/>
+                <w:lang w:val="en-US"/>
+              </w:rPr>
+              <w:t>_POSTAV</w:t>
+            </w:r>
+          </w:p>
+          <w:p>
+            <w:pPr>
+              <w:spacing w:line="360" w:lineRule="auto"/>
+              <w:jc w:val="both"/>
+              <w:rPr>
+                <w:rFonts w:ascii="Courier New" w:hAnsi="Courier New" w:cs="Courier New"/>
+                <w:sz w:val="24"/>
+                <w:lang w:val="en-US"/>
+              </w:rPr>
+            </w:pPr>
+            <w:r>
+              <w:rPr>
+                <w:rFonts w:ascii="Courier New" w:hAnsi="Courier New" w:cs="Courier New"/>
+                <w:sz w:val="24"/>
+                <w:lang w:val="en-US"/>
+              </w:rPr>
+              <w:t xml:space="preserve">    </w:t>
+            </w:r>
+            <w:r>
+              <w:rPr>
+                <w:rFonts w:ascii="Courier New" w:hAnsi="Courier New" w:cs="Courier New"/>
+                <w:sz w:val="24"/>
+                <w:lang w:val="en-US"/>
+              </w:rPr>
+              <w:t>DO</w:t>
+            </w:r>
+          </w:p>
+          <w:p>
+            <w:pPr>
+              <w:spacing w:line="360" w:lineRule="auto"/>
+              <w:jc w:val="both"/>
+              <w:rPr>
+                <w:rFonts w:ascii="Courier New" w:hAnsi="Courier New" w:cs="Courier New"/>
+                <w:sz w:val="24"/>
+                <w:lang w:val="en-US"/>
+              </w:rPr>
+            </w:pPr>
+            <w:r>
+              <w:rPr>
+                <w:rFonts w:ascii="Courier New" w:hAnsi="Courier New" w:cs="Courier New"/>
+                <w:sz w:val="24"/>
+                <w:lang w:val="en-US"/>
+              </w:rPr>
+              <w:t xml:space="preserve">        SUSPEND;</w:t>
+            </w:r>
+          </w:p>
+          <w:p>
+            <w:pPr>
+              <w:spacing w:line="360" w:lineRule="auto"/>
+              <w:jc w:val="both"/>
+              <w:rPr>
+                <w:rFonts w:ascii="Courier New" w:hAnsi="Courier New" w:cs="Courier New"/>
+                <w:sz w:val="24"/>
+                <w:lang w:val="en-US"/>
+              </w:rPr>
+            </w:pPr>
+            <w:r>
+              <w:rPr>
+                <w:rFonts w:ascii="Courier New" w:hAnsi="Courier New" w:cs="Courier New"/>
+                <w:sz w:val="24"/>
+                <w:lang w:val="en-US"/>
+              </w:rPr>
+              <w:t>END;</w:t>
+            </w:r>
+          </w:p>
+          <w:p>
+            <w:pPr>
+              <w:spacing w:line="360" w:lineRule="auto"/>
+              <w:jc w:val="both"/>
+              <w:rPr>
+                <w:rFonts w:ascii="Courier New" w:hAnsi="Courier New" w:cs="Courier New"/>
+                <w:sz w:val="24"/>
+              </w:rPr>
+            </w:pPr>
+            <w:r>
+              <w:rPr>
+                <w:rFonts w:ascii="Courier New" w:hAnsi="Courier New" w:cs="Courier New"/>
+                <w:sz w:val="24"/>
+                <w:lang w:val="en-US"/>
+              </w:rPr>
+              <w:t>COMMIT WORK;</w:t>
+            </w:r>
+          </w:p>
+        </w:tc>
+      </w:tr>
+    </w:tbl>
+    <w:p>
+      <w:pPr>
+        <w:pStyle w:val="af1"/>
         <w:numPr>
           <w:ilvl w:val="0"/>
           <w:numId w:val="1"/>
@@ -4276,6 +4444,7 @@
           <w:szCs w:val="22"/>
           <w:lang w:val="en-US"/>
         </w:rPr>
+        <w:lastRenderedPageBreak/>
         <w:t>SQL</w:t>
       </w:r>
       <w:r>
@@ -4286,644 +4455,766 @@
         <w:t xml:space="preserve"> запрос заказа</w:t>
       </w:r>
     </w:p>
+    <w:tbl>
+      <w:tblPr>
+        <w:tblStyle w:val="a9"/>
+        <w:tblW w:w="0" w:type="auto"/>
+        <w:tblLook w:val="04A0" w:firstRow="1" w:lastRow="0" w:firstColumn="1" w:lastColumn="0" w:noHBand="0" w:noVBand="1"/>
+      </w:tblPr>
+      <w:tblGrid>
+        <w:gridCol w:w="10137"/>
+      </w:tblGrid>
+      <w:tr>
+        <w:tc>
+          <w:tcPr>
+            <w:tcW w:w="10137" w:type="dxa"/>
+          </w:tcPr>
+          <w:p>
+            <w:pPr>
+              <w:spacing w:line="360" w:lineRule="auto"/>
+              <w:jc w:val="both"/>
+              <w:rPr>
+                <w:rFonts w:ascii="Courier New" w:hAnsi="Courier New" w:cs="Courier New"/>
+                <w:sz w:val="24"/>
+                <w:lang w:val="en-US"/>
+              </w:rPr>
+            </w:pPr>
+            <w:r>
+              <w:rPr>
+                <w:rFonts w:ascii="Courier New" w:hAnsi="Courier New" w:cs="Courier New"/>
+                <w:sz w:val="24"/>
+                <w:lang w:val="en-US"/>
+              </w:rPr>
+              <w:t xml:space="preserve">CREATE PROCEDURE ZAKAZ3 </w:t>
+            </w:r>
+          </w:p>
+          <w:p>
+            <w:pPr>
+              <w:spacing w:line="360" w:lineRule="auto"/>
+              <w:jc w:val="both"/>
+              <w:rPr>
+                <w:rFonts w:ascii="Courier New" w:hAnsi="Courier New" w:cs="Courier New"/>
+                <w:sz w:val="24"/>
+                <w:lang w:val="en-US"/>
+              </w:rPr>
+            </w:pPr>
+            <w:r>
+              <w:rPr>
+                <w:rFonts w:ascii="Courier New" w:hAnsi="Courier New" w:cs="Courier New"/>
+                <w:sz w:val="24"/>
+                <w:lang w:val="en-US"/>
+              </w:rPr>
+              <w:t>RETURNS</w:t>
+            </w:r>
+          </w:p>
+          <w:p>
+            <w:pPr>
+              <w:spacing w:line="360" w:lineRule="auto"/>
+              <w:jc w:val="both"/>
+              <w:rPr>
+                <w:rFonts w:ascii="Courier New" w:hAnsi="Courier New" w:cs="Courier New"/>
+                <w:sz w:val="24"/>
+                <w:lang w:val="en-US"/>
+              </w:rPr>
+            </w:pPr>
+            <w:r>
+              <w:rPr>
+                <w:rFonts w:ascii="Courier New" w:hAnsi="Courier New" w:cs="Courier New"/>
+                <w:sz w:val="24"/>
+                <w:lang w:val="en-US"/>
+              </w:rPr>
+              <w:t>(</w:t>
+            </w:r>
+          </w:p>
+          <w:p>
+            <w:pPr>
+              <w:spacing w:line="360" w:lineRule="auto"/>
+              <w:jc w:val="both"/>
+              <w:rPr>
+                <w:rFonts w:ascii="Courier New" w:hAnsi="Courier New" w:cs="Courier New"/>
+                <w:sz w:val="24"/>
+                <w:lang w:val="en-US"/>
+              </w:rPr>
+            </w:pPr>
+            <w:r>
+              <w:rPr>
+                <w:rFonts w:ascii="Courier New" w:hAnsi="Courier New" w:cs="Courier New"/>
+                <w:sz w:val="24"/>
+                <w:lang w:val="en-US"/>
+              </w:rPr>
+              <w:t xml:space="preserve">  OUT_DATA INTEGER,</w:t>
+            </w:r>
+          </w:p>
+          <w:p>
+            <w:pPr>
+              <w:spacing w:line="360" w:lineRule="auto"/>
+              <w:jc w:val="both"/>
+              <w:rPr>
+                <w:rFonts w:ascii="Courier New" w:hAnsi="Courier New" w:cs="Courier New"/>
+                <w:sz w:val="24"/>
+                <w:lang w:val="en-US"/>
+              </w:rPr>
+            </w:pPr>
+            <w:r>
+              <w:rPr>
+                <w:rFonts w:ascii="Courier New" w:hAnsi="Courier New" w:cs="Courier New"/>
+                <w:sz w:val="24"/>
+                <w:lang w:val="en-US"/>
+              </w:rPr>
+              <w:t xml:space="preserve">  OUT_SHIFR_MAT </w:t>
+            </w:r>
+            <w:proofErr w:type="gramStart"/>
+            <w:r>
+              <w:rPr>
+                <w:rFonts w:ascii="Courier New" w:hAnsi="Courier New" w:cs="Courier New"/>
+                <w:sz w:val="24"/>
+                <w:lang w:val="en-US"/>
+              </w:rPr>
+              <w:t>CHAR(</w:t>
+            </w:r>
+            <w:proofErr w:type="gramEnd"/>
+            <w:r>
+              <w:rPr>
+                <w:rFonts w:ascii="Courier New" w:hAnsi="Courier New" w:cs="Courier New"/>
+                <w:sz w:val="24"/>
+                <w:lang w:val="en-US"/>
+              </w:rPr>
+              <w:t>2) CHARACTER SET WIN1251,</w:t>
+            </w:r>
+          </w:p>
+          <w:p>
+            <w:pPr>
+              <w:spacing w:line="360" w:lineRule="auto"/>
+              <w:jc w:val="both"/>
+              <w:rPr>
+                <w:rFonts w:ascii="Courier New" w:hAnsi="Courier New" w:cs="Courier New"/>
+                <w:sz w:val="24"/>
+                <w:lang w:val="en-US"/>
+              </w:rPr>
+            </w:pPr>
+            <w:r>
+              <w:rPr>
+                <w:rFonts w:ascii="Courier New" w:hAnsi="Courier New" w:cs="Courier New"/>
+                <w:sz w:val="24"/>
+                <w:lang w:val="en-US"/>
+              </w:rPr>
+              <w:t xml:space="preserve">  OUT_ZAKAZ DOUBLE PRECISION</w:t>
+            </w:r>
+          </w:p>
+          <w:p>
+            <w:pPr>
+              <w:spacing w:line="360" w:lineRule="auto"/>
+              <w:jc w:val="both"/>
+              <w:rPr>
+                <w:rFonts w:ascii="Courier New" w:hAnsi="Courier New" w:cs="Courier New"/>
+                <w:sz w:val="24"/>
+                <w:lang w:val="en-US"/>
+              </w:rPr>
+            </w:pPr>
+            <w:r>
+              <w:rPr>
+                <w:rFonts w:ascii="Courier New" w:hAnsi="Courier New" w:cs="Courier New"/>
+                <w:sz w:val="24"/>
+                <w:lang w:val="en-US"/>
+              </w:rPr>
+              <w:t>)</w:t>
+            </w:r>
+          </w:p>
+          <w:p>
+            <w:pPr>
+              <w:spacing w:line="360" w:lineRule="auto"/>
+              <w:jc w:val="both"/>
+              <w:rPr>
+                <w:rFonts w:ascii="Courier New" w:hAnsi="Courier New" w:cs="Courier New"/>
+                <w:sz w:val="24"/>
+                <w:lang w:val="en-US"/>
+              </w:rPr>
+            </w:pPr>
+            <w:r>
+              <w:rPr>
+                <w:rFonts w:ascii="Courier New" w:hAnsi="Courier New" w:cs="Courier New"/>
+                <w:sz w:val="24"/>
+                <w:lang w:val="en-US"/>
+              </w:rPr>
+              <w:t>AS</w:t>
+            </w:r>
+          </w:p>
+          <w:p>
+            <w:pPr>
+              <w:spacing w:line="360" w:lineRule="auto"/>
+              <w:jc w:val="both"/>
+              <w:rPr>
+                <w:rFonts w:ascii="Courier New" w:hAnsi="Courier New" w:cs="Courier New"/>
+                <w:sz w:val="24"/>
+                <w:lang w:val="en-US"/>
+              </w:rPr>
+            </w:pPr>
+            <w:r>
+              <w:rPr>
+                <w:rFonts w:ascii="Courier New" w:hAnsi="Courier New" w:cs="Courier New"/>
+                <w:sz w:val="24"/>
+                <w:lang w:val="en-US"/>
+              </w:rPr>
+              <w:t xml:space="preserve">BEGIN EXIT; </w:t>
+            </w:r>
+            <w:proofErr w:type="gramStart"/>
+            <w:r>
+              <w:rPr>
+                <w:rFonts w:ascii="Courier New" w:hAnsi="Courier New" w:cs="Courier New"/>
+                <w:sz w:val="24"/>
+                <w:lang w:val="en-US"/>
+              </w:rPr>
+              <w:t>END ;</w:t>
+            </w:r>
+            <w:proofErr w:type="gramEnd"/>
+          </w:p>
+          <w:p>
+            <w:pPr>
+              <w:spacing w:line="360" w:lineRule="auto"/>
+              <w:jc w:val="both"/>
+              <w:rPr>
+                <w:rFonts w:ascii="Courier New" w:hAnsi="Courier New" w:cs="Courier New"/>
+                <w:sz w:val="24"/>
+                <w:lang w:val="en-US"/>
+              </w:rPr>
+            </w:pPr>
+            <w:r>
+              <w:rPr>
+                <w:rFonts w:ascii="Courier New" w:hAnsi="Courier New" w:cs="Courier New"/>
+                <w:sz w:val="24"/>
+                <w:lang w:val="en-US"/>
+              </w:rPr>
+              <w:t xml:space="preserve">ALTER PROCEDURE ZAKAZ3 </w:t>
+            </w:r>
+          </w:p>
+          <w:p>
+            <w:pPr>
+              <w:spacing w:line="360" w:lineRule="auto"/>
+              <w:jc w:val="both"/>
+              <w:rPr>
+                <w:rFonts w:ascii="Courier New" w:hAnsi="Courier New" w:cs="Courier New"/>
+                <w:sz w:val="24"/>
+                <w:lang w:val="en-US"/>
+              </w:rPr>
+            </w:pPr>
+            <w:r>
+              <w:rPr>
+                <w:rFonts w:ascii="Courier New" w:hAnsi="Courier New" w:cs="Courier New"/>
+                <w:sz w:val="24"/>
+                <w:lang w:val="en-US"/>
+              </w:rPr>
+              <w:t>RETURNS</w:t>
+            </w:r>
+          </w:p>
+          <w:p>
+            <w:pPr>
+              <w:spacing w:line="360" w:lineRule="auto"/>
+              <w:jc w:val="both"/>
+              <w:rPr>
+                <w:rFonts w:ascii="Courier New" w:hAnsi="Courier New" w:cs="Courier New"/>
+                <w:sz w:val="24"/>
+                <w:lang w:val="en-US"/>
+              </w:rPr>
+            </w:pPr>
+            <w:r>
+              <w:rPr>
+                <w:rFonts w:ascii="Courier New" w:hAnsi="Courier New" w:cs="Courier New"/>
+                <w:sz w:val="24"/>
+                <w:lang w:val="en-US"/>
+              </w:rPr>
+              <w:t>(</w:t>
+            </w:r>
+          </w:p>
+          <w:p>
+            <w:pPr>
+              <w:spacing w:line="360" w:lineRule="auto"/>
+              <w:jc w:val="both"/>
+              <w:rPr>
+                <w:rFonts w:ascii="Courier New" w:hAnsi="Courier New" w:cs="Courier New"/>
+                <w:sz w:val="24"/>
+                <w:lang w:val="en-US"/>
+              </w:rPr>
+            </w:pPr>
+            <w:r>
+              <w:rPr>
+                <w:rFonts w:ascii="Courier New" w:hAnsi="Courier New" w:cs="Courier New"/>
+                <w:sz w:val="24"/>
+                <w:lang w:val="en-US"/>
+              </w:rPr>
+              <w:t xml:space="preserve">  OUT_DATA INTEGER,</w:t>
+            </w:r>
+          </w:p>
+          <w:p>
+            <w:pPr>
+              <w:spacing w:line="360" w:lineRule="auto"/>
+              <w:jc w:val="both"/>
+              <w:rPr>
+                <w:rFonts w:ascii="Courier New" w:hAnsi="Courier New" w:cs="Courier New"/>
+                <w:sz w:val="24"/>
+                <w:lang w:val="en-US"/>
+              </w:rPr>
+            </w:pPr>
+            <w:r>
+              <w:rPr>
+                <w:rFonts w:ascii="Courier New" w:hAnsi="Courier New" w:cs="Courier New"/>
+                <w:sz w:val="24"/>
+                <w:lang w:val="en-US"/>
+              </w:rPr>
+              <w:t xml:space="preserve">  OUT_SHIFR_MAT </w:t>
+            </w:r>
+            <w:proofErr w:type="gramStart"/>
+            <w:r>
+              <w:rPr>
+                <w:rFonts w:ascii="Courier New" w:hAnsi="Courier New" w:cs="Courier New"/>
+                <w:sz w:val="24"/>
+                <w:lang w:val="en-US"/>
+              </w:rPr>
+              <w:t>CHAR(</w:t>
+            </w:r>
+            <w:proofErr w:type="gramEnd"/>
+            <w:r>
+              <w:rPr>
+                <w:rFonts w:ascii="Courier New" w:hAnsi="Courier New" w:cs="Courier New"/>
+                <w:sz w:val="24"/>
+                <w:lang w:val="en-US"/>
+              </w:rPr>
+              <w:t>2) CHARACTER SET WIN1251,</w:t>
+            </w:r>
+          </w:p>
+          <w:p>
+            <w:pPr>
+              <w:spacing w:line="360" w:lineRule="auto"/>
+              <w:jc w:val="both"/>
+              <w:rPr>
+                <w:rFonts w:ascii="Courier New" w:hAnsi="Courier New" w:cs="Courier New"/>
+                <w:sz w:val="24"/>
+                <w:lang w:val="en-US"/>
+              </w:rPr>
+            </w:pPr>
+            <w:r>
+              <w:rPr>
+                <w:rFonts w:ascii="Courier New" w:hAnsi="Courier New" w:cs="Courier New"/>
+                <w:sz w:val="24"/>
+                <w:lang w:val="en-US"/>
+              </w:rPr>
+              <w:t xml:space="preserve">  OUT_ZAKAZ DOUBLE PRECISION</w:t>
+            </w:r>
+          </w:p>
+          <w:p>
+            <w:pPr>
+              <w:spacing w:line="360" w:lineRule="auto"/>
+              <w:jc w:val="both"/>
+              <w:rPr>
+                <w:rFonts w:ascii="Courier New" w:hAnsi="Courier New" w:cs="Courier New"/>
+                <w:sz w:val="24"/>
+                <w:lang w:val="en-US"/>
+              </w:rPr>
+            </w:pPr>
+            <w:r>
+              <w:rPr>
+                <w:rFonts w:ascii="Courier New" w:hAnsi="Courier New" w:cs="Courier New"/>
+                <w:sz w:val="24"/>
+                <w:lang w:val="en-US"/>
+              </w:rPr>
+              <w:t>)</w:t>
+            </w:r>
+          </w:p>
+          <w:p>
+            <w:pPr>
+              <w:spacing w:line="360" w:lineRule="auto"/>
+              <w:jc w:val="both"/>
+              <w:rPr>
+                <w:rFonts w:ascii="Courier New" w:hAnsi="Courier New" w:cs="Courier New"/>
+                <w:sz w:val="24"/>
+                <w:lang w:val="en-US"/>
+              </w:rPr>
+            </w:pPr>
+            <w:r>
+              <w:rPr>
+                <w:rFonts w:ascii="Courier New" w:hAnsi="Courier New" w:cs="Courier New"/>
+                <w:sz w:val="24"/>
+                <w:lang w:val="en-US"/>
+              </w:rPr>
+              <w:t>AS</w:t>
+            </w:r>
+          </w:p>
+          <w:p>
+            <w:pPr>
+              <w:spacing w:line="360" w:lineRule="auto"/>
+              <w:jc w:val="both"/>
+              <w:rPr>
+                <w:rFonts w:ascii="Courier New" w:hAnsi="Courier New" w:cs="Courier New"/>
+                <w:sz w:val="24"/>
+                <w:lang w:val="en-US"/>
+              </w:rPr>
+            </w:pPr>
+            <w:r>
+              <w:rPr>
+                <w:rFonts w:ascii="Courier New" w:hAnsi="Courier New" w:cs="Courier New"/>
+                <w:sz w:val="24"/>
+                <w:lang w:val="en-US"/>
+              </w:rPr>
+              <w:t>begin</w:t>
+            </w:r>
+          </w:p>
+          <w:p>
+            <w:pPr>
+              <w:spacing w:line="360" w:lineRule="auto"/>
+              <w:jc w:val="both"/>
+              <w:rPr>
+                <w:rFonts w:ascii="Courier New" w:hAnsi="Courier New" w:cs="Courier New"/>
+                <w:sz w:val="24"/>
+                <w:lang w:val="en-US"/>
+              </w:rPr>
+            </w:pPr>
+            <w:r>
+              <w:rPr>
+                <w:rFonts w:ascii="Courier New" w:hAnsi="Courier New" w:cs="Courier New"/>
+                <w:sz w:val="24"/>
+                <w:lang w:val="en-US"/>
+              </w:rPr>
+              <w:t>for select POTREBN4.OUT_DATA,</w:t>
+            </w:r>
+          </w:p>
+          <w:p>
+            <w:pPr>
+              <w:spacing w:line="360" w:lineRule="auto"/>
+              <w:jc w:val="both"/>
+              <w:rPr>
+                <w:rFonts w:ascii="Courier New" w:hAnsi="Courier New" w:cs="Courier New"/>
+                <w:sz w:val="24"/>
+                <w:lang w:val="en-US"/>
+              </w:rPr>
+            </w:pPr>
+            <w:r>
+              <w:rPr>
+                <w:rFonts w:ascii="Courier New" w:hAnsi="Courier New" w:cs="Courier New"/>
+                <w:sz w:val="24"/>
+                <w:lang w:val="en-US"/>
+              </w:rPr>
+              <w:t>POTREBN4.OUT_SHIFR_MAT,</w:t>
+            </w:r>
+          </w:p>
+          <w:p>
+            <w:pPr>
+              <w:spacing w:line="360" w:lineRule="auto"/>
+              <w:jc w:val="both"/>
+              <w:rPr>
+                <w:rFonts w:ascii="Courier New" w:hAnsi="Courier New" w:cs="Courier New"/>
+                <w:sz w:val="24"/>
+                <w:lang w:val="en-US"/>
+              </w:rPr>
+            </w:pPr>
+            <w:r>
+              <w:rPr>
+                <w:rFonts w:ascii="Courier New" w:hAnsi="Courier New" w:cs="Courier New"/>
+                <w:sz w:val="24"/>
+                <w:lang w:val="en-US"/>
+              </w:rPr>
+              <w:t xml:space="preserve">               CASE</w:t>
+            </w:r>
+          </w:p>
+          <w:p>
+            <w:pPr>
+              <w:spacing w:line="360" w:lineRule="auto"/>
+              <w:jc w:val="both"/>
+              <w:rPr>
+                <w:rFonts w:ascii="Courier New" w:hAnsi="Courier New" w:cs="Courier New"/>
+                <w:sz w:val="24"/>
+                <w:lang w:val="en-US"/>
+              </w:rPr>
+            </w:pPr>
+            <w:r>
+              <w:rPr>
+                <w:rFonts w:ascii="Courier New" w:hAnsi="Courier New" w:cs="Courier New"/>
+                <w:sz w:val="24"/>
+                <w:lang w:val="en-US"/>
+              </w:rPr>
+              <w:t xml:space="preserve">                   WHEN POTREBN4.OUT_MODUL1 &lt;&gt; 0 THEN </w:t>
+            </w:r>
+            <w:r>
+              <w:rPr>
+                <w:rFonts w:ascii="Courier New" w:hAnsi="Courier New" w:cs="Courier New"/>
+                <w:sz w:val="24"/>
+                <w:lang w:val="en-US"/>
+              </w:rPr>
+              <w:lastRenderedPageBreak/>
+              <w:t>POTREBN4.OUT_MODUL1</w:t>
+            </w:r>
+          </w:p>
+          <w:p>
+            <w:pPr>
+              <w:spacing w:line="360" w:lineRule="auto"/>
+              <w:jc w:val="both"/>
+              <w:rPr>
+                <w:rFonts w:ascii="Courier New" w:hAnsi="Courier New" w:cs="Courier New"/>
+                <w:sz w:val="24"/>
+                <w:lang w:val="en-US"/>
+              </w:rPr>
+            </w:pPr>
+            <w:r>
+              <w:rPr>
+                <w:rFonts w:ascii="Courier New" w:hAnsi="Courier New" w:cs="Courier New"/>
+                <w:sz w:val="24"/>
+                <w:lang w:val="en-US"/>
+              </w:rPr>
+              <w:t xml:space="preserve">                   ELSE AVERADD.OUT_AVERAGE</w:t>
+            </w:r>
+          </w:p>
+          <w:p>
+            <w:pPr>
+              <w:spacing w:line="360" w:lineRule="auto"/>
+              <w:jc w:val="both"/>
+              <w:rPr>
+                <w:rFonts w:ascii="Courier New" w:hAnsi="Courier New" w:cs="Courier New"/>
+                <w:sz w:val="24"/>
+                <w:lang w:val="en-US"/>
+              </w:rPr>
+            </w:pPr>
+            <w:r>
+              <w:rPr>
+                <w:rFonts w:ascii="Courier New" w:hAnsi="Courier New" w:cs="Courier New"/>
+                <w:sz w:val="24"/>
+                <w:lang w:val="en-US"/>
+              </w:rPr>
+              <w:t xml:space="preserve">               END</w:t>
+            </w:r>
+          </w:p>
+          <w:p>
+            <w:pPr>
+              <w:spacing w:line="360" w:lineRule="auto"/>
+              <w:jc w:val="both"/>
+              <w:rPr>
+                <w:rFonts w:ascii="Courier New" w:hAnsi="Courier New" w:cs="Courier New"/>
+                <w:sz w:val="24"/>
+                <w:lang w:val="en-US"/>
+              </w:rPr>
+            </w:pPr>
+            <w:r>
+              <w:rPr>
+                <w:rFonts w:ascii="Courier New" w:hAnsi="Courier New" w:cs="Courier New"/>
+                <w:sz w:val="24"/>
+                <w:lang w:val="en-US"/>
+              </w:rPr>
+              <w:t xml:space="preserve">        from POTREBN4, AVERADD</w:t>
+            </w:r>
+          </w:p>
+          <w:p>
+            <w:pPr>
+              <w:spacing w:line="360" w:lineRule="auto"/>
+              <w:jc w:val="both"/>
+              <w:rPr>
+                <w:rFonts w:ascii="Courier New" w:hAnsi="Courier New" w:cs="Courier New"/>
+                <w:sz w:val="24"/>
+                <w:lang w:val="en-US"/>
+              </w:rPr>
+            </w:pPr>
+            <w:r>
+              <w:rPr>
+                <w:rFonts w:ascii="Courier New" w:hAnsi="Courier New" w:cs="Courier New"/>
+                <w:sz w:val="24"/>
+                <w:lang w:val="en-US"/>
+              </w:rPr>
+              <w:t>where POTREBN4.OUT_SHIFR_MAT</w:t>
+            </w:r>
+          </w:p>
+          <w:p>
+            <w:pPr>
+              <w:spacing w:line="360" w:lineRule="auto"/>
+              <w:jc w:val="both"/>
+              <w:rPr>
+                <w:rFonts w:ascii="Courier New" w:hAnsi="Courier New" w:cs="Courier New"/>
+                <w:sz w:val="24"/>
+                <w:lang w:val="en-US"/>
+              </w:rPr>
+            </w:pPr>
+            <w:r>
+              <w:rPr>
+                <w:rFonts w:ascii="Courier New" w:hAnsi="Courier New" w:cs="Courier New"/>
+                <w:sz w:val="24"/>
+                <w:lang w:val="en-US"/>
+              </w:rPr>
+              <w:t>=AVERADD.OUT_SHIFR_MAT ORDER BY</w:t>
+            </w:r>
+          </w:p>
+          <w:p>
+            <w:pPr>
+              <w:spacing w:line="360" w:lineRule="auto"/>
+              <w:jc w:val="both"/>
+              <w:rPr>
+                <w:rFonts w:ascii="Courier New" w:hAnsi="Courier New" w:cs="Courier New"/>
+                <w:sz w:val="24"/>
+                <w:lang w:val="en-US"/>
+              </w:rPr>
+            </w:pPr>
+            <w:r>
+              <w:rPr>
+                <w:rFonts w:ascii="Courier New" w:hAnsi="Courier New" w:cs="Courier New"/>
+                <w:sz w:val="24"/>
+                <w:lang w:val="en-US"/>
+              </w:rPr>
+              <w:t>POTREBN4.OUT_DATA, POTREBN4.OUT_SHIFR_MAT INTO</w:t>
+            </w:r>
+          </w:p>
+          <w:p>
+            <w:pPr>
+              <w:spacing w:line="360" w:lineRule="auto"/>
+              <w:jc w:val="both"/>
+              <w:rPr>
+                <w:rFonts w:ascii="Courier New" w:hAnsi="Courier New" w:cs="Courier New"/>
+                <w:sz w:val="24"/>
+                <w:lang w:val="en-US"/>
+              </w:rPr>
+            </w:pPr>
+            <w:r>
+              <w:rPr>
+                <w:rFonts w:ascii="Courier New" w:hAnsi="Courier New" w:cs="Courier New"/>
+                <w:sz w:val="24"/>
+                <w:lang w:val="en-US"/>
+              </w:rPr>
+              <w:t>:OUT_DATA</w:t>
+            </w:r>
+            <w:proofErr w:type="gramStart"/>
+            <w:r>
+              <w:rPr>
+                <w:rFonts w:ascii="Courier New" w:hAnsi="Courier New" w:cs="Courier New"/>
+                <w:sz w:val="24"/>
+                <w:lang w:val="en-US"/>
+              </w:rPr>
+              <w:t>, :OUT</w:t>
+            </w:r>
+            <w:proofErr w:type="gramEnd"/>
+            <w:r>
+              <w:rPr>
+                <w:rFonts w:ascii="Courier New" w:hAnsi="Courier New" w:cs="Courier New"/>
+                <w:sz w:val="24"/>
+                <w:lang w:val="en-US"/>
+              </w:rPr>
+              <w:t>_SHIFR_MAT</w:t>
+            </w:r>
+            <w:proofErr w:type="gramStart"/>
+            <w:r>
+              <w:rPr>
+                <w:rFonts w:ascii="Courier New" w:hAnsi="Courier New" w:cs="Courier New"/>
+                <w:sz w:val="24"/>
+                <w:lang w:val="en-US"/>
+              </w:rPr>
+              <w:t>, :OUT</w:t>
+            </w:r>
+            <w:proofErr w:type="gramEnd"/>
+            <w:r>
+              <w:rPr>
+                <w:rFonts w:ascii="Courier New" w:hAnsi="Courier New" w:cs="Courier New"/>
+                <w:sz w:val="24"/>
+                <w:lang w:val="en-US"/>
+              </w:rPr>
+              <w:t>_ZAKAZ</w:t>
+            </w:r>
+          </w:p>
+          <w:p>
+            <w:pPr>
+              <w:spacing w:line="360" w:lineRule="auto"/>
+              <w:jc w:val="both"/>
+              <w:rPr>
+                <w:rFonts w:ascii="Courier New" w:hAnsi="Courier New" w:cs="Courier New"/>
+                <w:sz w:val="24"/>
+                <w:lang w:val="en-US"/>
+              </w:rPr>
+            </w:pPr>
+            <w:r>
+              <w:rPr>
+                <w:rFonts w:ascii="Courier New" w:hAnsi="Courier New" w:cs="Courier New"/>
+                <w:sz w:val="24"/>
+                <w:lang w:val="en-US"/>
+              </w:rPr>
+              <w:t>DO</w:t>
+            </w:r>
+          </w:p>
+          <w:p>
+            <w:pPr>
+              <w:spacing w:line="360" w:lineRule="auto"/>
+              <w:jc w:val="both"/>
+              <w:rPr>
+                <w:rFonts w:ascii="Courier New" w:hAnsi="Courier New" w:cs="Courier New"/>
+                <w:sz w:val="24"/>
+                <w:lang w:val="en-US"/>
+              </w:rPr>
+            </w:pPr>
+            <w:r>
+              <w:rPr>
+                <w:rFonts w:ascii="Courier New" w:hAnsi="Courier New" w:cs="Courier New"/>
+                <w:sz w:val="24"/>
+                <w:lang w:val="en-US"/>
+              </w:rPr>
+              <w:t>SUSPEND;</w:t>
+            </w:r>
+          </w:p>
+          <w:p>
+            <w:pPr>
+              <w:spacing w:line="360" w:lineRule="auto"/>
+              <w:jc w:val="both"/>
+              <w:rPr>
+                <w:rFonts w:ascii="Courier New" w:hAnsi="Courier New" w:cs="Courier New"/>
+                <w:sz w:val="24"/>
+                <w:lang w:val="en-US"/>
+              </w:rPr>
+            </w:pPr>
+            <w:r>
+              <w:rPr>
+                <w:rFonts w:ascii="Courier New" w:hAnsi="Courier New" w:cs="Courier New"/>
+                <w:sz w:val="24"/>
+                <w:lang w:val="en-US"/>
+              </w:rPr>
+              <w:t>end;</w:t>
+            </w:r>
+          </w:p>
+          <w:p>
+            <w:pPr>
+              <w:spacing w:line="360" w:lineRule="auto"/>
+              <w:jc w:val="both"/>
+              <w:rPr>
+                <w:rFonts w:ascii="Courier New" w:hAnsi="Courier New" w:cs="Courier New"/>
+                <w:sz w:val="24"/>
+              </w:rPr>
+            </w:pPr>
+            <w:r>
+              <w:rPr>
+                <w:rFonts w:ascii="Courier New" w:hAnsi="Courier New" w:cs="Courier New"/>
+                <w:sz w:val="24"/>
+                <w:lang w:val="en-US"/>
+              </w:rPr>
+              <w:t>COMMIT WORK;</w:t>
+            </w:r>
+          </w:p>
+        </w:tc>
+      </w:tr>
+    </w:tbl>
     <w:p>
       <w:pPr>
         <w:spacing w:line="360" w:lineRule="auto"/>
         <w:jc w:val="both"/>
+        <w:rPr>
+          <w:sz w:val="28"/>
+          <w:szCs w:val="22"/>
+          <w:lang w:val="en-US"/>
+        </w:rPr>
+      </w:pPr>
+    </w:p>
+    <w:p>
+      <w:pPr>
+        <w:spacing w:line="360" w:lineRule="auto"/>
+        <w:jc w:val="both"/>
+        <w:rPr>
+          <w:sz w:val="28"/>
+          <w:szCs w:val="22"/>
+        </w:rPr>
+      </w:pPr>
+      <w:r>
         <w:rPr>
           <w:rFonts w:ascii="Courier New" w:hAnsi="Courier New" w:cs="Courier New"/>
           <w:sz w:val="24"/>
           <w:lang w:val="en-US"/>
         </w:rPr>
-      </w:pPr>
-      <w:r>
-        <w:rPr>
-          <w:rFonts w:ascii="Courier New" w:hAnsi="Courier New" w:cs="Courier New"/>
-          <w:sz w:val="24"/>
-          <w:lang w:val="en-US"/>
-        </w:rPr>
-        <w:t xml:space="preserve">CREATE PROCEDURE ZAKAZ3 </w:t>
-      </w:r>
-    </w:p>
-    <w:p>
-      <w:pPr>
-        <w:spacing w:line="360" w:lineRule="auto"/>
-        <w:jc w:val="both"/>
-        <w:rPr>
-          <w:rFonts w:ascii="Courier New" w:hAnsi="Courier New" w:cs="Courier New"/>
-          <w:sz w:val="24"/>
-          <w:lang w:val="en-US"/>
-        </w:rPr>
-      </w:pPr>
-      <w:r>
-        <w:rPr>
-          <w:rFonts w:ascii="Courier New" w:hAnsi="Courier New" w:cs="Courier New"/>
-          <w:sz w:val="24"/>
-          <w:lang w:val="en-US"/>
-        </w:rPr>
-        <w:t>RETURNS</w:t>
-      </w:r>
-    </w:p>
-    <w:p>
-      <w:pPr>
-        <w:spacing w:line="360" w:lineRule="auto"/>
-        <w:jc w:val="both"/>
-        <w:rPr>
-          <w:rFonts w:ascii="Courier New" w:hAnsi="Courier New" w:cs="Courier New"/>
-          <w:sz w:val="24"/>
-          <w:lang w:val="en-US"/>
-        </w:rPr>
-      </w:pPr>
-      <w:r>
-        <w:rPr>
-          <w:rFonts w:ascii="Courier New" w:hAnsi="Courier New" w:cs="Courier New"/>
-          <w:sz w:val="24"/>
-          <w:lang w:val="en-US"/>
-        </w:rPr>
-        <w:t>(</w:t>
-      </w:r>
-    </w:p>
-    <w:p>
-      <w:pPr>
-        <w:spacing w:line="360" w:lineRule="auto"/>
-        <w:jc w:val="both"/>
-        <w:rPr>
-          <w:rFonts w:ascii="Courier New" w:hAnsi="Courier New" w:cs="Courier New"/>
-          <w:sz w:val="24"/>
-          <w:lang w:val="en-US"/>
-        </w:rPr>
-      </w:pPr>
-      <w:r>
-        <w:rPr>
-          <w:rFonts w:ascii="Courier New" w:hAnsi="Courier New" w:cs="Courier New"/>
-          <w:sz w:val="24"/>
-          <w:lang w:val="en-US"/>
-        </w:rPr>
-        <w:t xml:space="preserve">  OUT_DATA INTEGER,</w:t>
-      </w:r>
-    </w:p>
-    <w:p>
-      <w:pPr>
-        <w:spacing w:line="360" w:lineRule="auto"/>
-        <w:jc w:val="both"/>
-        <w:rPr>
-          <w:rFonts w:ascii="Courier New" w:hAnsi="Courier New" w:cs="Courier New"/>
-          <w:sz w:val="24"/>
-          <w:lang w:val="en-US"/>
-        </w:rPr>
-      </w:pPr>
-      <w:r>
-        <w:rPr>
-          <w:rFonts w:ascii="Courier New" w:hAnsi="Courier New" w:cs="Courier New"/>
-          <w:sz w:val="24"/>
-          <w:lang w:val="en-US"/>
-        </w:rPr>
-        <w:t xml:space="preserve">  OUT_SHIFR_MAT CHAR(2) CHARACTER SET WIN1251,</w:t>
-      </w:r>
-    </w:p>
-    <w:p>
-      <w:pPr>
-        <w:spacing w:line="360" w:lineRule="auto"/>
-        <w:jc w:val="both"/>
-        <w:rPr>
-          <w:rFonts w:ascii="Courier New" w:hAnsi="Courier New" w:cs="Courier New"/>
-          <w:sz w:val="24"/>
-          <w:lang w:val="en-US"/>
-        </w:rPr>
-      </w:pPr>
-      <w:r>
-        <w:rPr>
-          <w:rFonts w:ascii="Courier New" w:hAnsi="Courier New" w:cs="Courier New"/>
-          <w:sz w:val="24"/>
-          <w:lang w:val="en-US"/>
-        </w:rPr>
-        <w:t xml:space="preserve">  OUT_ZAKAZ DOUBLE PRECISION</w:t>
-      </w:r>
-    </w:p>
-    <w:p>
-      <w:pPr>
-        <w:spacing w:line="360" w:lineRule="auto"/>
-        <w:jc w:val="both"/>
-        <w:rPr>
-          <w:rFonts w:ascii="Courier New" w:hAnsi="Courier New" w:cs="Courier New"/>
-          <w:sz w:val="24"/>
-          <w:lang w:val="en-US"/>
-        </w:rPr>
-      </w:pPr>
-      <w:r>
-        <w:rPr>
-          <w:rFonts w:ascii="Courier New" w:hAnsi="Courier New" w:cs="Courier New"/>
-          <w:sz w:val="24"/>
-          <w:lang w:val="en-US"/>
-        </w:rPr>
-        <w:t>)</w:t>
-      </w:r>
-    </w:p>
-    <w:p>
-      <w:pPr>
-        <w:spacing w:line="360" w:lineRule="auto"/>
-        <w:jc w:val="both"/>
-        <w:rPr>
-          <w:rFonts w:ascii="Courier New" w:hAnsi="Courier New" w:cs="Courier New"/>
-          <w:sz w:val="24"/>
-          <w:lang w:val="en-US"/>
-        </w:rPr>
-      </w:pPr>
-      <w:r>
-        <w:rPr>
-          <w:rFonts w:ascii="Courier New" w:hAnsi="Courier New" w:cs="Courier New"/>
-          <w:sz w:val="24"/>
-          <w:lang w:val="en-US"/>
-        </w:rPr>
-        <w:t>AS</w:t>
-      </w:r>
-    </w:p>
-    <w:p>
-      <w:pPr>
-        <w:spacing w:line="360" w:lineRule="auto"/>
-        <w:jc w:val="both"/>
-        <w:rPr>
-          <w:rFonts w:ascii="Courier New" w:hAnsi="Courier New" w:cs="Courier New"/>
-          <w:sz w:val="24"/>
-        </w:rPr>
-      </w:pPr>
-      <w:r>
-        <w:rPr>
-          <w:rFonts w:ascii="Courier New" w:hAnsi="Courier New" w:cs="Courier New"/>
-          <w:sz w:val="24"/>
-          <w:lang w:val="en-US"/>
-        </w:rPr>
-        <w:t>BEGIN EXIT; END ;</w:t>
-      </w:r>
-    </w:p>
-    <w:p>
-      <w:pPr>
-        <w:spacing w:line="360" w:lineRule="auto"/>
-        <w:jc w:val="both"/>
-        <w:rPr>
-          <w:rFonts w:ascii="Courier New" w:hAnsi="Courier New" w:cs="Courier New"/>
-          <w:sz w:val="24"/>
-        </w:rPr>
-      </w:pPr>
-      <w:r>
-        <w:rPr>
-          <w:rFonts w:ascii="Courier New" w:hAnsi="Courier New" w:cs="Courier New"/>
-          <w:sz w:val="24"/>
-        </w:rPr>
-        <w:t xml:space="preserve">ALTER PROCEDURE ZAKAZ3 </w:t>
-      </w:r>
-    </w:p>
-    <w:p>
-      <w:pPr>
-        <w:spacing w:line="360" w:lineRule="auto"/>
-        <w:jc w:val="both"/>
-        <w:rPr>
-          <w:rFonts w:ascii="Courier New" w:hAnsi="Courier New" w:cs="Courier New"/>
-          <w:sz w:val="24"/>
-          <w:lang w:val="en-US"/>
-        </w:rPr>
-      </w:pPr>
-      <w:r>
-        <w:rPr>
-          <w:rFonts w:ascii="Courier New" w:hAnsi="Courier New" w:cs="Courier New"/>
-          <w:sz w:val="24"/>
-          <w:lang w:val="en-US"/>
-        </w:rPr>
-        <w:t>RETURNS</w:t>
-      </w:r>
-    </w:p>
-    <w:p>
-      <w:pPr>
-        <w:spacing w:line="360" w:lineRule="auto"/>
-        <w:jc w:val="both"/>
-        <w:rPr>
-          <w:rFonts w:ascii="Courier New" w:hAnsi="Courier New" w:cs="Courier New"/>
-          <w:sz w:val="24"/>
-          <w:lang w:val="en-US"/>
-        </w:rPr>
-      </w:pPr>
-      <w:r>
-        <w:rPr>
-          <w:rFonts w:ascii="Courier New" w:hAnsi="Courier New" w:cs="Courier New"/>
-          <w:sz w:val="24"/>
-          <w:lang w:val="en-US"/>
-        </w:rPr>
-        <w:t>(</w:t>
-      </w:r>
-    </w:p>
-    <w:p>
-      <w:pPr>
-        <w:spacing w:line="360" w:lineRule="auto"/>
-        <w:jc w:val="both"/>
-        <w:rPr>
-          <w:rFonts w:ascii="Courier New" w:hAnsi="Courier New" w:cs="Courier New"/>
-          <w:sz w:val="24"/>
-          <w:lang w:val="en-US"/>
-        </w:rPr>
-      </w:pPr>
-      <w:r>
-        <w:rPr>
-          <w:rFonts w:ascii="Courier New" w:hAnsi="Courier New" w:cs="Courier New"/>
-          <w:sz w:val="24"/>
-          <w:lang w:val="en-US"/>
-        </w:rPr>
-        <w:t xml:space="preserve">  OUT_DATA INTEGER,</w:t>
-      </w:r>
-    </w:p>
-    <w:p>
-      <w:pPr>
-        <w:spacing w:line="360" w:lineRule="auto"/>
-        <w:jc w:val="both"/>
-        <w:rPr>
-          <w:rFonts w:ascii="Courier New" w:hAnsi="Courier New" w:cs="Courier New"/>
-          <w:sz w:val="24"/>
-          <w:lang w:val="en-US"/>
-        </w:rPr>
-      </w:pPr>
-      <w:r>
-        <w:rPr>
-          <w:rFonts w:ascii="Courier New" w:hAnsi="Courier New" w:cs="Courier New"/>
-          <w:sz w:val="24"/>
-          <w:lang w:val="en-US"/>
-        </w:rPr>
-        <w:t xml:space="preserve">  OUT_SHIFR_MAT CHAR(2) CHARACTER SET WIN1251,</w:t>
-      </w:r>
-    </w:p>
-    <w:p>
-      <w:pPr>
-        <w:spacing w:line="360" w:lineRule="auto"/>
-        <w:jc w:val="both"/>
-        <w:rPr>
-          <w:rFonts w:ascii="Courier New" w:hAnsi="Courier New" w:cs="Courier New"/>
-          <w:sz w:val="24"/>
-          <w:lang w:val="en-US"/>
-        </w:rPr>
-      </w:pPr>
-      <w:r>
-        <w:rPr>
-          <w:rFonts w:ascii="Courier New" w:hAnsi="Courier New" w:cs="Courier New"/>
-          <w:sz w:val="24"/>
-          <w:lang w:val="en-US"/>
-        </w:rPr>
-        <w:t xml:space="preserve">  OUT_ZAKAZ DOUBLE PRECISION</w:t>
-      </w:r>
-    </w:p>
-    <w:p>
-      <w:pPr>
-        <w:spacing w:line="360" w:lineRule="auto"/>
-        <w:jc w:val="both"/>
-        <w:rPr>
-          <w:rFonts w:ascii="Courier New" w:hAnsi="Courier New" w:cs="Courier New"/>
-          <w:sz w:val="24"/>
-          <w:lang w:val="en-US"/>
-        </w:rPr>
-      </w:pPr>
-      <w:r>
-        <w:rPr>
-          <w:rFonts w:ascii="Courier New" w:hAnsi="Courier New" w:cs="Courier New"/>
-          <w:sz w:val="24"/>
-          <w:lang w:val="en-US"/>
-        </w:rPr>
-        <w:t>)</w:t>
-      </w:r>
-    </w:p>
-    <w:p>
-      <w:pPr>
-        <w:spacing w:line="360" w:lineRule="auto"/>
-        <w:jc w:val="both"/>
-        <w:rPr>
-          <w:rFonts w:ascii="Courier New" w:hAnsi="Courier New" w:cs="Courier New"/>
-          <w:sz w:val="24"/>
-          <w:lang w:val="en-US"/>
-        </w:rPr>
-      </w:pPr>
-      <w:r>
-        <w:rPr>
-          <w:rFonts w:ascii="Courier New" w:hAnsi="Courier New" w:cs="Courier New"/>
-          <w:sz w:val="24"/>
-          <w:lang w:val="en-US"/>
-        </w:rPr>
-        <w:t>AS</w:t>
-      </w:r>
-    </w:p>
-    <w:p>
-      <w:pPr>
-        <w:spacing w:line="360" w:lineRule="auto"/>
-        <w:jc w:val="both"/>
-        <w:rPr>
-          <w:rFonts w:ascii="Courier New" w:hAnsi="Courier New" w:cs="Courier New"/>
-          <w:sz w:val="24"/>
-          <w:lang w:val="en-US"/>
-        </w:rPr>
-      </w:pPr>
-      <w:r>
-        <w:rPr>
-          <w:rFonts w:ascii="Courier New" w:hAnsi="Courier New" w:cs="Courier New"/>
-          <w:sz w:val="24"/>
-          <w:lang w:val="en-US"/>
-        </w:rPr>
-        <w:t>begin</w:t>
-      </w:r>
-    </w:p>
-    <w:p>
-      <w:pPr>
-        <w:spacing w:line="360" w:lineRule="auto"/>
-        <w:jc w:val="both"/>
-        <w:rPr>
-          <w:rFonts w:ascii="Courier New" w:hAnsi="Courier New" w:cs="Courier New"/>
-          <w:sz w:val="24"/>
-          <w:lang w:val="en-US"/>
-        </w:rPr>
-      </w:pPr>
-      <w:r>
-        <w:rPr>
-          <w:rFonts w:ascii="Courier New" w:hAnsi="Courier New" w:cs="Courier New"/>
-          <w:sz w:val="24"/>
-          <w:lang w:val="en-US"/>
-        </w:rPr>
-        <w:t>for select POTREBN4.OUT_DATA,</w:t>
-      </w:r>
-    </w:p>
-    <w:p>
-      <w:pPr>
-        <w:spacing w:line="360" w:lineRule="auto"/>
-        <w:jc w:val="both"/>
-        <w:rPr>
-          <w:rFonts w:ascii="Courier New" w:hAnsi="Courier New" w:cs="Courier New"/>
-          <w:sz w:val="24"/>
-          <w:lang w:val="en-US"/>
-        </w:rPr>
-      </w:pPr>
-      <w:r>
-        <w:rPr>
-          <w:rFonts w:ascii="Courier New" w:hAnsi="Courier New" w:cs="Courier New"/>
-          <w:sz w:val="24"/>
-          <w:lang w:val="en-US"/>
-        </w:rPr>
-        <w:t>POTREBN4.OUT_SHIFR_MAT,</w:t>
-      </w:r>
-    </w:p>
-    <w:p>
-      <w:pPr>
-        <w:spacing w:line="360" w:lineRule="auto"/>
-        <w:jc w:val="both"/>
-        <w:rPr>
-          <w:rFonts w:ascii="Courier New" w:hAnsi="Courier New" w:cs="Courier New"/>
-          <w:sz w:val="24"/>
-          <w:lang w:val="en-US"/>
-        </w:rPr>
-      </w:pPr>
-      <w:r>
-        <w:rPr>
-          <w:rFonts w:ascii="Courier New" w:hAnsi="Courier New" w:cs="Courier New"/>
-          <w:sz w:val="24"/>
-          <w:lang w:val="en-US"/>
-        </w:rPr>
-        <w:t xml:space="preserve">               CASE</w:t>
-      </w:r>
-    </w:p>
-    <w:p>
-      <w:pPr>
-        <w:spacing w:line="360" w:lineRule="auto"/>
-        <w:jc w:val="both"/>
-        <w:rPr>
-          <w:rFonts w:ascii="Courier New" w:hAnsi="Courier New" w:cs="Courier New"/>
-          <w:sz w:val="24"/>
-          <w:lang w:val="en-US"/>
-        </w:rPr>
-      </w:pPr>
-      <w:r>
-        <w:rPr>
-          <w:rFonts w:ascii="Courier New" w:hAnsi="Courier New" w:cs="Courier New"/>
-          <w:sz w:val="24"/>
-          <w:lang w:val="en-US"/>
-        </w:rPr>
-        <w:t xml:space="preserve">                   WHEN POTREBN4.OUT_MODUL1 &lt;&gt; 0 THEN POTREBN4.OUT_MODUL1</w:t>
-      </w:r>
-    </w:p>
-    <w:p>
-      <w:pPr>
-        <w:spacing w:line="360" w:lineRule="auto"/>
-        <w:jc w:val="both"/>
-        <w:rPr>
-          <w:rFonts w:ascii="Courier New" w:hAnsi="Courier New" w:cs="Courier New"/>
-          <w:sz w:val="24"/>
-          <w:lang w:val="en-US"/>
-        </w:rPr>
-      </w:pPr>
-      <w:r>
-        <w:rPr>
-          <w:rFonts w:ascii="Courier New" w:hAnsi="Courier New" w:cs="Courier New"/>
-          <w:sz w:val="24"/>
-          <w:lang w:val="en-US"/>
-        </w:rPr>
-        <w:t xml:space="preserve">                   ELSE AVERADD.OUT_AVERAGE</w:t>
-      </w:r>
-    </w:p>
-    <w:p>
-      <w:pPr>
-        <w:spacing w:line="360" w:lineRule="auto"/>
-        <w:jc w:val="both"/>
-        <w:rPr>
-          <w:rFonts w:ascii="Courier New" w:hAnsi="Courier New" w:cs="Courier New"/>
-          <w:sz w:val="24"/>
-          <w:lang w:val="en-US"/>
-        </w:rPr>
-      </w:pPr>
-      <w:r>
-        <w:rPr>
-          <w:rFonts w:ascii="Courier New" w:hAnsi="Courier New" w:cs="Courier New"/>
-          <w:sz w:val="24"/>
-          <w:lang w:val="en-US"/>
-        </w:rPr>
-        <w:t xml:space="preserve">               END</w:t>
-      </w:r>
-    </w:p>
-    <w:p>
-      <w:pPr>
-        <w:spacing w:line="360" w:lineRule="auto"/>
-        <w:jc w:val="both"/>
-        <w:rPr>
-          <w:rFonts w:ascii="Courier New" w:hAnsi="Courier New" w:cs="Courier New"/>
-          <w:sz w:val="24"/>
-          <w:lang w:val="en-US"/>
-        </w:rPr>
-      </w:pPr>
-      <w:r>
-        <w:rPr>
-          <w:rFonts w:ascii="Courier New" w:hAnsi="Courier New" w:cs="Courier New"/>
-          <w:sz w:val="24"/>
-          <w:lang w:val="en-US"/>
-        </w:rPr>
-        <w:t xml:space="preserve">        from POTREBN4, AVERADD</w:t>
-      </w:r>
-    </w:p>
-    <w:p>
-      <w:pPr>
-        <w:spacing w:line="360" w:lineRule="auto"/>
-        <w:jc w:val="both"/>
-        <w:rPr>
-          <w:rFonts w:ascii="Courier New" w:hAnsi="Courier New" w:cs="Courier New"/>
-          <w:sz w:val="24"/>
-          <w:lang w:val="en-US"/>
-        </w:rPr>
-      </w:pPr>
-      <w:r>
-        <w:rPr>
-          <w:rFonts w:ascii="Courier New" w:hAnsi="Courier New" w:cs="Courier New"/>
-          <w:sz w:val="24"/>
-          <w:lang w:val="en-US"/>
-        </w:rPr>
-        <w:t>where POTREBN4.OUT_SHIFR_MAT</w:t>
-      </w:r>
-    </w:p>
-    <w:p>
-      <w:pPr>
-        <w:spacing w:line="360" w:lineRule="auto"/>
-        <w:jc w:val="both"/>
-        <w:rPr>
-          <w:rFonts w:ascii="Courier New" w:hAnsi="Courier New" w:cs="Courier New"/>
-          <w:sz w:val="24"/>
-          <w:lang w:val="en-US"/>
-        </w:rPr>
-      </w:pPr>
-      <w:r>
-        <w:rPr>
-          <w:rFonts w:ascii="Courier New" w:hAnsi="Courier New" w:cs="Courier New"/>
-          <w:sz w:val="24"/>
-          <w:lang w:val="en-US"/>
-        </w:rPr>
-        <w:lastRenderedPageBreak/>
-        <w:t>=AVERADD.OUT_SHIFR_MAT ORDER BY</w:t>
-      </w:r>
-    </w:p>
-    <w:p>
-      <w:pPr>
-        <w:spacing w:line="360" w:lineRule="auto"/>
-        <w:jc w:val="both"/>
-        <w:rPr>
-          <w:rFonts w:ascii="Courier New" w:hAnsi="Courier New" w:cs="Courier New"/>
-          <w:sz w:val="24"/>
-          <w:lang w:val="en-US"/>
-        </w:rPr>
-      </w:pPr>
-      <w:r>
-        <w:rPr>
-          <w:rFonts w:ascii="Courier New" w:hAnsi="Courier New" w:cs="Courier New"/>
-          <w:sz w:val="24"/>
-          <w:lang w:val="en-US"/>
-        </w:rPr>
-        <w:t>POTREBN4.OUT_DATA, POTREBN4.OUT_SHIFR_MAT INTO</w:t>
-      </w:r>
-    </w:p>
-    <w:p>
-      <w:pPr>
-        <w:spacing w:line="360" w:lineRule="auto"/>
-        <w:jc w:val="both"/>
-        <w:rPr>
-          <w:rFonts w:ascii="Courier New" w:hAnsi="Courier New" w:cs="Courier New"/>
-          <w:sz w:val="24"/>
-          <w:lang w:val="en-US"/>
-        </w:rPr>
-      </w:pPr>
-      <w:r>
-        <w:rPr>
-          <w:rFonts w:ascii="Courier New" w:hAnsi="Courier New" w:cs="Courier New"/>
-          <w:sz w:val="24"/>
-          <w:lang w:val="en-US"/>
-        </w:rPr>
-        <w:t>:OUT_DATA, :OUT_SHIFR_MAT, :OUT_ZAKAZ</w:t>
-      </w:r>
-    </w:p>
-    <w:p>
-      <w:pPr>
-        <w:spacing w:line="360" w:lineRule="auto"/>
-        <w:jc w:val="both"/>
-        <w:rPr>
-          <w:rFonts w:ascii="Courier New" w:hAnsi="Courier New" w:cs="Courier New"/>
-          <w:sz w:val="24"/>
-          <w:lang w:val="en-US"/>
-        </w:rPr>
-      </w:pPr>
-      <w:r>
-        <w:rPr>
-          <w:rFonts w:ascii="Courier New" w:hAnsi="Courier New" w:cs="Courier New"/>
-          <w:sz w:val="24"/>
-          <w:lang w:val="en-US"/>
-        </w:rPr>
-        <w:t>DO</w:t>
-      </w:r>
-    </w:p>
-    <w:p>
-      <w:pPr>
-        <w:spacing w:line="360" w:lineRule="auto"/>
-        <w:jc w:val="both"/>
-        <w:rPr>
-          <w:rFonts w:ascii="Courier New" w:hAnsi="Courier New" w:cs="Courier New"/>
-          <w:sz w:val="24"/>
-          <w:lang w:val="en-US"/>
-        </w:rPr>
-      </w:pPr>
-      <w:r>
-        <w:rPr>
-          <w:rFonts w:ascii="Courier New" w:hAnsi="Courier New" w:cs="Courier New"/>
-          <w:sz w:val="24"/>
-          <w:lang w:val="en-US"/>
-        </w:rPr>
-        <w:t>SUSPEND;</w:t>
-      </w:r>
-    </w:p>
-    <w:p>
-      <w:pPr>
-        <w:spacing w:line="360" w:lineRule="auto"/>
-        <w:jc w:val="both"/>
-        <w:rPr>
-          <w:rFonts w:ascii="Courier New" w:hAnsi="Courier New" w:cs="Courier New"/>
-          <w:sz w:val="24"/>
-          <w:lang w:val="en-US"/>
-        </w:rPr>
-      </w:pPr>
-      <w:r>
-        <w:rPr>
-          <w:rFonts w:ascii="Courier New" w:hAnsi="Courier New" w:cs="Courier New"/>
-          <w:sz w:val="24"/>
-          <w:lang w:val="en-US"/>
-        </w:rPr>
-        <w:t>end;</w:t>
-      </w:r>
-    </w:p>
-    <w:p>
-      <w:pPr>
-        <w:spacing w:line="360" w:lineRule="auto"/>
-        <w:jc w:val="both"/>
-        <w:rPr>
-          <w:rFonts w:ascii="Courier New" w:hAnsi="Courier New" w:cs="Courier New"/>
-          <w:sz w:val="24"/>
-        </w:rPr>
-      </w:pPr>
-      <w:r>
-        <w:rPr>
-          <w:rFonts w:ascii="Courier New" w:hAnsi="Courier New" w:cs="Courier New"/>
-          <w:sz w:val="24"/>
-          <w:lang w:val="en-US"/>
-        </w:rPr>
-        <w:t>COMMIT WORK;</w:t>
-      </w:r>
-    </w:p>
-    <w:p>
-      <w:pPr>
-        <w:spacing w:line="360" w:lineRule="auto"/>
-        <w:jc w:val="both"/>
-        <w:rPr>
-          <w:sz w:val="28"/>
-          <w:szCs w:val="22"/>
-        </w:rPr>
-      </w:pPr>
-      <w:r>
-        <w:rPr>
-          <w:rFonts w:ascii="Courier New" w:hAnsi="Courier New" w:cs="Courier New"/>
-          <w:sz w:val="24"/>
-        </w:rPr>
         <w:tab/>
       </w:r>
       <w:r>
@@ -4944,13 +5235,13 @@
       </w:pPr>
       <w:r>
         <w:rPr>
-          <w:noProof/>
+          <w:sz w:val="24"/>
         </w:rPr>
         <w:drawing>
-          <wp:inline distT="0" distB="0" distL="0" distR="0" wp14:anchorId="3FCC1713" wp14:editId="6A43F7E2">
-            <wp:extent cx="2451226" cy="1352620"/>
-            <wp:effectExtent l="0" t="0" r="6350" b="0"/>
-            <wp:docPr id="1423661030" name="Рисунок 1"/>
+          <wp:inline distT="0" distB="0" distL="0" distR="0" wp14:anchorId="165C9757" wp14:editId="5E99E34F">
+            <wp:extent cx="6299835" cy="3562350"/>
+            <wp:effectExtent l="0" t="0" r="5715" b="0"/>
+            <wp:docPr id="552385147" name="Рисунок 1"/>
             <wp:cNvGraphicFramePr>
               <a:graphicFrameLocks xmlns:a="http://schemas.openxmlformats.org/drawingml/2006/main" noChangeAspect="1"/>
             </wp:cNvGraphicFramePr>
@@ -4958,7 +5249,7 @@
               <a:graphicData uri="http://schemas.openxmlformats.org/drawingml/2006/picture">
                 <pic:pic xmlns:pic="http://schemas.openxmlformats.org/drawingml/2006/picture">
                   <pic:nvPicPr>
-                    <pic:cNvPr id="1423661030" name=""/>
+                    <pic:cNvPr id="552385147" name=""/>
                     <pic:cNvPicPr/>
                   </pic:nvPicPr>
                   <pic:blipFill>
@@ -4970,7 +5261,7 @@
                   <pic:spPr>
                     <a:xfrm>
                       <a:off x="0" y="0"/>
-                      <a:ext cx="2451226" cy="1352620"/>
+                      <a:ext cx="6299835" cy="3562350"/>
                     </a:xfrm>
                     <a:prstGeom prst="rect">
                       <a:avLst/>
@@ -5010,17 +5301,18 @@
         <w:rPr>
           <w:sz w:val="24"/>
         </w:rPr>
+        <w:lastRenderedPageBreak/>
         <w:t xml:space="preserve"> </w:t>
       </w:r>
       <w:r>
         <w:rPr>
-          <w:noProof/>
+          <w:sz w:val="24"/>
         </w:rPr>
         <w:drawing>
-          <wp:inline distT="0" distB="0" distL="0" distR="0" wp14:anchorId="181C9FF7" wp14:editId="3DC380D0">
-            <wp:extent cx="2686188" cy="1898748"/>
-            <wp:effectExtent l="0" t="0" r="0" b="6350"/>
-            <wp:docPr id="398271388" name="Рисунок 1"/>
+          <wp:inline distT="0" distB="0" distL="0" distR="0" wp14:anchorId="2D67D5DE" wp14:editId="0A1112BA">
+            <wp:extent cx="6299835" cy="5495925"/>
+            <wp:effectExtent l="0" t="0" r="5715" b="9525"/>
+            <wp:docPr id="1934260122" name="Рисунок 1"/>
             <wp:cNvGraphicFramePr>
               <a:graphicFrameLocks xmlns:a="http://schemas.openxmlformats.org/drawingml/2006/main" noChangeAspect="1"/>
             </wp:cNvGraphicFramePr>
@@ -5028,7 +5320,7 @@
               <a:graphicData uri="http://schemas.openxmlformats.org/drawingml/2006/picture">
                 <pic:pic xmlns:pic="http://schemas.openxmlformats.org/drawingml/2006/picture">
                   <pic:nvPicPr>
-                    <pic:cNvPr id="398271388" name=""/>
+                    <pic:cNvPr id="1934260122" name=""/>
                     <pic:cNvPicPr/>
                   </pic:nvPicPr>
                   <pic:blipFill>
@@ -5040,7 +5332,7 @@
                   <pic:spPr>
                     <a:xfrm>
                       <a:off x="0" y="0"/>
-                      <a:ext cx="2686188" cy="1898748"/>
+                      <a:ext cx="6299835" cy="5495925"/>
                     </a:xfrm>
                     <a:prstGeom prst="rect">
                       <a:avLst/>
@@ -5078,13 +5370,14 @@
       </w:pPr>
       <w:r>
         <w:rPr>
-          <w:noProof/>
-        </w:rPr>
+          <w:sz w:val="24"/>
+        </w:rPr>
+        <w:lastRenderedPageBreak/>
         <w:drawing>
-          <wp:inline distT="0" distB="0" distL="0" distR="0" wp14:anchorId="5025EBC7" wp14:editId="6E944AEB">
-            <wp:extent cx="3010055" cy="1765391"/>
-            <wp:effectExtent l="0" t="0" r="0" b="6350"/>
-            <wp:docPr id="1601198744" name="Рисунок 1"/>
+          <wp:inline distT="0" distB="0" distL="0" distR="0" wp14:anchorId="12763E3E" wp14:editId="082D7C25">
+            <wp:extent cx="6299835" cy="5105400"/>
+            <wp:effectExtent l="0" t="0" r="5715" b="0"/>
+            <wp:docPr id="13659476" name="Рисунок 1"/>
             <wp:cNvGraphicFramePr>
               <a:graphicFrameLocks xmlns:a="http://schemas.openxmlformats.org/drawingml/2006/main" noChangeAspect="1"/>
             </wp:cNvGraphicFramePr>
@@ -5092,7 +5385,7 @@
               <a:graphicData uri="http://schemas.openxmlformats.org/drawingml/2006/picture">
                 <pic:pic xmlns:pic="http://schemas.openxmlformats.org/drawingml/2006/picture">
                   <pic:nvPicPr>
-                    <pic:cNvPr id="1601198744" name=""/>
+                    <pic:cNvPr id="13659476" name=""/>
                     <pic:cNvPicPr/>
                   </pic:nvPicPr>
                   <pic:blipFill>
@@ -5104,7 +5397,7 @@
                   <pic:spPr>
                     <a:xfrm>
                       <a:off x="0" y="0"/>
-                      <a:ext cx="3010055" cy="1765391"/>
+                      <a:ext cx="6299835" cy="5105400"/>
                     </a:xfrm>
                     <a:prstGeom prst="rect">
                       <a:avLst/>
@@ -5160,14 +5453,14 @@
       </w:pPr>
       <w:r>
         <w:rPr>
-          <w:noProof/>
+          <w:sz w:val="24"/>
         </w:rPr>
         <w:lastRenderedPageBreak/>
         <w:drawing>
-          <wp:inline distT="0" distB="0" distL="0" distR="0" wp14:anchorId="35D0EA8D" wp14:editId="7C73D438">
-            <wp:extent cx="4807197" cy="4242018"/>
-            <wp:effectExtent l="0" t="0" r="0" b="6350"/>
-            <wp:docPr id="682857447" name="Рисунок 1"/>
+          <wp:inline distT="0" distB="0" distL="0" distR="0" wp14:anchorId="553BDC8E" wp14:editId="25FC408B">
+            <wp:extent cx="6299835" cy="5203190"/>
+            <wp:effectExtent l="0" t="0" r="5715" b="0"/>
+            <wp:docPr id="1263472365" name="Рисунок 1"/>
             <wp:cNvGraphicFramePr>
               <a:graphicFrameLocks xmlns:a="http://schemas.openxmlformats.org/drawingml/2006/main" noChangeAspect="1"/>
             </wp:cNvGraphicFramePr>
@@ -5175,7 +5468,7 @@
               <a:graphicData uri="http://schemas.openxmlformats.org/drawingml/2006/picture">
                 <pic:pic xmlns:pic="http://schemas.openxmlformats.org/drawingml/2006/picture">
                   <pic:nvPicPr>
-                    <pic:cNvPr id="682857447" name=""/>
+                    <pic:cNvPr id="1263472365" name=""/>
                     <pic:cNvPicPr/>
                   </pic:nvPicPr>
                   <pic:blipFill>
@@ -5187,7 +5480,7 @@
                   <pic:spPr>
                     <a:xfrm>
                       <a:off x="0" y="0"/>
-                      <a:ext cx="4807197" cy="4242018"/>
+                      <a:ext cx="6299835" cy="5203190"/>
                     </a:xfrm>
                     <a:prstGeom prst="rect">
                       <a:avLst/>
@@ -5243,13 +5536,14 @@
       </w:pPr>
       <w:r>
         <w:rPr>
-          <w:noProof/>
-        </w:rPr>
+          <w:sz w:val="24"/>
+        </w:rPr>
+        <w:lastRenderedPageBreak/>
         <w:drawing>
-          <wp:inline distT="0" distB="0" distL="0" distR="0" wp14:anchorId="1A6BCA71" wp14:editId="420ED4FB">
-            <wp:extent cx="4356324" cy="1854295"/>
-            <wp:effectExtent l="0" t="0" r="6350" b="0"/>
-            <wp:docPr id="917965775" name="Рисунок 1"/>
+          <wp:inline distT="0" distB="0" distL="0" distR="0" wp14:anchorId="012E95CD" wp14:editId="2F1B31F3">
+            <wp:extent cx="6299835" cy="3830320"/>
+            <wp:effectExtent l="0" t="0" r="5715" b="0"/>
+            <wp:docPr id="444584144" name="Рисунок 1"/>
             <wp:cNvGraphicFramePr>
               <a:graphicFrameLocks xmlns:a="http://schemas.openxmlformats.org/drawingml/2006/main" noChangeAspect="1"/>
             </wp:cNvGraphicFramePr>
@@ -5257,7 +5551,7 @@
               <a:graphicData uri="http://schemas.openxmlformats.org/drawingml/2006/picture">
                 <pic:pic xmlns:pic="http://schemas.openxmlformats.org/drawingml/2006/picture">
                   <pic:nvPicPr>
-                    <pic:cNvPr id="917965775" name=""/>
+                    <pic:cNvPr id="444584144" name=""/>
                     <pic:cNvPicPr/>
                   </pic:nvPicPr>
                   <pic:blipFill>
@@ -5269,7 +5563,7 @@
                   <pic:spPr>
                     <a:xfrm>
                       <a:off x="0" y="0"/>
-                      <a:ext cx="4356324" cy="1854295"/>
+                      <a:ext cx="6299835" cy="3830320"/>
                     </a:xfrm>
                     <a:prstGeom prst="rect">
                       <a:avLst/>
@@ -5299,7 +5593,6 @@
       <w:r>
         <w:rPr>
           <w:sz w:val="24"/>
-          <w:lang w:val="en-US"/>
         </w:rPr>
         <w:t>“</w:t>
       </w:r>
@@ -5312,7 +5605,6 @@
       <w:r>
         <w:rPr>
           <w:sz w:val="24"/>
-          <w:lang w:val="en-US"/>
         </w:rPr>
         <w:t>”</w:t>
       </w:r>
@@ -5347,46 +5639,24 @@
           <w:sz w:val="28"/>
           <w:szCs w:val="22"/>
         </w:rPr>
-        <w:t xml:space="preserve"> в процессе выполнения лабораторной работы был спроектирован вариант распределенной локальной системы. Изучена база данных </w:t>
-      </w:r>
-      <w:proofErr w:type="spellStart"/>
-      <w:r>
-        <w:rPr>
-          <w:sz w:val="28"/>
-          <w:szCs w:val="22"/>
-          <w:lang w:val="en-US"/>
-        </w:rPr>
-        <w:t>InnerBase</w:t>
-      </w:r>
-      <w:proofErr w:type="spellEnd"/>
-      <w:r>
-        <w:rPr>
-          <w:sz w:val="28"/>
-          <w:szCs w:val="22"/>
-        </w:rPr>
-        <w:t xml:space="preserve"> и среда разработки </w:t>
-      </w:r>
-      <w:r>
-        <w:rPr>
-          <w:sz w:val="28"/>
-          <w:szCs w:val="22"/>
-          <w:lang w:val="en-US"/>
-        </w:rPr>
-        <w:t>RAD</w:t>
+        <w:t xml:space="preserve"> в процессе выполнения лабораторной работы был спроектирован вариант распределенной локальной системы.</w:t>
       </w:r>
     </w:p>
     <w:sectPr>
       <w:headerReference w:type="default" r:id="rId15"/>
+      <w:footerReference w:type="default" r:id="rId16"/>
       <w:pgSz w:w="11906" w:h="16838"/>
       <w:pgMar w:top="851" w:right="567" w:bottom="851" w:left="1418" w:header="720" w:footer="720" w:gutter="0"/>
       <w:cols w:space="720"/>
+      <w:titlePg/>
+      <w:docGrid w:linePitch="272"/>
     </w:sectPr>
   </w:body>
 </w:document>
 </file>
 
 <file path=word/endnotes.xml><?xml version="1.0" encoding="utf-8"?>
-<w:endnotes xmlns:wpc="http://schemas.microsoft.com/office/word/2010/wordprocessingCanvas" xmlns:cx="http://schemas.microsoft.com/office/drawing/2014/chartex" xmlns:cx1="http://schemas.microsoft.com/office/drawing/2015/9/8/chartex" xmlns:cx2="http://schemas.microsoft.com/office/drawing/2015/10/21/chartex" xmlns:cx3="http://schemas.microsoft.com/office/drawing/2016/5/9/chartex" xmlns:cx4="http://schemas.microsoft.com/office/drawing/2016/5/10/chartex" xmlns:cx5="http://schemas.microsoft.com/office/drawing/2016/5/11/chartex" xmlns:cx6="http://schemas.microsoft.com/office/drawing/2016/5/12/chartex" xmlns:cx7="http://schemas.microsoft.com/office/drawing/2016/5/13/chartex" xmlns:cx8="http://schemas.microsoft.com/office/drawing/2016/5/14/chartex" xmlns:mc="http://schemas.openxmlformats.org/markup-compatibility/2006" xmlns:aink="http://schemas.microsoft.com/office/drawing/2016/ink" xmlns:am3d="http://schemas.microsoft.com/office/drawing/2017/model3d" xmlns:o="urn:schemas-microsoft-com:office:office" xmlns:oel="http://schemas.microsoft.com/office/2019/extlst" xmlns:r="http://schemas.openxmlformats.org/officeDocument/2006/relationships" xmlns:m="http://schemas.openxmlformats.org/officeDocument/2006/math" xmlns:v="urn:schemas-microsoft-com:vml" xmlns:wp14="http://schemas.microsoft.com/office/word/2010/wordprocessingDrawing" xmlns:wp="http://schemas.openxmlformats.org/drawingml/2006/wordprocessingDrawing" xmlns:w10="urn:schemas-microsoft-com:office:word" xmlns:w="http://schemas.openxmlformats.org/wordprocessingml/2006/main" xmlns:w14="http://schemas.microsoft.com/office/word/2010/wordml" xmlns:w15="http://schemas.microsoft.com/office/word/2012/wordml" xmlns:w16cex="http://schemas.microsoft.com/office/word/2018/wordml/cex" xmlns:w16cid="http://schemas.microsoft.com/office/word/2016/wordml/cid" xmlns:w16="http://schemas.microsoft.com/office/word/2018/wordml" xmlns:w16du="http://schemas.microsoft.com/office/word/2023/wordml/word16du" xmlns:w16sdtdh="http://schemas.microsoft.com/office/word/2020/wordml/sdtdatahash" xmlns:w16se="http://schemas.microsoft.com/office/word/2015/wordml/symex" xmlns:wpg="http://schemas.microsoft.com/office/word/2010/wordprocessingGroup" xmlns:wpi="http://schemas.microsoft.com/office/word/2010/wordprocessingInk" xmlns:wne="http://schemas.microsoft.com/office/word/2006/wordml" xmlns:wps="http://schemas.microsoft.com/office/word/2010/wordprocessingShape" mc:Ignorable="w14 w15 w16se w16cid w16 w16cex w16sdtdh w16du wp14">
+<w:endnotes xmlns:wpc="http://schemas.microsoft.com/office/word/2010/wordprocessingCanvas" xmlns:cx="http://schemas.microsoft.com/office/drawing/2014/chartex" xmlns:cx1="http://schemas.microsoft.com/office/drawing/2015/9/8/chartex" xmlns:cx2="http://schemas.microsoft.com/office/drawing/2015/10/21/chartex" xmlns:cx3="http://schemas.microsoft.com/office/drawing/2016/5/9/chartex" xmlns:cx4="http://schemas.microsoft.com/office/drawing/2016/5/10/chartex" xmlns:cx5="http://schemas.microsoft.com/office/drawing/2016/5/11/chartex" xmlns:cx6="http://schemas.microsoft.com/office/drawing/2016/5/12/chartex" xmlns:cx7="http://schemas.microsoft.com/office/drawing/2016/5/13/chartex" xmlns:cx8="http://schemas.microsoft.com/office/drawing/2016/5/14/chartex" xmlns:mc="http://schemas.openxmlformats.org/markup-compatibility/2006" xmlns:aink="http://schemas.microsoft.com/office/drawing/2016/ink" xmlns:am3d="http://schemas.microsoft.com/office/drawing/2017/model3d" xmlns:o="urn:schemas-microsoft-com:office:office" xmlns:oel="http://schemas.microsoft.com/office/2019/extlst" xmlns:r="http://schemas.openxmlformats.org/officeDocument/2006/relationships" xmlns:m="http://schemas.openxmlformats.org/officeDocument/2006/math" xmlns:v="urn:schemas-microsoft-com:vml" xmlns:wp14="http://schemas.microsoft.com/office/word/2010/wordprocessingDrawing" xmlns:wp="http://schemas.openxmlformats.org/drawingml/2006/wordprocessingDrawing" xmlns:w10="urn:schemas-microsoft-com:office:word" xmlns:w="http://schemas.openxmlformats.org/wordprocessingml/2006/main" xmlns:w14="http://schemas.microsoft.com/office/word/2010/wordml" xmlns:w15="http://schemas.microsoft.com/office/word/2012/wordml" xmlns:w16cex="http://schemas.microsoft.com/office/word/2018/wordml/cex" xmlns:w16cid="http://schemas.microsoft.com/office/word/2016/wordml/cid" xmlns:w16="http://schemas.microsoft.com/office/word/2018/wordml" xmlns:w16du="http://schemas.microsoft.com/office/word/2023/wordml/word16du" xmlns:w16sdtdh="http://schemas.microsoft.com/office/word/2020/wordml/sdtdatahash" xmlns:w16sdtfl="http://schemas.microsoft.com/office/word/2024/wordml/sdtformatlock" xmlns:w16se="http://schemas.microsoft.com/office/word/2015/wordml/symex" xmlns:wpg="http://schemas.microsoft.com/office/word/2010/wordprocessingGroup" xmlns:wpi="http://schemas.microsoft.com/office/word/2010/wordprocessingInk" xmlns:wne="http://schemas.microsoft.com/office/word/2006/wordml" xmlns:wps="http://schemas.microsoft.com/office/word/2010/wordprocessingShape" mc:Ignorable="w14 w15 w16se w16cid w16 w16cex w16sdtdh w16sdtfl w16du wp14">
   <w:endnote w:type="separator" w:id="-1">
     <w:p>
       <w:r>
@@ -5404,8 +5674,50 @@
 </w:endnotes>
 </file>
 
+<file path=word/footer1.xml><?xml version="1.0" encoding="utf-8"?>
+<w:ftr xmlns:wpc="http://schemas.microsoft.com/office/word/2010/wordprocessingCanvas" xmlns:cx="http://schemas.microsoft.com/office/drawing/2014/chartex" xmlns:cx1="http://schemas.microsoft.com/office/drawing/2015/9/8/chartex" xmlns:cx2="http://schemas.microsoft.com/office/drawing/2015/10/21/chartex" xmlns:cx3="http://schemas.microsoft.com/office/drawing/2016/5/9/chartex" xmlns:cx4="http://schemas.microsoft.com/office/drawing/2016/5/10/chartex" xmlns:cx5="http://schemas.microsoft.com/office/drawing/2016/5/11/chartex" xmlns:cx6="http://schemas.microsoft.com/office/drawing/2016/5/12/chartex" xmlns:cx7="http://schemas.microsoft.com/office/drawing/2016/5/13/chartex" xmlns:cx8="http://schemas.microsoft.com/office/drawing/2016/5/14/chartex" xmlns:mc="http://schemas.openxmlformats.org/markup-compatibility/2006" xmlns:aink="http://schemas.microsoft.com/office/drawing/2016/ink" xmlns:am3d="http://schemas.microsoft.com/office/drawing/2017/model3d" xmlns:o="urn:schemas-microsoft-com:office:office" xmlns:oel="http://schemas.microsoft.com/office/2019/extlst" xmlns:r="http://schemas.openxmlformats.org/officeDocument/2006/relationships" xmlns:m="http://schemas.openxmlformats.org/officeDocument/2006/math" xmlns:v="urn:schemas-microsoft-com:vml" xmlns:wp14="http://schemas.microsoft.com/office/word/2010/wordprocessingDrawing" xmlns:wp="http://schemas.openxmlformats.org/drawingml/2006/wordprocessingDrawing" xmlns:w10="urn:schemas-microsoft-com:office:word" xmlns:w="http://schemas.openxmlformats.org/wordprocessingml/2006/main" xmlns:w14="http://schemas.microsoft.com/office/word/2010/wordml" xmlns:w15="http://schemas.microsoft.com/office/word/2012/wordml" xmlns:w16cex="http://schemas.microsoft.com/office/word/2018/wordml/cex" xmlns:w16cid="http://schemas.microsoft.com/office/word/2016/wordml/cid" xmlns:w16="http://schemas.microsoft.com/office/word/2018/wordml" xmlns:w16du="http://schemas.microsoft.com/office/word/2023/wordml/word16du" xmlns:w16sdtdh="http://schemas.microsoft.com/office/word/2020/wordml/sdtdatahash" xmlns:w16sdtfl="http://schemas.microsoft.com/office/word/2024/wordml/sdtformatlock" xmlns:w16se="http://schemas.microsoft.com/office/word/2015/wordml/symex" xmlns:wpg="http://schemas.microsoft.com/office/word/2010/wordprocessingGroup" xmlns:wpi="http://schemas.microsoft.com/office/word/2010/wordprocessingInk" xmlns:wne="http://schemas.microsoft.com/office/word/2006/wordml" xmlns:wps="http://schemas.microsoft.com/office/word/2010/wordprocessingShape" mc:Ignorable="w14 w15 w16se w16cid w16 w16cex w16sdtdh w16sdtfl w16du wp14">
+  <w:sdt>
+    <w:sdtPr>
+      <w:id w:val="-549687743"/>
+      <w:docPartObj>
+        <w:docPartGallery w:val="Page Numbers (Bottom of Page)"/>
+        <w:docPartUnique/>
+      </w:docPartObj>
+    </w:sdtPr>
+    <w:sdtContent>
+      <w:p>
+        <w:pPr>
+          <w:pStyle w:val="a5"/>
+          <w:jc w:val="center"/>
+        </w:pPr>
+        <w:r>
+          <w:fldChar w:fldCharType="begin"/>
+        </w:r>
+        <w:r>
+          <w:instrText>PAGE   \* MERGEFORMAT</w:instrText>
+        </w:r>
+        <w:r>
+          <w:fldChar w:fldCharType="separate"/>
+        </w:r>
+        <w:r>
+          <w:t>2</w:t>
+        </w:r>
+        <w:r>
+          <w:fldChar w:fldCharType="end"/>
+        </w:r>
+      </w:p>
+    </w:sdtContent>
+  </w:sdt>
+  <w:p>
+    <w:pPr>
+      <w:pStyle w:val="a5"/>
+    </w:pPr>
+  </w:p>
+</w:ftr>
+</file>
+
 <file path=word/footnotes.xml><?xml version="1.0" encoding="utf-8"?>
-<w:footnotes xmlns:wpc="http://schemas.microsoft.com/office/word/2010/wordprocessingCanvas" xmlns:cx="http://schemas.microsoft.com/office/drawing/2014/chartex" xmlns:cx1="http://schemas.microsoft.com/office/drawing/2015/9/8/chartex" xmlns:cx2="http://schemas.microsoft.com/office/drawing/2015/10/21/chartex" xmlns:cx3="http://schemas.microsoft.com/office/drawing/2016/5/9/chartex" xmlns:cx4="http://schemas.microsoft.com/office/drawing/2016/5/10/chartex" xmlns:cx5="http://schemas.microsoft.com/office/drawing/2016/5/11/chartex" xmlns:cx6="http://schemas.microsoft.com/office/drawing/2016/5/12/chartex" xmlns:cx7="http://schemas.microsoft.com/office/drawing/2016/5/13/chartex" xmlns:cx8="http://schemas.microsoft.com/office/drawing/2016/5/14/chartex" xmlns:mc="http://schemas.openxmlformats.org/markup-compatibility/2006" xmlns:aink="http://schemas.microsoft.com/office/drawing/2016/ink" xmlns:am3d="http://schemas.microsoft.com/office/drawing/2017/model3d" xmlns:o="urn:schemas-microsoft-com:office:office" xmlns:oel="http://schemas.microsoft.com/office/2019/extlst" xmlns:r="http://schemas.openxmlformats.org/officeDocument/2006/relationships" xmlns:m="http://schemas.openxmlformats.org/officeDocument/2006/math" xmlns:v="urn:schemas-microsoft-com:vml" xmlns:wp14="http://schemas.microsoft.com/office/word/2010/wordprocessingDrawing" xmlns:wp="http://schemas.openxmlformats.org/drawingml/2006/wordprocessingDrawing" xmlns:w10="urn:schemas-microsoft-com:office:word" xmlns:w="http://schemas.openxmlformats.org/wordprocessingml/2006/main" xmlns:w14="http://schemas.microsoft.com/office/word/2010/wordml" xmlns:w15="http://schemas.microsoft.com/office/word/2012/wordml" xmlns:w16cex="http://schemas.microsoft.com/office/word/2018/wordml/cex" xmlns:w16cid="http://schemas.microsoft.com/office/word/2016/wordml/cid" xmlns:w16="http://schemas.microsoft.com/office/word/2018/wordml" xmlns:w16du="http://schemas.microsoft.com/office/word/2023/wordml/word16du" xmlns:w16sdtdh="http://schemas.microsoft.com/office/word/2020/wordml/sdtdatahash" xmlns:w16se="http://schemas.microsoft.com/office/word/2015/wordml/symex" xmlns:wpg="http://schemas.microsoft.com/office/word/2010/wordprocessingGroup" xmlns:wpi="http://schemas.microsoft.com/office/word/2010/wordprocessingInk" xmlns:wne="http://schemas.microsoft.com/office/word/2006/wordml" xmlns:wps="http://schemas.microsoft.com/office/word/2010/wordprocessingShape" mc:Ignorable="w14 w15 w16se w16cid w16 w16cex w16sdtdh w16du wp14">
+<w:footnotes xmlns:wpc="http://schemas.microsoft.com/office/word/2010/wordprocessingCanvas" xmlns:cx="http://schemas.microsoft.com/office/drawing/2014/chartex" xmlns:cx1="http://schemas.microsoft.com/office/drawing/2015/9/8/chartex" xmlns:cx2="http://schemas.microsoft.com/office/drawing/2015/10/21/chartex" xmlns:cx3="http://schemas.microsoft.com/office/drawing/2016/5/9/chartex" xmlns:cx4="http://schemas.microsoft.com/office/drawing/2016/5/10/chartex" xmlns:cx5="http://schemas.microsoft.com/office/drawing/2016/5/11/chartex" xmlns:cx6="http://schemas.microsoft.com/office/drawing/2016/5/12/chartex" xmlns:cx7="http://schemas.microsoft.com/office/drawing/2016/5/13/chartex" xmlns:cx8="http://schemas.microsoft.com/office/drawing/2016/5/14/chartex" xmlns:mc="http://schemas.openxmlformats.org/markup-compatibility/2006" xmlns:aink="http://schemas.microsoft.com/office/drawing/2016/ink" xmlns:am3d="http://schemas.microsoft.com/office/drawing/2017/model3d" xmlns:o="urn:schemas-microsoft-com:office:office" xmlns:oel="http://schemas.microsoft.com/office/2019/extlst" xmlns:r="http://schemas.openxmlformats.org/officeDocument/2006/relationships" xmlns:m="http://schemas.openxmlformats.org/officeDocument/2006/math" xmlns:v="urn:schemas-microsoft-com:vml" xmlns:wp14="http://schemas.microsoft.com/office/word/2010/wordprocessingDrawing" xmlns:wp="http://schemas.openxmlformats.org/drawingml/2006/wordprocessingDrawing" xmlns:w10="urn:schemas-microsoft-com:office:word" xmlns:w="http://schemas.openxmlformats.org/wordprocessingml/2006/main" xmlns:w14="http://schemas.microsoft.com/office/word/2010/wordml" xmlns:w15="http://schemas.microsoft.com/office/word/2012/wordml" xmlns:w16cex="http://schemas.microsoft.com/office/word/2018/wordml/cex" xmlns:w16cid="http://schemas.microsoft.com/office/word/2016/wordml/cid" xmlns:w16="http://schemas.microsoft.com/office/word/2018/wordml" xmlns:w16du="http://schemas.microsoft.com/office/word/2023/wordml/word16du" xmlns:w16sdtdh="http://schemas.microsoft.com/office/word/2020/wordml/sdtdatahash" xmlns:w16sdtfl="http://schemas.microsoft.com/office/word/2024/wordml/sdtformatlock" xmlns:w16se="http://schemas.microsoft.com/office/word/2015/wordml/symex" xmlns:wpg="http://schemas.microsoft.com/office/word/2010/wordprocessingGroup" xmlns:wpi="http://schemas.microsoft.com/office/word/2010/wordprocessingInk" xmlns:wne="http://schemas.microsoft.com/office/word/2006/wordml" xmlns:wps="http://schemas.microsoft.com/office/word/2010/wordprocessingShape" mc:Ignorable="w14 w15 w16se w16cid w16 w16cex w16sdtdh w16sdtfl w16du wp14">
   <w:footnote w:type="separator" w:id="-1">
     <w:p>
       <w:r>
@@ -5424,7 +5736,7 @@
 </file>
 
 <file path=word/header1.xml><?xml version="1.0" encoding="utf-8"?>
-<w:hdr xmlns:wpc="http://schemas.microsoft.com/office/word/2010/wordprocessingCanvas" xmlns:cx="http://schemas.microsoft.com/office/drawing/2014/chartex" xmlns:cx1="http://schemas.microsoft.com/office/drawing/2015/9/8/chartex" xmlns:cx2="http://schemas.microsoft.com/office/drawing/2015/10/21/chartex" xmlns:cx3="http://schemas.microsoft.com/office/drawing/2016/5/9/chartex" xmlns:cx4="http://schemas.microsoft.com/office/drawing/2016/5/10/chartex" xmlns:cx5="http://schemas.microsoft.com/office/drawing/2016/5/11/chartex" xmlns:cx6="http://schemas.microsoft.com/office/drawing/2016/5/12/chartex" xmlns:cx7="http://schemas.microsoft.com/office/drawing/2016/5/13/chartex" xmlns:cx8="http://schemas.microsoft.com/office/drawing/2016/5/14/chartex" xmlns:mc="http://schemas.openxmlformats.org/markup-compatibility/2006" xmlns:aink="http://schemas.microsoft.com/office/drawing/2016/ink" xmlns:am3d="http://schemas.microsoft.com/office/drawing/2017/model3d" xmlns:o="urn:schemas-microsoft-com:office:office" xmlns:oel="http://schemas.microsoft.com/office/2019/extlst" xmlns:r="http://schemas.openxmlformats.org/officeDocument/2006/relationships" xmlns:m="http://schemas.openxmlformats.org/officeDocument/2006/math" xmlns:v="urn:schemas-microsoft-com:vml" xmlns:wp14="http://schemas.microsoft.com/office/word/2010/wordprocessingDrawing" xmlns:wp="http://schemas.openxmlformats.org/drawingml/2006/wordprocessingDrawing" xmlns:w10="urn:schemas-microsoft-com:office:word" xmlns:w="http://schemas.openxmlformats.org/wordprocessingml/2006/main" xmlns:w14="http://schemas.microsoft.com/office/word/2010/wordml" xmlns:w15="http://schemas.microsoft.com/office/word/2012/wordml" xmlns:w16cex="http://schemas.microsoft.com/office/word/2018/wordml/cex" xmlns:w16cid="http://schemas.microsoft.com/office/word/2016/wordml/cid" xmlns:w16="http://schemas.microsoft.com/office/word/2018/wordml" xmlns:w16du="http://schemas.microsoft.com/office/word/2023/wordml/word16du" xmlns:w16sdtdh="http://schemas.microsoft.com/office/word/2020/wordml/sdtdatahash" xmlns:w16se="http://schemas.microsoft.com/office/word/2015/wordml/symex" xmlns:wpg="http://schemas.microsoft.com/office/word/2010/wordprocessingGroup" xmlns:wpi="http://schemas.microsoft.com/office/word/2010/wordprocessingInk" xmlns:wne="http://schemas.microsoft.com/office/word/2006/wordml" xmlns:wps="http://schemas.microsoft.com/office/word/2010/wordprocessingShape" mc:Ignorable="w14 w15 w16se w16cid w16 w16cex w16sdtdh w16du wp14">
+<w:hdr xmlns:wpc="http://schemas.microsoft.com/office/word/2010/wordprocessingCanvas" xmlns:cx="http://schemas.microsoft.com/office/drawing/2014/chartex" xmlns:cx1="http://schemas.microsoft.com/office/drawing/2015/9/8/chartex" xmlns:cx2="http://schemas.microsoft.com/office/drawing/2015/10/21/chartex" xmlns:cx3="http://schemas.microsoft.com/office/drawing/2016/5/9/chartex" xmlns:cx4="http://schemas.microsoft.com/office/drawing/2016/5/10/chartex" xmlns:cx5="http://schemas.microsoft.com/office/drawing/2016/5/11/chartex" xmlns:cx6="http://schemas.microsoft.com/office/drawing/2016/5/12/chartex" xmlns:cx7="http://schemas.microsoft.com/office/drawing/2016/5/13/chartex" xmlns:cx8="http://schemas.microsoft.com/office/drawing/2016/5/14/chartex" xmlns:mc="http://schemas.openxmlformats.org/markup-compatibility/2006" xmlns:aink="http://schemas.microsoft.com/office/drawing/2016/ink" xmlns:am3d="http://schemas.microsoft.com/office/drawing/2017/model3d" xmlns:o="urn:schemas-microsoft-com:office:office" xmlns:oel="http://schemas.microsoft.com/office/2019/extlst" xmlns:r="http://schemas.openxmlformats.org/officeDocument/2006/relationships" xmlns:m="http://schemas.openxmlformats.org/officeDocument/2006/math" xmlns:v="urn:schemas-microsoft-com:vml" xmlns:wp14="http://schemas.microsoft.com/office/word/2010/wordprocessingDrawing" xmlns:wp="http://schemas.openxmlformats.org/drawingml/2006/wordprocessingDrawing" xmlns:w10="urn:schemas-microsoft-com:office:word" xmlns:w="http://schemas.openxmlformats.org/wordprocessingml/2006/main" xmlns:w14="http://schemas.microsoft.com/office/word/2010/wordml" xmlns:w15="http://schemas.microsoft.com/office/word/2012/wordml" xmlns:w16cex="http://schemas.microsoft.com/office/word/2018/wordml/cex" xmlns:w16cid="http://schemas.microsoft.com/office/word/2016/wordml/cid" xmlns:w16="http://schemas.microsoft.com/office/word/2018/wordml" xmlns:w16du="http://schemas.microsoft.com/office/word/2023/wordml/word16du" xmlns:w16sdtdh="http://schemas.microsoft.com/office/word/2020/wordml/sdtdatahash" xmlns:w16sdtfl="http://schemas.microsoft.com/office/word/2024/wordml/sdtformatlock" xmlns:w16se="http://schemas.microsoft.com/office/word/2015/wordml/symex" xmlns:wpg="http://schemas.microsoft.com/office/word/2010/wordprocessingGroup" xmlns:wpi="http://schemas.microsoft.com/office/word/2010/wordprocessingInk" xmlns:wne="http://schemas.microsoft.com/office/word/2006/wordml" xmlns:wps="http://schemas.microsoft.com/office/word/2010/wordprocessingShape" mc:Ignorable="w14 w15 w16se w16cid w16 w16cex w16sdtdh w16sdtfl w16du wp14">
   <w:p>
     <w:pPr>
       <w:pStyle w:val="a4"/>
@@ -5435,7 +5747,7 @@
 </file>
 
 <file path=word/numbering.xml><?xml version="1.0" encoding="utf-8"?>
-<w:numbering xmlns:wpc="http://schemas.microsoft.com/office/word/2010/wordprocessingCanvas" xmlns:cx="http://schemas.microsoft.com/office/drawing/2014/chartex" xmlns:cx1="http://schemas.microsoft.com/office/drawing/2015/9/8/chartex" xmlns:cx2="http://schemas.microsoft.com/office/drawing/2015/10/21/chartex" xmlns:cx3="http://schemas.microsoft.com/office/drawing/2016/5/9/chartex" xmlns:cx4="http://schemas.microsoft.com/office/drawing/2016/5/10/chartex" xmlns:cx5="http://schemas.microsoft.com/office/drawing/2016/5/11/chartex" xmlns:cx6="http://schemas.microsoft.com/office/drawing/2016/5/12/chartex" xmlns:cx7="http://schemas.microsoft.com/office/drawing/2016/5/13/chartex" xmlns:cx8="http://schemas.microsoft.com/office/drawing/2016/5/14/chartex" xmlns:mc="http://schemas.openxmlformats.org/markup-compatibility/2006" xmlns:aink="http://schemas.microsoft.com/office/drawing/2016/ink" xmlns:am3d="http://schemas.microsoft.com/office/drawing/2017/model3d" xmlns:o="urn:schemas-microsoft-com:office:office" xmlns:oel="http://schemas.microsoft.com/office/2019/extlst" xmlns:r="http://schemas.openxmlformats.org/officeDocument/2006/relationships" xmlns:m="http://schemas.openxmlformats.org/officeDocument/2006/math" xmlns:v="urn:schemas-microsoft-com:vml" xmlns:wp14="http://schemas.microsoft.com/office/word/2010/wordprocessingDrawing" xmlns:wp="http://schemas.openxmlformats.org/drawingml/2006/wordprocessingDrawing" xmlns:w10="urn:schemas-microsoft-com:office:word" xmlns:w="http://schemas.openxmlformats.org/wordprocessingml/2006/main" xmlns:w14="http://schemas.microsoft.com/office/word/2010/wordml" xmlns:w15="http://schemas.microsoft.com/office/word/2012/wordml" xmlns:w16cex="http://schemas.microsoft.com/office/word/2018/wordml/cex" xmlns:w16cid="http://schemas.microsoft.com/office/word/2016/wordml/cid" xmlns:w16="http://schemas.microsoft.com/office/word/2018/wordml" xmlns:w16du="http://schemas.microsoft.com/office/word/2023/wordml/word16du" xmlns:w16sdtdh="http://schemas.microsoft.com/office/word/2020/wordml/sdtdatahash" xmlns:w16se="http://schemas.microsoft.com/office/word/2015/wordml/symex" xmlns:wpg="http://schemas.microsoft.com/office/word/2010/wordprocessingGroup" xmlns:wpi="http://schemas.microsoft.com/office/word/2010/wordprocessingInk" xmlns:wne="http://schemas.microsoft.com/office/word/2006/wordml" xmlns:wps="http://schemas.microsoft.com/office/word/2010/wordprocessingShape" mc:Ignorable="w14 w15 w16se w16cid w16 w16cex w16sdtdh w16du wp14">
+<w:numbering xmlns:wpc="http://schemas.microsoft.com/office/word/2010/wordprocessingCanvas" xmlns:cx="http://schemas.microsoft.com/office/drawing/2014/chartex" xmlns:cx1="http://schemas.microsoft.com/office/drawing/2015/9/8/chartex" xmlns:cx2="http://schemas.microsoft.com/office/drawing/2015/10/21/chartex" xmlns:cx3="http://schemas.microsoft.com/office/drawing/2016/5/9/chartex" xmlns:cx4="http://schemas.microsoft.com/office/drawing/2016/5/10/chartex" xmlns:cx5="http://schemas.microsoft.com/office/drawing/2016/5/11/chartex" xmlns:cx6="http://schemas.microsoft.com/office/drawing/2016/5/12/chartex" xmlns:cx7="http://schemas.microsoft.com/office/drawing/2016/5/13/chartex" xmlns:cx8="http://schemas.microsoft.com/office/drawing/2016/5/14/chartex" xmlns:mc="http://schemas.openxmlformats.org/markup-compatibility/2006" xmlns:aink="http://schemas.microsoft.com/office/drawing/2016/ink" xmlns:am3d="http://schemas.microsoft.com/office/drawing/2017/model3d" xmlns:o="urn:schemas-microsoft-com:office:office" xmlns:oel="http://schemas.microsoft.com/office/2019/extlst" xmlns:r="http://schemas.openxmlformats.org/officeDocument/2006/relationships" xmlns:m="http://schemas.openxmlformats.org/officeDocument/2006/math" xmlns:v="urn:schemas-microsoft-com:vml" xmlns:wp14="http://schemas.microsoft.com/office/word/2010/wordprocessingDrawing" xmlns:wp="http://schemas.openxmlformats.org/drawingml/2006/wordprocessingDrawing" xmlns:w10="urn:schemas-microsoft-com:office:word" xmlns:w="http://schemas.openxmlformats.org/wordprocessingml/2006/main" xmlns:w14="http://schemas.microsoft.com/office/word/2010/wordml" xmlns:w15="http://schemas.microsoft.com/office/word/2012/wordml" xmlns:w16cex="http://schemas.microsoft.com/office/word/2018/wordml/cex" xmlns:w16cid="http://schemas.microsoft.com/office/word/2016/wordml/cid" xmlns:w16="http://schemas.microsoft.com/office/word/2018/wordml" xmlns:w16du="http://schemas.microsoft.com/office/word/2023/wordml/word16du" xmlns:w16sdtdh="http://schemas.microsoft.com/office/word/2020/wordml/sdtdatahash" xmlns:w16sdtfl="http://schemas.microsoft.com/office/word/2024/wordml/sdtformatlock" xmlns:w16se="http://schemas.microsoft.com/office/word/2015/wordml/symex" xmlns:wpg="http://schemas.microsoft.com/office/word/2010/wordprocessingGroup" xmlns:wpi="http://schemas.microsoft.com/office/word/2010/wordprocessingInk" xmlns:wne="http://schemas.microsoft.com/office/word/2006/wordml" xmlns:wps="http://schemas.microsoft.com/office/word/2010/wordprocessingShape" mc:Ignorable="w14 w15 w16se w16cid w16 w16cex w16sdtdh w16sdtfl w16du wp14">
   <w:abstractNum w:abstractNumId="0" w15:restartNumberingAfterBreak="0">
     <w:nsid w:val="02CD141A"/>
     <w:multiLevelType w:val="multilevel"/>
@@ -5880,7 +6192,7 @@
 </file>
 
 <file path=word/styles.xml><?xml version="1.0" encoding="utf-8"?>
-<w:styles xmlns:mc="http://schemas.openxmlformats.org/markup-compatibility/2006" xmlns:r="http://schemas.openxmlformats.org/officeDocument/2006/relationships" xmlns:w="http://schemas.openxmlformats.org/wordprocessingml/2006/main" xmlns:w14="http://schemas.microsoft.com/office/word/2010/wordml" xmlns:w15="http://schemas.microsoft.com/office/word/2012/wordml" xmlns:w16cex="http://schemas.microsoft.com/office/word/2018/wordml/cex" xmlns:w16cid="http://schemas.microsoft.com/office/word/2016/wordml/cid" xmlns:w16="http://schemas.microsoft.com/office/word/2018/wordml" xmlns:w16du="http://schemas.microsoft.com/office/word/2023/wordml/word16du" xmlns:w16sdtdh="http://schemas.microsoft.com/office/word/2020/wordml/sdtdatahash" xmlns:w16se="http://schemas.microsoft.com/office/word/2015/wordml/symex" mc:Ignorable="w14 w15 w16se w16cid w16 w16cex w16sdtdh w16du">
+<w:styles xmlns:mc="http://schemas.openxmlformats.org/markup-compatibility/2006" xmlns:r="http://schemas.openxmlformats.org/officeDocument/2006/relationships" xmlns:w="http://schemas.openxmlformats.org/wordprocessingml/2006/main" xmlns:w14="http://schemas.microsoft.com/office/word/2010/wordml" xmlns:w15="http://schemas.microsoft.com/office/word/2012/wordml" xmlns:w16cex="http://schemas.microsoft.com/office/word/2018/wordml/cex" xmlns:w16cid="http://schemas.microsoft.com/office/word/2016/wordml/cid" xmlns:w16="http://schemas.microsoft.com/office/word/2018/wordml" xmlns:w16du="http://schemas.microsoft.com/office/word/2023/wordml/word16du" xmlns:w16sdtdh="http://schemas.microsoft.com/office/word/2020/wordml/sdtdatahash" xmlns:w16sdtfl="http://schemas.microsoft.com/office/word/2024/wordml/sdtformatlock" xmlns:w16se="http://schemas.microsoft.com/office/word/2015/wordml/symex" mc:Ignorable="w14 w15 w16se w16cid w16 w16cex w16sdtdh w16sdtfl w16du">
   <w:docDefaults>
     <w:rPrDefault>
       <w:rPr>
@@ -5923,7 +6235,7 @@
     <w:lsdException w:name="footnote text" w:semiHidden="1" w:unhideWhenUsed="1"/>
     <w:lsdException w:name="annotation text" w:semiHidden="1" w:unhideWhenUsed="1"/>
     <w:lsdException w:name="header" w:semiHidden="1" w:unhideWhenUsed="1"/>
-    <w:lsdException w:name="footer" w:semiHidden="1" w:unhideWhenUsed="1"/>
+    <w:lsdException w:name="footer" w:semiHidden="1" w:uiPriority="99" w:unhideWhenUsed="1"/>
     <w:lsdException w:name="index heading" w:semiHidden="1" w:unhideWhenUsed="1"/>
     <w:lsdException w:name="caption" w:semiHidden="1" w:unhideWhenUsed="1" w:qFormat="1"/>
     <w:lsdException w:name="table of figures" w:semiHidden="1" w:unhideWhenUsed="1"/>
@@ -6267,6 +6579,7 @@
   <w:style w:type="character" w:default="1" w:styleId="a0">
     <w:name w:val="Default Paragraph Font"/>
     <w:uiPriority w:val="1"/>
+    <w:semiHidden/>
     <w:unhideWhenUsed/>
   </w:style>
   <w:style w:type="table" w:default="1" w:styleId="a1">
@@ -6327,6 +6640,8 @@
   <w:style w:type="paragraph" w:styleId="a5">
     <w:name w:val="footer"/>
     <w:basedOn w:val="a"/>
+    <w:link w:val="a6"/>
+    <w:uiPriority w:val="99"/>
     <w:rsid w:val="00574EB5"/>
     <w:pPr>
       <w:tabs>
@@ -6335,10 +6650,10 @@
       </w:tabs>
     </w:pPr>
   </w:style>
-  <w:style w:type="paragraph" w:styleId="a6">
+  <w:style w:type="paragraph" w:styleId="a7">
     <w:name w:val="Document Map"/>
     <w:basedOn w:val="a"/>
-    <w:link w:val="a7"/>
+    <w:link w:val="a8"/>
     <w:rsid w:val="00984206"/>
     <w:rPr>
       <w:rFonts w:ascii="Tahoma" w:hAnsi="Tahoma"/>
@@ -6346,9 +6661,9 @@
       <w:szCs w:val="16"/>
     </w:rPr>
   </w:style>
-  <w:style w:type="character" w:customStyle="1" w:styleId="a7">
+  <w:style w:type="character" w:customStyle="1" w:styleId="a8">
     <w:name w:val="Схема документа Знак"/>
-    <w:link w:val="a6"/>
+    <w:link w:val="a7"/>
     <w:rsid w:val="00984206"/>
     <w:rPr>
       <w:rFonts w:ascii="Tahoma" w:hAnsi="Tahoma" w:cs="Tahoma"/>
@@ -6356,7 +6671,7 @@
       <w:szCs w:val="16"/>
     </w:rPr>
   </w:style>
-  <w:style w:type="table" w:styleId="a8">
+  <w:style w:type="table" w:styleId="a9">
     <w:name w:val="Table Grid"/>
     <w:basedOn w:val="a1"/>
     <w:rsid w:val="00E60AD0"/>
@@ -6371,9 +6686,20 @@
       </w:tblBorders>
     </w:tblPr>
   </w:style>
-  <w:style w:type="paragraph" w:styleId="a9">
+  <w:style w:type="paragraph" w:styleId="aa">
     <w:name w:val="Balloon Text"/>
     <w:basedOn w:val="a"/>
+    <w:link w:val="ab"/>
+    <w:rsid w:val="0057778B"/>
+    <w:rPr>
+      <w:rFonts w:ascii="Tahoma" w:hAnsi="Tahoma" w:cs="Tahoma"/>
+      <w:sz w:val="16"/>
+      <w:szCs w:val="16"/>
+    </w:rPr>
+  </w:style>
+  <w:style w:type="character" w:customStyle="1" w:styleId="ab">
+    <w:name w:val="Текст выноски Знак"/>
+    <w:basedOn w:val="a0"/>
     <w:link w:val="aa"/>
     <w:rsid w:val="0057778B"/>
     <w:rPr>
@@ -6382,18 +6708,7 @@
       <w:szCs w:val="16"/>
     </w:rPr>
   </w:style>
-  <w:style w:type="character" w:customStyle="1" w:styleId="aa">
-    <w:name w:val="Текст выноски Знак"/>
-    <w:basedOn w:val="a0"/>
-    <w:link w:val="a9"/>
-    <w:rsid w:val="0057778B"/>
-    <w:rPr>
-      <w:rFonts w:ascii="Tahoma" w:hAnsi="Tahoma" w:cs="Tahoma"/>
-      <w:sz w:val="16"/>
-      <w:szCs w:val="16"/>
-    </w:rPr>
-  </w:style>
-  <w:style w:type="character" w:styleId="ab">
+  <w:style w:type="character" w:styleId="ac">
     <w:name w:val="annotation reference"/>
     <w:unhideWhenUsed/>
     <w:rsid w:val="000159C3"/>
@@ -6402,23 +6717,33 @@
       <w:szCs w:val="16"/>
     </w:rPr>
   </w:style>
-  <w:style w:type="paragraph" w:styleId="ac">
+  <w:style w:type="paragraph" w:styleId="ad">
     <w:name w:val="annotation text"/>
     <w:basedOn w:val="a"/>
-    <w:link w:val="ad"/>
+    <w:link w:val="ae"/>
     <w:unhideWhenUsed/>
     <w:rsid w:val="000159C3"/>
   </w:style>
-  <w:style w:type="character" w:customStyle="1" w:styleId="ad">
+  <w:style w:type="character" w:customStyle="1" w:styleId="ae">
     <w:name w:val="Текст примечания Знак"/>
     <w:basedOn w:val="a0"/>
-    <w:link w:val="ac"/>
+    <w:link w:val="ad"/>
     <w:rsid w:val="000159C3"/>
   </w:style>
-  <w:style w:type="paragraph" w:styleId="ae">
+  <w:style w:type="paragraph" w:styleId="af">
     <w:name w:val="annotation subject"/>
-    <w:basedOn w:val="ac"/>
-    <w:next w:val="ac"/>
+    <w:basedOn w:val="ad"/>
+    <w:next w:val="ad"/>
+    <w:link w:val="af0"/>
+    <w:rsid w:val="000159C3"/>
+    <w:rPr>
+      <w:b/>
+      <w:bCs/>
+    </w:rPr>
+  </w:style>
+  <w:style w:type="character" w:customStyle="1" w:styleId="af0">
+    <w:name w:val="Тема примечания Знак"/>
+    <w:basedOn w:val="ae"/>
     <w:link w:val="af"/>
     <w:rsid w:val="000159C3"/>
     <w:rPr>
@@ -6426,17 +6751,7 @@
       <w:bCs/>
     </w:rPr>
   </w:style>
-  <w:style w:type="character" w:customStyle="1" w:styleId="af">
-    <w:name w:val="Тема примечания Знак"/>
-    <w:basedOn w:val="ad"/>
-    <w:link w:val="ae"/>
-    <w:rsid w:val="000159C3"/>
-    <w:rPr>
-      <w:b/>
-      <w:bCs/>
-    </w:rPr>
-  </w:style>
-  <w:style w:type="paragraph" w:styleId="af0">
+  <w:style w:type="paragraph" w:styleId="af1">
     <w:name w:val="List Paragraph"/>
     <w:basedOn w:val="a"/>
     <w:uiPriority w:val="34"/>
@@ -6447,7 +6762,7 @@
       <w:contextualSpacing/>
     </w:pPr>
   </w:style>
-  <w:style w:type="character" w:styleId="af1">
+  <w:style w:type="character" w:styleId="af2">
     <w:name w:val="Placeholder Text"/>
     <w:basedOn w:val="a0"/>
     <w:uiPriority w:val="99"/>
@@ -6456,6 +6771,13 @@
     <w:rPr>
       <w:color w:val="666666"/>
     </w:rPr>
+  </w:style>
+  <w:style w:type="character" w:customStyle="1" w:styleId="a6">
+    <w:name w:val="Нижний колонтитул Знак"/>
+    <w:basedOn w:val="a0"/>
+    <w:link w:val="a5"/>
+    <w:uiPriority w:val="99"/>
+    <w:rsid w:val="008B1C99"/>
   </w:style>
 </w:styles>
 </file>
